--- a/paper/two_backbones/KernelRoute_paper.docx
+++ b/paper/two_backbones/KernelRoute_paper.docx
@@ -28,7 +28,7 @@
         <w:pStyle w:val="BodyText"/>
       </w:pPr>
       <w:r>
-        <w:t xml:space="preserve">Ankit Kumar, Mechatronics Department, University of Agder, Grimstad, Norway</w:t>
+        <w:t xml:space="preserve">Ankit Kumar, University of Malta, Msida, Malta</w:t>
       </w:r>
     </w:p>
     <w:p>

--- a/paper/two_backbones/KernelRoute_paper.docx
+++ b/paper/two_backbones/KernelRoute_paper.docx
@@ -7057,7 +7057,7 @@
       <w:r>
         <w:drawing>
           <wp:inline>
-            <wp:extent cx="5334000" cy="2194759"/>
+            <wp:extent cx="5334000" cy="1815976"/>
             <wp:effectExtent b="0" l="0" r="0" t="0"/>
             <wp:docPr descr="" title="" id="33" name="Picture"/>
             <a:graphic>
@@ -7078,7 +7078,7 @@
                   <pic:spPr bwMode="auto">
                     <a:xfrm>
                       <a:off x="0" y="0"/>
-                      <a:ext cx="5334000" cy="2194759"/>
+                      <a:ext cx="5334000" cy="1815976"/>
                     </a:xfrm>
                     <a:prstGeom prst="rect">
                       <a:avLst/>
@@ -10222,7 +10222,7 @@
       <w:r>
         <w:drawing>
           <wp:inline>
-            <wp:extent cx="5334000" cy="2421076"/>
+            <wp:extent cx="5334000" cy="1871514"/>
             <wp:effectExtent b="0" l="0" r="0" t="0"/>
             <wp:docPr descr="" title="" id="36" name="Picture"/>
             <a:graphic>
@@ -10243,7 +10243,7 @@
                   <pic:spPr bwMode="auto">
                     <a:xfrm>
                       <a:off x="0" y="0"/>
-                      <a:ext cx="5334000" cy="2421076"/>
+                      <a:ext cx="5334000" cy="1871514"/>
                     </a:xfrm>
                     <a:prstGeom prst="rect">
                       <a:avLst/>
@@ -10332,7 +10332,7 @@
       <w:r>
         <w:drawing>
           <wp:inline>
-            <wp:extent cx="5334000" cy="2516659"/>
+            <wp:extent cx="5334000" cy="1859153"/>
             <wp:effectExtent b="0" l="0" r="0" t="0"/>
             <wp:docPr descr="" title="" id="40" name="Picture"/>
             <a:graphic>
@@ -10353,7 +10353,7 @@
                   <pic:spPr bwMode="auto">
                     <a:xfrm>
                       <a:off x="0" y="0"/>
-                      <a:ext cx="5334000" cy="2516659"/>
+                      <a:ext cx="5334000" cy="1859153"/>
                     </a:xfrm>
                     <a:prstGeom prst="rect">
                       <a:avLst/>
@@ -11636,7 +11636,7 @@
       <w:r>
         <w:drawing>
           <wp:inline>
-            <wp:extent cx="5334000" cy="2413389"/>
+            <wp:extent cx="5334000" cy="1938966"/>
             <wp:effectExtent b="0" l="0" r="0" t="0"/>
             <wp:docPr descr="" title="" id="43" name="Picture"/>
             <a:graphic>
@@ -11657,7 +11657,7 @@
                   <pic:spPr bwMode="auto">
                     <a:xfrm>
                       <a:off x="0" y="0"/>
-                      <a:ext cx="5334000" cy="2413389"/>
+                      <a:ext cx="5334000" cy="1938966"/>
                     </a:xfrm>
                     <a:prstGeom prst="rect">
                       <a:avLst/>
@@ -12042,7 +12042,7 @@
       <w:r>
         <w:drawing>
           <wp:inline>
-            <wp:extent cx="5334000" cy="2767565"/>
+            <wp:extent cx="5334000" cy="2168059"/>
             <wp:effectExtent b="0" l="0" r="0" t="0"/>
             <wp:docPr descr="" title="" id="49" name="Picture"/>
             <a:graphic>
@@ -12063,7 +12063,7 @@
                   <pic:spPr bwMode="auto">
                     <a:xfrm>
                       <a:off x="0" y="0"/>
-                      <a:ext cx="5334000" cy="2767565"/>
+                      <a:ext cx="5334000" cy="2168059"/>
                     </a:xfrm>
                     <a:prstGeom prst="rect">
                       <a:avLst/>
@@ -17194,7 +17194,7 @@
       <w:r>
         <w:drawing>
           <wp:inline>
-            <wp:extent cx="5334000" cy="2408506"/>
+            <wp:extent cx="5334000" cy="1937958"/>
             <wp:effectExtent b="0" l="0" r="0" t="0"/>
             <wp:docPr descr="" title="" id="57" name="Picture"/>
             <a:graphic>
@@ -17215,7 +17215,7 @@
                   <pic:spPr bwMode="auto">
                     <a:xfrm>
                       <a:off x="0" y="0"/>
-                      <a:ext cx="5334000" cy="2408506"/>
+                      <a:ext cx="5334000" cy="1937958"/>
                     </a:xfrm>
                     <a:prstGeom prst="rect">
                       <a:avLst/>
@@ -18148,7 +18148,7 @@
       <w:r>
         <w:drawing>
           <wp:inline>
-            <wp:extent cx="5334000" cy="1966744"/>
+            <wp:extent cx="5334000" cy="1946235"/>
             <wp:effectExtent b="0" l="0" r="0" t="0"/>
             <wp:docPr descr="" title="" id="61" name="Picture"/>
             <a:graphic>
@@ -18169,7 +18169,7 @@
                   <pic:spPr bwMode="auto">
                     <a:xfrm>
                       <a:off x="0" y="0"/>
-                      <a:ext cx="5334000" cy="1966744"/>
+                      <a:ext cx="5334000" cy="1946235"/>
                     </a:xfrm>
                     <a:prstGeom prst="rect">
                       <a:avLst/>
@@ -26524,7 +26524,7 @@
       <w:r>
         <w:drawing>
           <wp:inline>
-            <wp:extent cx="5334000" cy="2457330"/>
+            <wp:extent cx="5334000" cy="1943995"/>
             <wp:effectExtent b="0" l="0" r="0" t="0"/>
             <wp:docPr descr="" title="" id="72" name="Picture"/>
             <a:graphic>
@@ -26545,7 +26545,7 @@
                   <pic:spPr bwMode="auto">
                     <a:xfrm>
                       <a:off x="0" y="0"/>
-                      <a:ext cx="5334000" cy="2457330"/>
+                      <a:ext cx="5334000" cy="1943995"/>
                     </a:xfrm>
                     <a:prstGeom prst="rect">
                       <a:avLst/>
@@ -26618,7 +26618,7 @@
       <w:r>
         <w:drawing>
           <wp:inline>
-            <wp:extent cx="5334000" cy="2341562"/>
+            <wp:extent cx="5334000" cy="1938966"/>
             <wp:effectExtent b="0" l="0" r="0" t="0"/>
             <wp:docPr descr="" title="" id="75" name="Picture"/>
             <a:graphic>
@@ -26639,7 +26639,7 @@
                   <pic:spPr bwMode="auto">
                     <a:xfrm>
                       <a:off x="0" y="0"/>
-                      <a:ext cx="5334000" cy="2341562"/>
+                      <a:ext cx="5334000" cy="1938966"/>
                     </a:xfrm>
                     <a:prstGeom prst="rect">
                       <a:avLst/>
@@ -28180,7 +28180,7 @@
       <w:r>
         <w:drawing>
           <wp:inline>
-            <wp:extent cx="5334000" cy="2198446"/>
+            <wp:extent cx="5334000" cy="1846238"/>
             <wp:effectExtent b="0" l="0" r="0" t="0"/>
             <wp:docPr descr="" title="" id="80" name="Picture"/>
             <a:graphic>
@@ -28201,7 +28201,7 @@
                   <pic:spPr bwMode="auto">
                     <a:xfrm>
                       <a:off x="0" y="0"/>
-                      <a:ext cx="5334000" cy="2198446"/>
+                      <a:ext cx="5334000" cy="1846238"/>
                     </a:xfrm>
                     <a:prstGeom prst="rect">
                       <a:avLst/>
@@ -31000,7 +31000,7 @@
       <w:r>
         <w:drawing>
           <wp:inline>
-            <wp:extent cx="5334000" cy="2435804"/>
+            <wp:extent cx="5334000" cy="2087858"/>
             <wp:effectExtent b="0" l="0" r="0" t="0"/>
             <wp:docPr descr="" title="" id="84" name="Picture"/>
             <a:graphic>
@@ -31021,7 +31021,7 @@
                   <pic:spPr bwMode="auto">
                     <a:xfrm>
                       <a:off x="0" y="0"/>
-                      <a:ext cx="5334000" cy="2435804"/>
+                      <a:ext cx="5334000" cy="2087858"/>
                     </a:xfrm>
                     <a:prstGeom prst="rect">
                       <a:avLst/>
@@ -31045,7 +31045,7 @@
         <w:pStyle w:val="ImageCaption"/>
       </w:pPr>
       <w:r>
-        <w:t xml:space="preserve">Figure 11: ResNet-18: accuracy against stored parameters. Dotted arrows join routed</w:t>
+        <w:t xml:space="preserve">Figure 11: ResNet-18: accuracy against stored parameters. Dotted lines join routed</w:t>
       </w:r>
       <w:r>
         <w:t xml:space="preserve"> </w:t>
@@ -32604,7 +32604,7 @@
       <w:r>
         <w:drawing>
           <wp:inline>
-            <wp:extent cx="5334000" cy="2406009"/>
+            <wp:extent cx="5334000" cy="2086416"/>
             <wp:effectExtent b="0" l="0" r="0" t="0"/>
             <wp:docPr descr="" title="" id="87" name="Picture"/>
             <a:graphic>
@@ -32625,7 +32625,7 @@
                   <pic:spPr bwMode="auto">
                     <a:xfrm>
                       <a:off x="0" y="0"/>
-                      <a:ext cx="5334000" cy="2406009"/>
+                      <a:ext cx="5334000" cy="2086416"/>
                     </a:xfrm>
                     <a:prstGeom prst="rect">
                       <a:avLst/>
@@ -32649,7 +32649,7 @@
         <w:pStyle w:val="ImageCaption"/>
       </w:pPr>
       <w:r>
-        <w:t xml:space="preserve">Figure 12: MobileNetV2: accuracy against stored parameters. Arrows join</w:t>
+        <w:t xml:space="preserve">Figure 12: MobileNetV2: accuracy against stored parameters. Dotted lines join</w:t>
       </w:r>
       <w:r>
         <w:t xml:space="preserve"> </w:t>
@@ -33616,7 +33616,7 @@
       <w:r>
         <w:drawing>
           <wp:inline>
-            <wp:extent cx="5334000" cy="2221544"/>
+            <wp:extent cx="5334000" cy="1829299"/>
             <wp:effectExtent b="0" l="0" r="0" t="0"/>
             <wp:docPr descr="" title="" id="91" name="Picture"/>
             <a:graphic>
@@ -33637,7 +33637,7 @@
                   <pic:spPr bwMode="auto">
                     <a:xfrm>
                       <a:off x="0" y="0"/>
-                      <a:ext cx="5334000" cy="2221544"/>
+                      <a:ext cx="5334000" cy="1829299"/>
                     </a:xfrm>
                     <a:prstGeom prst="rect">
                       <a:avLst/>
@@ -36117,7 +36117,7 @@
       <w:r>
         <w:drawing>
           <wp:inline>
-            <wp:extent cx="5334000" cy="2179569"/>
+            <wp:extent cx="5334000" cy="2116666"/>
             <wp:effectExtent b="0" l="0" r="0" t="0"/>
             <wp:docPr descr="" title="" id="95" name="Picture"/>
             <a:graphic>
@@ -36138,7 +36138,7 @@
                   <pic:spPr bwMode="auto">
                     <a:xfrm>
                       <a:off x="0" y="0"/>
-                      <a:ext cx="5334000" cy="2179569"/>
+                      <a:ext cx="5334000" cy="2116666"/>
                     </a:xfrm>
                     <a:prstGeom prst="rect">
                       <a:avLst/>
@@ -39574,7 +39574,7 @@
       <w:r>
         <w:drawing>
           <wp:inline>
-            <wp:extent cx="5334000" cy="2457330"/>
+            <wp:extent cx="5334000" cy="1943995"/>
             <wp:effectExtent b="0" l="0" r="0" t="0"/>
             <wp:docPr descr="" title="" id="101" name="Picture"/>
             <a:graphic>
@@ -39595,7 +39595,7 @@
                   <pic:spPr bwMode="auto">
                     <a:xfrm>
                       <a:off x="0" y="0"/>
-                      <a:ext cx="5334000" cy="2457330"/>
+                      <a:ext cx="5334000" cy="1943995"/>
                     </a:xfrm>
                     <a:prstGeom prst="rect">
                       <a:avLst/>
@@ -39676,7 +39676,7 @@
       <w:r>
         <w:drawing>
           <wp:inline>
-            <wp:extent cx="5334000" cy="2506281"/>
+            <wp:extent cx="5334000" cy="2262130"/>
             <wp:effectExtent b="0" l="0" r="0" t="0"/>
             <wp:docPr descr="" title="" id="104" name="Picture"/>
             <a:graphic>
@@ -39697,7 +39697,7 @@
                   <pic:spPr bwMode="auto">
                     <a:xfrm>
                       <a:off x="0" y="0"/>
-                      <a:ext cx="5334000" cy="2506281"/>
+                      <a:ext cx="5334000" cy="2262130"/>
                     </a:xfrm>
                     <a:prstGeom prst="rect">
                       <a:avLst/>
@@ -39803,7 +39803,7 @@
       <w:r>
         <w:drawing>
           <wp:inline>
-            <wp:extent cx="5334000" cy="2487842"/>
+            <wp:extent cx="5334000" cy="1859153"/>
             <wp:effectExtent b="0" l="0" r="0" t="0"/>
             <wp:docPr descr="" title="" id="107" name="Picture"/>
             <a:graphic>
@@ -39824,7 +39824,7 @@
                   <pic:spPr bwMode="auto">
                     <a:xfrm>
                       <a:off x="0" y="0"/>
-                      <a:ext cx="5334000" cy="2487842"/>
+                      <a:ext cx="5334000" cy="1859153"/>
                     </a:xfrm>
                     <a:prstGeom prst="rect">
                       <a:avLst/>
@@ -49417,7 +49417,7 @@
       <w:r>
         <w:drawing>
           <wp:inline>
-            <wp:extent cx="5334000" cy="1700342"/>
+            <wp:extent cx="5334000" cy="1621871"/>
             <wp:effectExtent b="0" l="0" r="0" t="0"/>
             <wp:docPr descr="" title="" id="111" name="Picture"/>
             <a:graphic>
@@ -49438,7 +49438,7 @@
                   <pic:spPr bwMode="auto">
                     <a:xfrm>
                       <a:off x="0" y="0"/>
-                      <a:ext cx="5334000" cy="1700342"/>
+                      <a:ext cx="5334000" cy="1621871"/>
                     </a:xfrm>
                     <a:prstGeom prst="rect">
                       <a:avLst/>
@@ -61201,7 +61201,7 @@
       <w:r>
         <w:drawing>
           <wp:inline>
-            <wp:extent cx="5334000" cy="1694818"/>
+            <wp:extent cx="5334000" cy="1621871"/>
             <wp:effectExtent b="0" l="0" r="0" t="0"/>
             <wp:docPr descr="" title="" id="115" name="Picture"/>
             <a:graphic>
@@ -61222,7 +61222,7 @@
                   <pic:spPr bwMode="auto">
                     <a:xfrm>
                       <a:off x="0" y="0"/>
-                      <a:ext cx="5334000" cy="1694818"/>
+                      <a:ext cx="5334000" cy="1621871"/>
                     </a:xfrm>
                     <a:prstGeom prst="rect">
                       <a:avLst/>

--- a/paper/two_backbones/KernelRoute_paper.docx
+++ b/paper/two_backbones/KernelRoute_paper.docx
@@ -340,25 +340,25 @@
         <w:t xml:space="preserve"> </w:t>
       </w:r>
       <w:r>
-        <w:t xml:space="preserve">Routing entropy, measured on ResNet-18 and MobileNetV2, does not reliably</w:t>
-      </w:r>
-      <w:r>
-        <w:t xml:space="preserve"> </w:t>
-      </w:r>
-      <w:r>
-        <w:t xml:space="preserve">indicate whether routing helps: at CIFAR-100 width 64 the two backbones’</w:t>
-      </w:r>
-      <w:r>
-        <w:t xml:space="preserve"> </w:t>
-      </w:r>
-      <w:r>
-        <w:t xml:space="preserve">routers have nearly the same entropy and beat the constant mixture by</w:t>
-      </w:r>
-      <w:r>
-        <w:t xml:space="preserve"> </w:t>
-      </w:r>
-      <w:r>
-        <w:t xml:space="preserve">+0.03 and +1.47 pp. Of 7 predictions recorded before the</w:t>
+        <w:t xml:space="preserve">Routing entropy does not reliably indicate whether routing helps: at</w:t>
+      </w:r>
+      <w:r>
+        <w:t xml:space="preserve"> </w:t>
+      </w:r>
+      <w:r>
+        <w:t xml:space="preserve">CIFAR-100 width 64 the trained routers of the three backbones have nearly</w:t>
+      </w:r>
+      <w:r>
+        <w:t xml:space="preserve"> </w:t>
+      </w:r>
+      <w:r>
+        <w:t xml:space="preserve">the same entropy, and their benefit over the constant mixture is</w:t>
+      </w:r>
+      <w:r>
+        <w:t xml:space="preserve"> </w:t>
+      </w:r>
+      <w:r>
+        <w:t xml:space="preserve">+0.03 pp (equivalent to zero), +1.47 pp and +0.37 pp. Of 7 predictions recorded before the</w:t>
       </w:r>
       <w:r>
         <w:t xml:space="preserve"> </w:t>
@@ -1744,55 +1744,67 @@
         <w:t xml:space="preserve"> </w:t>
       </w:r>
       <w:r>
-        <w:t xml:space="preserve">(ResNet-18 and MobileNetV2; Section 11).</w:t>
-      </w:r>
-      <w:r>
-        <w:t xml:space="preserve"> </w:t>
-      </w:r>
-      <w:r>
-        <w:t xml:space="preserve">Across the CIFAR-100 conditions of ResNet-18 it did not order the benefit</w:t>
-      </w:r>
-      <w:r>
-        <w:t xml:space="preserve"> </w:t>
-      </w:r>
-      <w:r>
-        <w:t xml:space="preserve">reliably (rank correlation 0.60, not significant, and a</w:t>
-      </w:r>
-      <w:r>
-        <w:t xml:space="preserve"> </w:t>
-      </w:r>
-      <w:r>
-        <w:t xml:space="preserve">counterexample at width 16); within MobileNetV2 it did (0.83); across</w:t>
-      </w:r>
-      <w:r>
-        <w:t xml:space="preserve"> </w:t>
-      </w:r>
-      <w:r>
-        <w:t xml:space="preserve">the two backbones almost the same entropy accompanies benefits of</w:t>
-      </w:r>
-      <w:r>
-        <w:t xml:space="preserve"> </w:t>
-      </w:r>
-      <w:r>
-        <w:t xml:space="preserve">+0.03 and +1.47 pp. After annealing, routers end close to</w:t>
-      </w:r>
-      <w:r>
-        <w:t xml:space="preserve"> </w:t>
-      </w:r>
-      <w:r>
-        <w:t xml:space="preserve">uniform: on MobileNetV2 in 15 to 16 of its</w:t>
-      </w:r>
-      <w:r>
-        <w:t xml:space="preserve"> </w:t>
-      </w:r>
-      <w:r>
-        <w:t xml:space="preserve">17 dynamic layers. The VGG-16 entropies are stored in its result</w:t>
-      </w:r>
-      <w:r>
-        <w:t xml:space="preserve"> </w:t>
-      </w:r>
-      <w:r>
-        <w:t xml:space="preserve">files, which were not available for this draft.</w:t>
+        <w:t xml:space="preserve">(all three backbones; CIFAR-100; Section 11).</w:t>
+      </w:r>
+      <w:r>
+        <w:t xml:space="preserve"> </w:t>
+      </w:r>
+      <w:r>
+        <w:t xml:space="preserve">Across the six CIFAR-100 conditions of each backbone it did not order the</w:t>
+      </w:r>
+      <w:r>
+        <w:t xml:space="preserve"> </w:t>
+      </w:r>
+      <w:r>
+        <w:t xml:space="preserve">benefit reliably on ResNet-18 (rank correlation 0.60, not significant,</w:t>
+      </w:r>
+      <w:r>
+        <w:t xml:space="preserve"> </w:t>
+      </w:r>
+      <w:r>
+        <w:t xml:space="preserve">and a counterexample at width 16), ordered it on MobileNetV2 (0.83)</w:t>
+      </w:r>
+      <w:r>
+        <w:t xml:space="preserve"> </w:t>
+      </w:r>
+      <w:r>
+        <w:t xml:space="preserve">and pointed the same way without reaching significance on VGG-16</w:t>
+      </w:r>
+      <w:r>
+        <w:t xml:space="preserve"> </w:t>
+      </w:r>
+      <w:r>
+        <w:t xml:space="preserve">(0.77).</w:t>
+      </w:r>
+      <w:r>
+        <w:t xml:space="preserve"> </w:t>
+      </w:r>
+      <w:r>
+        <w:t xml:space="preserve">Across the backbones almost the same entropy accompanies benefits of</w:t>
+      </w:r>
+      <w:r>
+        <w:t xml:space="preserve"> </w:t>
+      </w:r>
+      <w:r>
+        <w:t xml:space="preserve">+0.03, +1.47 and +0.37 pp. After annealing, routers end close</w:t>
+      </w:r>
+      <w:r>
+        <w:t xml:space="preserve"> </w:t>
+      </w:r>
+      <w:r>
+        <w:t xml:space="preserve">to uniform: flat in 15 to 16 of the 17</w:t>
+      </w:r>
+      <w:r>
+        <w:t xml:space="preserve"> </w:t>
+      </w:r>
+      <w:r>
+        <w:t xml:space="preserve">dynamic layers of MobileNetV2 and in 10 to 12 of the</w:t>
+      </w:r>
+      <w:r>
+        <w:t xml:space="preserve"> </w:t>
+      </w:r>
+      <w:r>
+        <w:t xml:space="preserve">12 of VGG-16.</w:t>
       </w:r>
     </w:p>
     <w:p>
@@ -5874,19 +5886,78 @@
         <w:t xml:space="preserve"> </w:t>
       </w:r>
       <w:r>
-        <w:t xml:space="preserve">prints equal those counted from the model definition. The VGG-16 result</w:t>
-      </w:r>
-      <w:r>
-        <w:t xml:space="preserve"> </w:t>
-      </w:r>
-      <w:r>
-        <w:t xml:space="preserve">files, which hold the routing entropies, were not available for this</w:t>
-      </w:r>
-      <w:r>
-        <w:t xml:space="preserve"> </w:t>
-      </w:r>
-      <w:r>
-        <w:t xml:space="preserve">draft, so no VGG-16 entropy is reported. The appendix lists every run</w:t>
+        <w:t xml:space="preserve">prints equal those counted from the model definition. Its routing</w:t>
+      </w:r>
+      <w:r>
+        <w:t xml:space="preserve"> </w:t>
+      </w:r>
+      <w:r>
+        <w:t xml:space="preserve">entropies are read from its 132 result files, after every final</w:t>
+      </w:r>
+      <w:r>
+        <w:t xml:space="preserve"> </w:t>
+      </w:r>
+      <w:r>
+        <w:t xml:space="preserve">accuracy in them has been found identical to the log’s, every final</w:t>
+      </w:r>
+      <w:r>
+        <w:t xml:space="preserve"> </w:t>
+      </w:r>
+      <w:r>
+        <w:t xml:space="preserve">training loss equal to the log’s three decimals and every parameter count</w:t>
+      </w:r>
+      <w:r>
+        <w:t xml:space="preserve"> </w:t>
+      </w:r>
+      <w:r>
+        <w:t xml:space="preserve">equal to the log’s. ResNet-18 values are read from its 132 result</w:t>
+      </w:r>
+      <w:r>
+        <w:t xml:space="preserve"> </w:t>
+      </w:r>
+      <w:r>
+        <w:t xml:space="preserve">files. Earlier drafts used per-seed values transcribed from its training</w:t>
+      </w:r>
+      <w:r>
+        <w:t xml:space="preserve"> </w:t>
+      </w:r>
+      <w:r>
+        <w:t xml:space="preserve">logs; every transcribed final accuracy is identical to the result file, and</w:t>
+      </w:r>
+      <w:r>
+        <w:t xml:space="preserve"> </w:t>
+      </w:r>
+      <w:r>
+        <w:t xml:space="preserve">every transcribed routing entropy equals the file’s value to the four</w:t>
+      </w:r>
+      <w:r>
+        <w:t xml:space="preserve"> </w:t>
+      </w:r>
+      <w:r>
+        <w:t xml:space="preserve">decimals transcribed. Training losses and entropies now carry the files’</w:t>
+      </w:r>
+      <w:r>
+        <w:t xml:space="preserve"> </w:t>
+      </w:r>
+      <w:r>
+        <w:t xml:space="preserve">extra decimals, which moves some of them in the fourth and fifth decimal</w:t>
+      </w:r>
+      <w:r>
+        <w:t xml:space="preserve"> </w:t>
+      </w:r>
+      <w:r>
+        <w:t xml:space="preserve">respectively; no accuracy,</w:t>
+      </w:r>
+      <w:r>
+        <w:t xml:space="preserve"> </w:t>
+      </w:r>
+      <m:oMath>
+        <m:r>
+          <m:t>p</m:t>
+        </m:r>
+      </m:oMath>
+      <w:r>
+        <w:t xml:space="preserve">-value or verdict changes. The appendix lists every run</w:t>
       </w:r>
       <w:r>
         <w:t xml:space="preserve"> </w:t>
@@ -5898,13 +5969,13 @@
         <w:t xml:space="preserve"> </w:t>
       </w:r>
       <w:r>
-        <w:t xml:space="preserve">Tables 27, 32, 37,</w:t>
-      </w:r>
-      <w:r>
-        <w:t xml:space="preserve"> </w:t>
-      </w:r>
-      <w:r>
-        <w:t xml:space="preserve">31, 36 and 40) and every</w:t>
+        <w:t xml:space="preserve">Tables 29, 34, 39,</w:t>
+      </w:r>
+      <w:r>
+        <w:t xml:space="preserve"> </w:t>
+      </w:r>
+      <w:r>
+        <w:t xml:space="preserve">33, 38 and 43) and every</w:t>
       </w:r>
       <w:r>
         <w:t xml:space="preserve"> </w:t>
@@ -5925,13 +5996,13 @@
         <w:t xml:space="preserve"> </w:t>
       </w:r>
       <w:r>
-        <w:t xml:space="preserve">(Tables 28,</w:t>
-      </w:r>
-      <w:r>
-        <w:t xml:space="preserve"> </w:t>
-      </w:r>
-      <w:r>
-        <w:t xml:space="preserve">33 and 38).</w:t>
+        <w:t xml:space="preserve">(Tables 30,</w:t>
+      </w:r>
+      <w:r>
+        <w:t xml:space="preserve"> </w:t>
+      </w:r>
+      <w:r>
+        <w:t xml:space="preserve">35 and 40).</w:t>
       </w:r>
     </w:p>
     <w:bookmarkEnd w:id="29"/>
@@ -8793,7 +8864,7 @@
         <w:t xml:space="preserve"> </w:t>
       </w:r>
       <w:r>
-        <w:t xml:space="preserve">(Table 32). On VGG-16 it is also never significantly</w:t>
+        <w:t xml:space="preserve">(Table 34). On VGG-16 it is also never significantly</w:t>
       </w:r>
       <w:r>
         <w:t xml:space="preserve"> </w:t>
@@ -10468,7 +10539,7 @@
         <w:t xml:space="preserve"> </w:t>
       </w:r>
       <w:r>
-        <w:t xml:space="preserve">network (Table 28, Figure 3). The largest gap</w:t>
+        <w:t xml:space="preserve">network (Table 30, Figure 3). The largest gap</w:t>
       </w:r>
       <w:r>
         <w:t xml:space="preserve"> </w:t>
@@ -10938,7 +11009,7 @@
         <w:t xml:space="preserve"> </w:t>
       </w:r>
       <w:r>
-        <w:t xml:space="preserve">with the lowest static training loss, 0.0080.</w:t>
+        <w:t xml:space="preserve">with the lowest static training loss, 0.0081.</w:t>
       </w:r>
     </w:p>
     <w:p>
@@ -11042,7 +11113,7 @@
         <w:t xml:space="preserve"> </w:t>
       </w:r>
       <w:r>
-        <w:t xml:space="preserve">0.0170). That expectation held, but it was stated and not recorded,</w:t>
+        <w:t xml:space="preserve">0.0171). That expectation held, but it was stated and not recorded,</w:t>
       </w:r>
       <w:r>
         <w:t xml:space="preserve"> </w:t>
@@ -12980,31 +13051,31 @@
         <w:t xml:space="preserve"> </w:t>
       </w:r>
       <w:r>
-        <w:t xml:space="preserve">The trained router is the furthest</w:t>
-      </w:r>
-      <w:r>
-        <w:t xml:space="preserve"> </w:t>
-      </w:r>
-      <w:r>
-        <w:t xml:space="preserve">from uniform on ResNet-18 and MobileNetV2 (Table 12; the</w:t>
-      </w:r>
-      <w:r>
-        <w:t xml:space="preserve"> </w:t>
-      </w:r>
-      <w:r>
-        <w:t xml:space="preserve">measurement is described in Section 3.5). On MobileNetV2 the</w:t>
-      </w:r>
-      <w:r>
-        <w:t xml:space="preserve"> </w:t>
-      </w:r>
-      <w:r>
-        <w:t xml:space="preserve">frozen router is 4.5 times closer to uniform</w:t>
-      </w:r>
-      <w:r>
-        <w:t xml:space="preserve"> </w:t>
-      </w:r>
-      <w:r>
-        <w:t xml:space="preserve">(</w:t>
+        <w:t xml:space="preserve">On all three backbones the trained</w:t>
+      </w:r>
+      <w:r>
+        <w:t xml:space="preserve"> </w:t>
+      </w:r>
+      <w:r>
+        <w:t xml:space="preserve">router is the furthest from uniform (Tables 12</w:t>
+      </w:r>
+      <w:r>
+        <w:t xml:space="preserve"> </w:t>
+      </w:r>
+      <w:r>
+        <w:t xml:space="preserve">and 13; the measurement is described in</w:t>
+      </w:r>
+      <w:r>
+        <w:t xml:space="preserve"> </w:t>
+      </w:r>
+      <w:r>
+        <w:t xml:space="preserve">Section 3.5). On MobileNetV2 the frozen router is</w:t>
+      </w:r>
+      <w:r>
+        <w:t xml:space="preserve"> </w:t>
+      </w:r>
+      <w:r>
+        <w:t xml:space="preserve">4.5 times closer to uniform (</w:t>
       </w:r>
       <m:oMath>
         <m:r>
@@ -13040,19 +13111,37 @@
         <w:t xml:space="preserve"> </w:t>
       </w:r>
       <w:r>
-        <w:t xml:space="preserve">against 0.0132), but its departure is spread</w:t>
-      </w:r>
-      <w:r>
-        <w:t xml:space="preserve"> </w:t>
-      </w:r>
-      <w:r>
-        <w:t xml:space="preserve">over the network: its entropy reaches 0.9999 in only 0–2 of the</w:t>
-      </w:r>
-      <w:r>
-        <w:t xml:space="preserve"> </w:t>
-      </w:r>
-      <w:r>
-        <w:t xml:space="preserve">17 dynamic layers. The</w:t>
+        <w:t xml:space="preserve">against</w:t>
+      </w:r>
+      <w:r>
+        <w:t xml:space="preserve"> </w:t>
+      </w:r>
+      <w:r>
+        <w:t xml:space="preserve">0.0132), but its departure is spread over the network: its entropy</w:t>
+      </w:r>
+      <w:r>
+        <w:t xml:space="preserve"> </w:t>
+      </w:r>
+      <w:r>
+        <w:t xml:space="preserve">reaches 0.9999 in only 0–2 of the 17 dynamic layers.</w:t>
+      </w:r>
+      <w:r>
+        <w:t xml:space="preserve"> </w:t>
+      </w:r>
+      <w:r>
+        <w:t xml:space="preserve">On VGG-16 it is 6.6 times closer to uniform (0.0020 against</w:t>
+      </w:r>
+      <w:r>
+        <w:t xml:space="preserve"> </w:t>
+      </w:r>
+      <w:r>
+        <w:t xml:space="preserve">0.0133) and flat in 0 of the 12 dynamic layers.</w:t>
+      </w:r>
+      <w:r>
+        <w:t xml:space="preserve"> </w:t>
+      </w:r>
+      <w:r>
+        <w:t xml:space="preserve">The</w:t>
       </w:r>
       <w:r>
         <w:t xml:space="preserve"> </w:t>
@@ -13067,19 +13156,19 @@
         <w:t xml:space="preserve"> </w:t>
       </w:r>
       <w:r>
-        <w:t xml:space="preserve">router, whose input</w:t>
-      </w:r>
-      <w:r>
-        <w:t xml:space="preserve"> </w:t>
-      </w:r>
-      <w:r>
-        <w:t xml:space="preserve">carries no information about the image it routes, trains itself to</w:t>
-      </w:r>
-      <w:r>
-        <w:t xml:space="preserve"> </w:t>
-      </w:r>
-      <w:r>
-        <w:t xml:space="preserve">near-uniform on both (</w:t>
+        <w:t xml:space="preserve">router, whose input carries no information about the</w:t>
+      </w:r>
+      <w:r>
+        <w:t xml:space="preserve"> </w:t>
+      </w:r>
+      <w:r>
+        <w:t xml:space="preserve">image it routes, trains itself to near-uniform on ResNet-18 and MobileNetV2</w:t>
+      </w:r>
+      <w:r>
+        <w:t xml:space="preserve"> </w:t>
+      </w:r>
+      <w:r>
+        <w:t xml:space="preserve">(</w:t>
       </w:r>
       <m:oMath>
         <m:r>
@@ -13108,56 +13197,74 @@
           <m:t>=</m:t>
         </m:r>
         <m:r>
-          <m:t>0.00005</m:t>
+          <m:t>0.0004</m:t>
         </m:r>
       </m:oMath>
       <w:r>
         <w:t xml:space="preserve"> </w:t>
       </w:r>
       <w:r>
-        <w:t xml:space="preserve">on MobileNetV2,</w:t>
-      </w:r>
-      <w:r>
-        <w:t xml:space="preserve"> </w:t>
-      </w:r>
-      <w:r>
-        <w:t xml:space="preserve">0.0004 on ResNet-18). On ResNet-18 the trained router’s entropy is</w:t>
-      </w:r>
-      <w:r>
-        <w:t xml:space="preserve"> </w:t>
-      </w:r>
-      <w:r>
-        <w:t xml:space="preserve">below that of the controls (Figure 3b), so it is further from</w:t>
-      </w:r>
-      <w:r>
-        <w:t xml:space="preserve"> </w:t>
-      </w:r>
-      <w:r>
-        <w:t xml:space="preserve">uniform. Entropy alone does not show whether the mixture varies with the</w:t>
-      </w:r>
-      <w:r>
-        <w:t xml:space="preserve"> </w:t>
-      </w:r>
-      <w:r>
-        <w:t xml:space="preserve">input, since a constant mixture that is not uniform would also have low</w:t>
-      </w:r>
-      <w:r>
-        <w:t xml:space="preserve"> </w:t>
-      </w:r>
-      <w:r>
-        <w:t xml:space="preserve">entropy; at this width, whatever the router does changes no accuracy. The</w:t>
-      </w:r>
-      <w:r>
-        <w:t xml:space="preserve"> </w:t>
-      </w:r>
-      <w:r>
-        <w:t xml:space="preserve">VGG-16 entropies are in its result files, which were not available for</w:t>
-      </w:r>
-      <w:r>
-        <w:t xml:space="preserve"> </w:t>
-      </w:r>
-      <w:r>
-        <w:t xml:space="preserve">this draft.</w:t>
+        <w:t xml:space="preserve">and 0.00005) but not on VGG-16, where it ends</w:t>
+      </w:r>
+      <w:r>
+        <w:t xml:space="preserve"> </w:t>
+      </w:r>
+      <w:r>
+        <w:t xml:space="preserve">as far from uniform as the frozen router (0.0020), 5</w:t>
+      </w:r>
+      <w:r>
+        <w:t xml:space="preserve"> </w:t>
+      </w:r>
+      <w:r>
+        <w:t xml:space="preserve">and 37 times further than on the other two. On ResNet-18 the</w:t>
+      </w:r>
+      <w:r>
+        <w:t xml:space="preserve"> </w:t>
+      </w:r>
+      <w:r>
+        <w:t xml:space="preserve">trained router’s entropy is below that of the controls</w:t>
+      </w:r>
+      <w:r>
+        <w:t xml:space="preserve"> </w:t>
+      </w:r>
+      <w:r>
+        <w:t xml:space="preserve">(Figure 3b), although at this width no ResNet-18 arm differs</w:t>
+      </w:r>
+      <w:r>
+        <w:t xml:space="preserve"> </w:t>
+      </w:r>
+      <w:r>
+        <w:t xml:space="preserve">from another in accuracy. On VGG-16 the one router that departs from the</w:t>
+      </w:r>
+      <w:r>
+        <w:t xml:space="preserve"> </w:t>
+      </w:r>
+      <w:r>
+        <w:t xml:space="preserve">constant mixture in accuracy is also the one furthest from uniform; on</w:t>
+      </w:r>
+      <w:r>
+        <w:t xml:space="preserve"> </w:t>
+      </w:r>
+      <w:r>
+        <w:t xml:space="preserve">MobileNetV2 the frozen router departs in accuracy as far as the trained</w:t>
+      </w:r>
+      <w:r>
+        <w:t xml:space="preserve"> </w:t>
+      </w:r>
+      <w:r>
+        <w:t xml:space="preserve">one while being 4.5 times closer to uniform. Entropy alone does</w:t>
+      </w:r>
+      <w:r>
+        <w:t xml:space="preserve"> </w:t>
+      </w:r>
+      <w:r>
+        <w:t xml:space="preserve">not show whether the mixture varies with the input, since a constant</w:t>
+      </w:r>
+      <w:r>
+        <w:t xml:space="preserve"> </w:t>
+      </w:r>
+      <w:r>
+        <w:t xml:space="preserve">mixture that is not uniform would also have low entropy.</w:t>
       </w:r>
     </w:p>
     <w:p>
@@ -14797,7 +14904,7 @@
         <w:t xml:space="preserve"> </w:t>
       </w:r>
       <w:r>
-        <w:t xml:space="preserve">ResNet-18 and MobileNetV2 (Tables 13 and 15,</w:t>
+        <w:t xml:space="preserve">ResNet-18 and MobileNetV2 (Tables 14 and 16,</w:t>
       </w:r>
       <w:r>
         <w:t xml:space="preserve"> </w:t>
@@ -14919,13 +15026,13 @@
         <w:t xml:space="preserve"> </w:t>
       </w:r>
       <w:r>
-        <w:t xml:space="preserve">Table 16). On ResNet-18 no pair of sizes is distinguishable and</w:t>
-      </w:r>
-      <w:r>
-        <w:t xml:space="preserve"> </w:t>
-      </w:r>
-      <w:r>
-        <w:t xml:space="preserve">every pair is equivalent (Table 14):</w:t>
+        <w:t xml:space="preserve">Table 17). On ResNet-18 no pair of sizes is distinguishable and</w:t>
+      </w:r>
+      <w:r>
+        <w:t xml:space="preserve"> </w:t>
+      </w:r>
+      <w:r>
+        <w:t xml:space="preserve">every pair is equivalent (Table 15):</w:t>
       </w:r>
       <w:r>
         <w:t xml:space="preserve"> </w:t>
@@ -15232,7 +15339,7 @@
         <w:t xml:space="preserve"> </w:t>
       </w:r>
       <w:r>
-        <w:t xml:space="preserve">(Table 17, Figure 11). The plain network</w:t>
+        <w:t xml:space="preserve">(Table 18, Figure 11). The plain network</w:t>
       </w:r>
       <w:r>
         <w:t xml:space="preserve"> </w:t>
@@ -15305,7 +15412,7 @@
         <w:t xml:space="preserve"> </w:t>
       </w:r>
       <w:r>
-        <w:t xml:space="preserve">(Table 18). The plain network wins all three as well, by</w:t>
+        <w:t xml:space="preserve">(Table 19). The plain network wins all three as well, by</w:t>
       </w:r>
       <w:r>
         <w:t xml:space="preserve"> </w:t>
@@ -15363,7 +15470,7 @@
         <w:t xml:space="preserve"> </w:t>
       </w:r>
       <w:r>
-        <w:t xml:space="preserve">(Table 19, Figure 12). Even so, the</w:t>
+        <w:t xml:space="preserve">(Table 20, Figure 12). Even so, the</w:t>
       </w:r>
       <w:r>
         <w:t xml:space="preserve"> </w:t>
@@ -15575,13 +15682,13 @@
         <w:t xml:space="preserve"> </w:t>
       </w:r>
       <w:r>
-        <w:t xml:space="preserve">wall-clock time than either count suggests (Tables 29,</w:t>
-      </w:r>
-      <w:r>
-        <w:t xml:space="preserve"> </w:t>
-      </w:r>
-      <w:r>
-        <w:t xml:space="preserve">35 and 39); that is a property of the</w:t>
+        <w:t xml:space="preserve">wall-clock time than either count suggests (Tables 31,</w:t>
+      </w:r>
+      <w:r>
+        <w:t xml:space="preserve"> </w:t>
+      </w:r>
+      <w:r>
+        <w:t xml:space="preserve">37 and 42); that is a property of the</w:t>
       </w:r>
       <w:r>
         <w:t xml:space="preserve"> </w:t>
@@ -17430,7 +17537,7 @@
         <w:t xml:space="preserve"> </w:t>
       </w:r>
       <w:r>
-        <w:t xml:space="preserve">(Tables 20, 21 and 22,</w:t>
+        <w:t xml:space="preserve">(Tables 21, 22 and 23,</w:t>
       </w:r>
       <w:r>
         <w:t xml:space="preserve"> </w:t>
@@ -17582,7 +17689,7 @@
         <w:t xml:space="preserve"> </w:t>
       </w:r>
       <w:r>
-        <w:t xml:space="preserve">0.0173 against 0.0132) and made no detectable difference at width 16</w:t>
+        <w:t xml:space="preserve">0.0171 against 0.0131) and made no detectable difference at width 16</w:t>
       </w:r>
       <w:r>
         <w:t xml:space="preserve"> </w:t>
@@ -18086,19 +18193,13 @@
         </m:r>
       </m:oMath>
       <w:r>
-        <w:t xml:space="preserve">). On ResNet-18 and MobileNetV2 the annealed routers end</w:t>
-      </w:r>
-      <w:r>
-        <w:t xml:space="preserve"> </w:t>
-      </w:r>
-      <w:r>
-        <w:t xml:space="preserve">close to uniform by entropy (Section 11); the VGG-16</w:t>
-      </w:r>
-      <w:r>
-        <w:t xml:space="preserve"> </w:t>
-      </w:r>
-      <w:r>
-        <w:t xml:space="preserve">entropies are not available. One reading follows from</w:t>
+        <w:t xml:space="preserve">). On all three backbones the annealed routers end close</w:t>
+      </w:r>
+      <w:r>
+        <w:t xml:space="preserve"> </w:t>
+      </w:r>
+      <w:r>
+        <w:t xml:space="preserve">to uniform by entropy (Section 11). One reading follows from</w:t>
       </w:r>
       <w:r>
         <w:t xml:space="preserve"> </w:t>
@@ -18148,7 +18249,7 @@
       <w:r>
         <w:drawing>
           <wp:inline>
-            <wp:extent cx="5334000" cy="1946235"/>
+            <wp:extent cx="5334000" cy="2153650"/>
             <wp:effectExtent b="0" l="0" r="0" t="0"/>
             <wp:docPr descr="" title="" id="61" name="Picture"/>
             <a:graphic>
@@ -18169,7 +18270,7 @@
                   <pic:spPr bwMode="auto">
                     <a:xfrm>
                       <a:off x="0" y="0"/>
-                      <a:ext cx="5334000" cy="1946235"/>
+                      <a:ext cx="5334000" cy="2153650"/>
                     </a:xfrm>
                     <a:prstGeom prst="rect">
                       <a:avLst/>
@@ -18193,7 +18294,7 @@
         <w:pStyle w:val="ImageCaption"/>
       </w:pPr>
       <w:r>
-        <w:t xml:space="preserve">Figure 7: Routing entropy on ResNet-18 and MobileNetV2. (a) Departure from uniform,</w:t>
+        <w:t xml:space="preserve">Figure 7: Routing entropy on the three backbones. (a) Departure from uniform,</w:t>
       </w:r>
       <w:r>
         <w:t xml:space="preserve"> </w:t>
@@ -18333,31 +18434,19 @@
         <w:t xml:space="preserve"> </w:t>
       </w:r>
       <w:r>
-        <w:t xml:space="preserve">showing that a router is doing something. This section covers ResNet-18</w:t>
-      </w:r>
-      <w:r>
-        <w:t xml:space="preserve"> </w:t>
-      </w:r>
-      <w:r>
-        <w:t xml:space="preserve">and MobileNetV2 only: the VGG-16 entropies are stored in its result files,</w:t>
-      </w:r>
-      <w:r>
-        <w:t xml:space="preserve"> </w:t>
-      </w:r>
-      <w:r>
-        <w:t xml:space="preserve">which were not available for this draft.</w:t>
-      </w:r>
-      <w:r>
-        <w:t xml:space="preserve"> </w:t>
-      </w:r>
-      <w:r>
-        <w:t xml:space="preserve">Tables 23 and 24 set it against the benefit</w:t>
-      </w:r>
-      <w:r>
-        <w:t xml:space="preserve"> </w:t>
-      </w:r>
-      <w:r>
-        <w:t xml:space="preserve">each router delivers over</w:t>
+        <w:t xml:space="preserve">showing that a router is doing something.</w:t>
+      </w:r>
+      <w:r>
+        <w:t xml:space="preserve"> </w:t>
+      </w:r>
+      <w:r>
+        <w:t xml:space="preserve">Tables 24, 25 and 26 set it</w:t>
+      </w:r>
+      <w:r>
+        <w:t xml:space="preserve"> </w:t>
+      </w:r>
+      <w:r>
+        <w:t xml:space="preserve">against the benefit each router delivers over</w:t>
       </w:r>
       <w:r>
         <w:t xml:space="preserve"> </w:t>
@@ -18658,7 +18747,7 @@
           <m:t>=</m:t>
         </m:r>
         <m:r>
-          <m:t>0.00282</m:t>
+          <m:t>0.00284</m:t>
         </m:r>
       </m:oMath>
       <w:r>
@@ -18999,7 +19088,7 @@
           <m:t>=</m:t>
         </m:r>
         <m:r>
-          <m:t>0.00282</m:t>
+          <m:t>0.00284</m:t>
         </m:r>
       </m:oMath>
       <w:r>
@@ -19149,6 +19238,131 @@
           <w:bCs/>
           <w:b/>
         </w:rPr>
+        <w:t xml:space="preserve">Within VGG-16, it pointed the same way without reaching</w:t>
+      </w:r>
+      <w:r>
+        <w:rPr>
+          <w:bCs/>
+          <w:b/>
+        </w:rPr>
+        <w:t xml:space="preserve"> </w:t>
+      </w:r>
+      <w:r>
+        <w:rPr>
+          <w:bCs/>
+          <w:b/>
+        </w:rPr>
+        <w:t xml:space="preserve">significance.</w:t>
+      </w:r>
+      <w:r>
+        <w:t xml:space="preserve"> </w:t>
+      </w:r>
+      <w:r>
+        <w:t xml:space="preserve">The correlation is 0.77 (</w:t>
+      </w:r>
+      <m:oMath>
+        <m:r>
+          <m:t>p</m:t>
+        </m:r>
+        <m:r>
+          <m:rPr>
+            <m:sty m:val="p"/>
+          </m:rPr>
+          <m:t>=</m:t>
+        </m:r>
+        <m:r>
+          <m:t>0.072</m:t>
+        </m:r>
+      </m:oMath>
+      <w:r>
+        <w:t xml:space="preserve">). The width-16</w:t>
+      </w:r>
+      <w:r>
+        <w:t xml:space="preserve"> </w:t>
+      </w:r>
+      <w:r>
+        <w:t xml:space="preserve">counterexample does not recur here either: the annealed router is</w:t>
+      </w:r>
+      <w:r>
+        <w:t xml:space="preserve"> </w:t>
+      </w:r>
+      <w:r>
+        <w:t xml:space="preserve">6.7 times closer to uniform and delivers less (+0.11 pp,</w:t>
+      </w:r>
+      <w:r>
+        <w:t xml:space="preserve"> </w:t>
+      </w:r>
+      <m:oMath>
+        <m:r>
+          <m:t>p</m:t>
+        </m:r>
+        <m:r>
+          <m:rPr>
+            <m:sty m:val="p"/>
+          </m:rPr>
+          <m:t>=</m:t>
+        </m:r>
+        <m:r>
+          <m:t>0.6023</m:t>
+        </m:r>
+      </m:oMath>
+      <w:r>
+        <w:t xml:space="preserve">, against +0.72 pp). Inside the annealed schedule</w:t>
+      </w:r>
+      <w:r>
+        <w:t xml:space="preserve"> </w:t>
+      </w:r>
+      <w:r>
+        <w:t xml:space="preserve">VGG-16 shows the same reversal as MobileNetV2: the router closest to</w:t>
+      </w:r>
+      <w:r>
+        <w:t xml:space="preserve"> </w:t>
+      </w:r>
+      <w:r>
+        <w:t xml:space="preserve">uniform, at width 64, is the only annealed one whose benefit is</w:t>
+      </w:r>
+      <w:r>
+        <w:t xml:space="preserve"> </w:t>
+      </w:r>
+      <w:r>
+        <w:t xml:space="preserve">significant (+0.17 pp,</w:t>
+      </w:r>
+      <w:r>
+        <w:t xml:space="preserve"> </w:t>
+      </w:r>
+      <m:oMath>
+        <m:r>
+          <m:t>p</m:t>
+        </m:r>
+        <m:r>
+          <m:rPr>
+            <m:sty m:val="p"/>
+          </m:rPr>
+          <m:t>=</m:t>
+        </m:r>
+        <m:r>
+          <m:t>0.0044</m:t>
+        </m:r>
+      </m:oMath>
+      <w:r>
+        <w:t xml:space="preserve">, against +0.11 and</w:t>
+      </w:r>
+      <w:r>
+        <w:t xml:space="preserve"> </w:t>
+      </w:r>
+      <w:r>
+        <w:t xml:space="preserve">+0.14 pp at widths 16 and 32).</w:t>
+      </w:r>
+    </w:p>
+    <w:p>
+      <w:pPr>
+        <w:pStyle w:val="BodyText"/>
+      </w:pPr>
+      <w:r>
+        <w:rPr>
+          <w:bCs/>
+          <w:b/>
+        </w:rPr>
         <w:t xml:space="preserve">Across backbones, the same entropy, a different benefit.</w:t>
       </w:r>
       <w:r>
@@ -19161,7 +19375,7 @@
         <w:t xml:space="preserve"> </w:t>
       </w:r>
       <w:r>
-        <w:t xml:space="preserve">CIFAR-100 at width 64 the constant-temperature routers of the two</w:t>
+        <w:t xml:space="preserve">CIFAR-100 at width 64 the constant-temperature routers of the three</w:t>
       </w:r>
       <w:r>
         <w:t xml:space="preserve"> </w:t>
@@ -19209,7 +19423,13 @@
         <w:t xml:space="preserve"> </w:t>
       </w:r>
       <w:r>
-        <w:t xml:space="preserve">ResNet-18, 0.0132 on MobileNetV2). The ResNet-18 router is equivalent to</w:t>
+        <w:t xml:space="preserve">ResNet-18, 0.0132 on MobileNetV2, 0.0133 on VGG-16). The ResNet-18</w:t>
+      </w:r>
+      <w:r>
+        <w:t xml:space="preserve"> </w:t>
+      </w:r>
+      <w:r>
+        <w:t xml:space="preserve">router is equivalent to</w:t>
       </w:r>
       <w:r>
         <w:t xml:space="preserve"> </w:t>
@@ -19224,13 +19444,13 @@
         <w:t xml:space="preserve"> </w:t>
       </w:r>
       <w:r>
-        <w:t xml:space="preserve">(+0.03 pp); the MobileNetV2 router beats it by</w:t>
-      </w:r>
-      <w:r>
-        <w:t xml:space="preserve"> </w:t>
-      </w:r>
-      <w:r>
-        <w:t xml:space="preserve">+1.47 pp (</w:t>
+        <w:t xml:space="preserve">(+0.03 pp); the MobileNetV2</w:t>
+      </w:r>
+      <w:r>
+        <w:t xml:space="preserve"> </w:t>
+      </w:r>
+      <w:r>
+        <w:t xml:space="preserve">router beats it by +1.47 pp (</w:t>
       </w:r>
       <m:oMath>
         <m:r>
@@ -19247,25 +19467,48 @@
         <w:t xml:space="preserve">−4</w:t>
       </w:r>
       <w:r>
-        <w:t xml:space="preserve">). The width trends are opposite: from width</w:t>
-      </w:r>
-      <w:r>
-        <w:t xml:space="preserve"> </w:t>
-      </w:r>
-      <w:r>
-        <w:t xml:space="preserve">16 to 64 the ResNet-18 router moves towards uniform (0.0398 to</w:t>
-      </w:r>
-      <w:r>
-        <w:t xml:space="preserve"> </w:t>
-      </w:r>
-      <w:r>
-        <w:t xml:space="preserve">0.0115) and the MobileNetV2 router away from it (0.0084 to</w:t>
-      </w:r>
-      <w:r>
-        <w:t xml:space="preserve"> </w:t>
-      </w:r>
-      <w:r>
-        <w:t xml:space="preserve">0.0132; Figure 7a).</w:t>
+        <w:t xml:space="preserve">) and the VGG-16 router</w:t>
+      </w:r>
+      <w:r>
+        <w:t xml:space="preserve"> </w:t>
+      </w:r>
+      <w:r>
+        <w:t xml:space="preserve">by +0.37 pp (</w:t>
+      </w:r>
+      <m:oMath>
+        <m:r>
+          <m:t>p</m:t>
+        </m:r>
+        <m:r>
+          <m:rPr>
+            <m:sty m:val="p"/>
+          </m:rPr>
+          <m:t>=</m:t>
+        </m:r>
+        <m:r>
+          <m:t>0.0025</m:t>
+        </m:r>
+      </m:oMath>
+      <w:r>
+        <w:t xml:space="preserve">). The width trends differ as well: from</w:t>
+      </w:r>
+      <w:r>
+        <w:t xml:space="preserve"> </w:t>
+      </w:r>
+      <w:r>
+        <w:t xml:space="preserve">width 16 to 64 the ResNet-18 and VGG-16 routers move towards uniform</w:t>
+      </w:r>
+      <w:r>
+        <w:t xml:space="preserve"> </w:t>
+      </w:r>
+      <w:r>
+        <w:t xml:space="preserve">(0.0398 to 0.0115, 0.0215 to 0.0133) and the MobileNetV2 router</w:t>
+      </w:r>
+      <w:r>
+        <w:t xml:space="preserve"> </w:t>
+      </w:r>
+      <w:r>
+        <w:t xml:space="preserve">away from it (0.0084 to 0.0132; Figure 7a).</w:t>
       </w:r>
     </w:p>
     <w:p>
@@ -19313,13 +19556,37 @@
         <w:t xml:space="preserve"> </w:t>
       </w:r>
       <w:r>
-        <w:t xml:space="preserve">(Figure 7c, Table 34). Under a constant</w:t>
-      </w:r>
-      <w:r>
-        <w:t xml:space="preserve"> </w:t>
-      </w:r>
-      <w:r>
-        <w:t xml:space="preserve">temperature 2 to 7 layers are flat. The</w:t>
+        <w:t xml:space="preserve">(Figure 7c, Table 36). Under a constant</w:t>
+      </w:r>
+      <w:r>
+        <w:t xml:space="preserve"> </w:t>
+      </w:r>
+      <w:r>
+        <w:t xml:space="preserve">temperature 2 to 7 layers are flat. The VGG-16</w:t>
+      </w:r>
+      <w:r>
+        <w:t xml:space="preserve"> </w:t>
+      </w:r>
+      <w:r>
+        <w:t xml:space="preserve">router is flat in 10 to 12 of its 12</w:t>
+      </w:r>
+      <w:r>
+        <w:t xml:space="preserve"> </w:t>
+      </w:r>
+      <w:r>
+        <w:t xml:space="preserve">dynamic layers under the annealed schedule, where only layers</w:t>
+      </w:r>
+      <w:r>
+        <w:t xml:space="preserve"> </w:t>
+      </w:r>
+      <w:r>
+        <w:t xml:space="preserve">1 and 2 are ever not flat (Table 41), and in</w:t>
+      </w:r>
+      <w:r>
+        <w:t xml:space="preserve"> </w:t>
+      </w:r>
+      <w:r>
+        <w:t xml:space="preserve">0 to 1 under a constant temperature. The</w:t>
       </w:r>
       <w:r>
         <w:t xml:space="preserve"> </w:t>
@@ -19331,13 +19598,13 @@
         <w:t xml:space="preserve"> </w:t>
       </w:r>
       <w:r>
-        <w:t xml:space="preserve">after 140 epochs at the same temperature as the constant ones. On</w:t>
-      </w:r>
-      <w:r>
-        <w:t xml:space="preserve"> </w:t>
-      </w:r>
-      <w:r>
-        <w:t xml:space="preserve">ResNet-18 the annealed router at width 64 ends at</w:t>
+        <w:t xml:space="preserve">after 140 epochs at the same temperature as the constant ones. At width</w:t>
+      </w:r>
+      <w:r>
+        <w:t xml:space="preserve"> </w:t>
+      </w:r>
+      <w:r>
+        <w:t xml:space="preserve">64 the annealed router ends at</w:t>
       </w:r>
       <w:r>
         <w:t xml:space="preserve"> </w:t>
@@ -19376,13 +19643,13 @@
         <w:t xml:space="preserve"> </w:t>
       </w:r>
       <w:r>
-        <w:t xml:space="preserve">and</w:t>
-      </w:r>
-      <w:r>
-        <w:t xml:space="preserve"> </w:t>
-      </w:r>
-      <w:r>
-        <w:t xml:space="preserve">is equivalent to</w:t>
+        <w:t xml:space="preserve">on ResNet-18 and is</w:t>
+      </w:r>
+      <w:r>
+        <w:t xml:space="preserve"> </w:t>
+      </w:r>
+      <w:r>
+        <w:t xml:space="preserve">equivalent to</w:t>
       </w:r>
       <w:r>
         <w:t xml:space="preserve"> </w:t>
@@ -19394,52 +19661,13 @@
         <w:t xml:space="preserve">uniform</w:t>
       </w:r>
       <w:r>
-        <w:t xml:space="preserve">; on MobileNetV2 the annealed router at</w:t>
-      </w:r>
-      <w:r>
-        <w:t xml:space="preserve"> </w:t>
-      </w:r>
-      <w:r>
-        <w:t xml:space="preserve">width 64 ends at</w:t>
-      </w:r>
-      <w:r>
-        <w:t xml:space="preserve"> </w:t>
-      </w:r>
-      <m:oMath>
-        <m:r>
-          <m:t>1</m:t>
-        </m:r>
-        <m:r>
-          <m:rPr>
-            <m:sty m:val="p"/>
-          </m:rPr>
-          <m:t>−</m:t>
-        </m:r>
-        <m:acc>
-          <m:accPr>
-            <m:chr m:val="̃"/>
-          </m:accPr>
-          <m:e>
-            <m:r>
-              <m:t>H</m:t>
-            </m:r>
-          </m:e>
-        </m:acc>
-        <m:r>
-          <m:rPr>
-            <m:sty m:val="p"/>
-          </m:rPr>
-          <m:t>=</m:t>
-        </m:r>
-        <m:r>
-          <m:t>0.00069</m:t>
-        </m:r>
-      </m:oMath>
-      <w:r>
-        <w:t xml:space="preserve"> </w:t>
-      </w:r>
-      <w:r>
-        <w:t xml:space="preserve">and still beats</w:t>
+        <w:t xml:space="preserve">; it ends at 0.00069 on MobileNetV2 and</w:t>
+      </w:r>
+      <w:r>
+        <w:t xml:space="preserve"> </w:t>
+      </w:r>
+      <w:r>
+        <w:t xml:space="preserve">0.00014 on VGG-16 and still beats</w:t>
       </w:r>
       <w:r>
         <w:t xml:space="preserve"> </w:t>
@@ -19451,22 +19679,19 @@
         <w:t xml:space="preserve">uniform</w:t>
       </w:r>
       <w:r>
-        <w:t xml:space="preserve"> </w:t>
-      </w:r>
-      <w:r>
-        <w:t xml:space="preserve">by</w:t>
-      </w:r>
-      <w:r>
-        <w:t xml:space="preserve"> </w:t>
-      </w:r>
-      <w:r>
-        <w:t xml:space="preserve">+0.55 pp. A very low departure from uniform thus accompanied no</w:t>
-      </w:r>
-      <w:r>
-        <w:t xml:space="preserve"> </w:t>
-      </w:r>
-      <w:r>
-        <w:t xml:space="preserve">benefit in one case and a significant benefit in the other.</w:t>
+        <w:t xml:space="preserve">, by +0.55 and</w:t>
+      </w:r>
+      <w:r>
+        <w:t xml:space="preserve"> </w:t>
+      </w:r>
+      <w:r>
+        <w:t xml:space="preserve">+0.17 pp. A very low departure from uniform thus accompanied no</w:t>
+      </w:r>
+      <w:r>
+        <w:t xml:space="preserve"> </w:t>
+      </w:r>
+      <w:r>
+        <w:t xml:space="preserve">benefit on one backbone and a significant benefit on the other two.</w:t>
       </w:r>
     </w:p>
     <w:p>
@@ -19490,13 +19715,19 @@
         <w:t xml:space="preserve"> </w:t>
       </w:r>
       <w:r>
-        <w:t xml:space="preserve">MobileNetV2, but it did not reliably within ResNet-18, and almost the same</w:t>
-      </w:r>
-      <w:r>
-        <w:t xml:space="preserve"> </w:t>
-      </w:r>
-      <w:r>
-        <w:t xml:space="preserve">value accompanies very different benefits on the two backbones. A value of</w:t>
+        <w:t xml:space="preserve">MobileNetV2, but it did not reliably within ResNet-18 or significantly</w:t>
+      </w:r>
+      <w:r>
+        <w:t xml:space="preserve"> </w:t>
+      </w:r>
+      <w:r>
+        <w:t xml:space="preserve">within VGG-16, and almost the same value accompanies very different</w:t>
+      </w:r>
+      <w:r>
+        <w:t xml:space="preserve"> </w:t>
+      </w:r>
+      <w:r>
+        <w:t xml:space="preserve">benefits on the three backbones. A value of</w:t>
       </w:r>
       <w:r>
         <w:t xml:space="preserve"> </w:t>
@@ -19571,7 +19802,7 @@
         <w:t xml:space="preserve"> </w:t>
       </w:r>
       <w:r>
-        <w:t xml:space="preserve">Section 6). Tables 25 and 26</w:t>
+        <w:t xml:space="preserve">Section 6). Tables 27 and 28</w:t>
       </w:r>
       <w:r>
         <w:t xml:space="preserve"> </w:t>
@@ -19777,19 +20008,13 @@
         <w:t xml:space="preserve"> </w:t>
       </w:r>
       <w:r>
-        <w:t xml:space="preserve">5 depend on the backbone (two of them measured on ResNet-18 and</w:t>
-      </w:r>
-      <w:r>
-        <w:t xml:space="preserve"> </w:t>
-      </w:r>
-      <w:r>
-        <w:t xml:space="preserve">MobileNetV2 only, because the VGG-16 entropies are not available), and</w:t>
-      </w:r>
-      <w:r>
-        <w:t xml:space="preserve"> </w:t>
-      </w:r>
-      <w:r>
-        <w:t xml:space="preserve">the last compares backbones directly.</w:t>
+        <w:t xml:space="preserve">5 depend on the backbone, and the last compares backbones</w:t>
+      </w:r>
+      <w:r>
+        <w:t xml:space="preserve"> </w:t>
+      </w:r>
+      <w:r>
+        <w:t xml:space="preserve">directly.</w:t>
       </w:r>
     </w:p>
     <w:p>
@@ -20762,7 +20987,27 @@
               <w:rPr>
                 <w:sz w:val="18"/>
               </w:rPr>
-              <w:t xml:space="preserve">not available (no result files)</w:t>
+              <w:t xml:space="preserve">annealed 6.7</w:t>
+            </w:r>
+            <m:oMath>
+              <m:r>
+                <m:rPr>
+                  <m:sty m:val="p"/>
+                </m:rPr>
+                <m:t>×</m:t>
+              </m:r>
+            </m:oMath>
+            <w:r>
+              <w:rPr>
+                <w:sz w:val="18"/>
+              </w:rPr>
+              <w:t xml:space="preserve"> </w:t>
+            </w:r>
+            <w:r>
+              <w:rPr>
+                <w:sz w:val="18"/>
+              </w:rPr>
+              <w:t xml:space="preserve">flatter, smaller benefit (+0.11 vs +0.72)</w:t>
             </w:r>
           </w:p>
         </w:tc>
@@ -20781,18 +21026,6 @@
                 <w:sz w:val="18"/>
               </w:rPr>
               <w:t xml:space="preserve">backbone-dependent</w:t>
-            </w:r>
-            <w:r>
-              <w:rPr>
-                <w:sz w:val="18"/>
-              </w:rPr>
-              <w:t xml:space="preserve"> </w:t>
-            </w:r>
-            <w:r>
-              <w:rPr>
-                <w:sz w:val="18"/>
-              </w:rPr>
-              <w:t xml:space="preserve">(two backbones)</w:t>
             </w:r>
           </w:p>
         </w:tc>
@@ -20894,7 +21127,7 @@
               <w:rPr>
                 <w:sz w:val="18"/>
               </w:rPr>
-              <w:t xml:space="preserve">not available (no result files)</w:t>
+              <w:t xml:space="preserve">0.0215, 0.0181, 0.0133 (flattens)</w:t>
             </w:r>
           </w:p>
         </w:tc>
@@ -20913,18 +21146,6 @@
                 <w:sz w:val="18"/>
               </w:rPr>
               <w:t xml:space="preserve">backbone-dependent</w:t>
-            </w:r>
-            <w:r>
-              <w:rPr>
-                <w:sz w:val="18"/>
-              </w:rPr>
-              <w:t xml:space="preserve"> </w:t>
-            </w:r>
-            <w:r>
-              <w:rPr>
-                <w:sz w:val="18"/>
-              </w:rPr>
-              <w:t xml:space="preserve">(two backbones)</w:t>
             </w:r>
           </w:p>
         </w:tc>
@@ -21023,7 +21244,7 @@
               <w:rPr>
                 <w:sz w:val="18"/>
               </w:rPr>
-              <w:t xml:space="preserve">not available (no result files)</w:t>
+              <w:t xml:space="preserve">0.0133: +0.37 (higher)</w:t>
             </w:r>
           </w:p>
         </w:tc>
@@ -21165,7 +21386,31 @@
         <w:t xml:space="preserve"> </w:t>
       </w:r>
       <w:r>
-        <w:t xml:space="preserve">routing controls, each backbone gives a different pattern. Several</w:t>
+        <w:t xml:space="preserve">routing controls, each backbone gives a different pattern. Of the two</w:t>
+      </w:r>
+      <w:r>
+        <w:t xml:space="preserve"> </w:t>
+      </w:r>
+      <w:r>
+        <w:t xml:space="preserve">backbone-dependent entropy results, the width trend again groups ResNet-18</w:t>
+      </w:r>
+      <w:r>
+        <w:t xml:space="preserve"> </w:t>
+      </w:r>
+      <w:r>
+        <w:t xml:space="preserve">with VGG-16 (routers move towards uniform as width grows) against</w:t>
+      </w:r>
+      <w:r>
+        <w:t xml:space="preserve"> </w:t>
+      </w:r>
+      <w:r>
+        <w:t xml:space="preserve">MobileNetV2, while the width-16 counterexample sets ResNet-18 apart from</w:t>
+      </w:r>
+      <w:r>
+        <w:t xml:space="preserve"> </w:t>
+      </w:r>
+      <w:r>
+        <w:t xml:space="preserve">the other two. Several</w:t>
       </w:r>
       <w:r>
         <w:t xml:space="preserve"> </w:t>
@@ -21711,55 +21956,55 @@
         <w:t xml:space="preserve"> </w:t>
       </w:r>
       <w:r>
-        <w:t xml:space="preserve">test batch, so every recorded entropy, on ResNet-18 and MobileNetV2,</w:t>
-      </w:r>
-      <w:r>
-        <w:t xml:space="preserve"> </w:t>
-      </w:r>
-      <w:r>
-        <w:t xml:space="preserve">describes the last batch of the unshuffled test set: the same 16 images in</w:t>
-      </w:r>
-      <w:r>
-        <w:t xml:space="preserve"> </w:t>
-      </w:r>
-      <w:r>
-        <w:t xml:space="preserve">every run on a dataset. Comparisons between arms, widths and schedules are</w:t>
-      </w:r>
-      <w:r>
-        <w:t xml:space="preserve"> </w:t>
-      </w:r>
-      <w:r>
-        <w:t xml:space="preserve">therefore made on identical inputs, and the spread across seeds is small</w:t>
-      </w:r>
-      <w:r>
-        <w:t xml:space="preserve"> </w:t>
-      </w:r>
-      <w:r>
-        <w:t xml:space="preserve">(Tables 30 and 12), but no entropy here is a</w:t>
-      </w:r>
-      <w:r>
-        <w:t xml:space="preserve"> </w:t>
-      </w:r>
-      <w:r>
-        <w:t xml:space="preserve">test-set average. The trained weights were not kept, so the entropies</w:t>
-      </w:r>
-      <w:r>
-        <w:t xml:space="preserve"> </w:t>
-      </w:r>
-      <w:r>
-        <w:t xml:space="preserve">cannot be recomputed on the full test set. No accuracy is affected. The</w:t>
-      </w:r>
-      <w:r>
-        <w:t xml:space="preserve"> </w:t>
-      </w:r>
-      <w:r>
-        <w:t xml:space="preserve">VGG-16 entropies, recorded the same way, are in result files that were not</w:t>
-      </w:r>
-      <w:r>
-        <w:t xml:space="preserve"> </w:t>
-      </w:r>
-      <w:r>
-        <w:t xml:space="preserve">available for this draft.</w:t>
+        <w:t xml:space="preserve">test batch, so every recorded entropy, on all three backbones, describes</w:t>
+      </w:r>
+      <w:r>
+        <w:t xml:space="preserve"> </w:t>
+      </w:r>
+      <w:r>
+        <w:t xml:space="preserve">the last batch of the unshuffled test set: the same 16 images in every run</w:t>
+      </w:r>
+      <w:r>
+        <w:t xml:space="preserve"> </w:t>
+      </w:r>
+      <w:r>
+        <w:t xml:space="preserve">on a dataset (the build checks that every VGG-16 routing record counts 16</w:t>
+      </w:r>
+      <w:r>
+        <w:t xml:space="preserve"> </w:t>
+      </w:r>
+      <w:r>
+        <w:t xml:space="preserve">images). Comparisons between arms, widths and schedules are therefore made</w:t>
+      </w:r>
+      <w:r>
+        <w:t xml:space="preserve"> </w:t>
+      </w:r>
+      <w:r>
+        <w:t xml:space="preserve">on identical inputs, and the spread across seeds is small</w:t>
+      </w:r>
+      <w:r>
+        <w:t xml:space="preserve"> </w:t>
+      </w:r>
+      <w:r>
+        <w:t xml:space="preserve">(Tables 32, 12 and 13), but no</w:t>
+      </w:r>
+      <w:r>
+        <w:t xml:space="preserve"> </w:t>
+      </w:r>
+      <w:r>
+        <w:t xml:space="preserve">entropy here is a test-set average. The trained weights were not kept, so</w:t>
+      </w:r>
+      <w:r>
+        <w:t xml:space="preserve"> </w:t>
+      </w:r>
+      <w:r>
+        <w:t xml:space="preserve">the entropies cannot be recomputed on the full test set. No accuracy is</w:t>
+      </w:r>
+      <w:r>
+        <w:t xml:space="preserve"> </w:t>
+      </w:r>
+      <w:r>
+        <w:t xml:space="preserve">affected.</w:t>
       </w:r>
     </w:p>
     <w:p>
@@ -22057,13 +22302,13 @@
         <w:t xml:space="preserve"> </w:t>
       </w:r>
       <w:r>
-        <w:t xml:space="preserve">run at the same width (Tables 29, 35</w:t>
-      </w:r>
-      <w:r>
-        <w:t xml:space="preserve"> </w:t>
-      </w:r>
-      <w:r>
-        <w:t xml:space="preserve">and 39); for ResNet-18 and MobileNetV2 alone, repeating</w:t>
+        <w:t xml:space="preserve">run at the same width (Tables 31, 37</w:t>
+      </w:r>
+      <w:r>
+        <w:t xml:space="preserve"> </w:t>
+      </w:r>
+      <w:r>
+        <w:t xml:space="preserve">and 42); for ResNet-18 and MobileNetV2 alone, repeating</w:t>
       </w:r>
       <w:r>
         <w:t xml:space="preserve"> </w:t>
@@ -22330,37 +22575,37 @@
         <w:t xml:space="preserve"> </w:t>
       </w:r>
       <w:r>
-        <w:t xml:space="preserve">ResNet-18 final accuracies were</w:t>
-      </w:r>
-      <w:r>
-        <w:t xml:space="preserve"> </w:t>
-      </w:r>
-      <w:r>
-        <w:t xml:space="preserve">transcribed from the training logs, which print them verbatim, and every</w:t>
-      </w:r>
-      <w:r>
-        <w:t xml:space="preserve"> </w:t>
-      </w:r>
-      <w:r>
-        <w:t xml:space="preserve">figure and table is generated from those per-seed values; MobileNetV2</w:t>
-      </w:r>
-      <w:r>
-        <w:t xml:space="preserve"> </w:t>
-      </w:r>
-      <w:r>
-        <w:t xml:space="preserve">values are parsed from its log and checked against its result files, and</w:t>
-      </w:r>
-      <w:r>
-        <w:t xml:space="preserve"> </w:t>
-      </w:r>
-      <w:r>
-        <w:t xml:space="preserve">VGG-16 values are parsed from its log and checked against its runner log</w:t>
-      </w:r>
-      <w:r>
-        <w:t xml:space="preserve"> </w:t>
-      </w:r>
-      <w:r>
-        <w:t xml:space="preserve">(Section 3). During the ResNet-18 analysis, three scripts</w:t>
+        <w:t xml:space="preserve">ResNet-18 values are read from</w:t>
+      </w:r>
+      <w:r>
+        <w:t xml:space="preserve"> </w:t>
+      </w:r>
+      <w:r>
+        <w:t xml:space="preserve">its 132 result files; MobileNetV2 and VGG-16 accuracies and losses are</w:t>
+      </w:r>
+      <w:r>
+        <w:t xml:space="preserve"> </w:t>
+      </w:r>
+      <w:r>
+        <w:t xml:space="preserve">parsed from their training logs and checked against their result files,</w:t>
+      </w:r>
+      <w:r>
+        <w:t xml:space="preserve"> </w:t>
+      </w:r>
+      <w:r>
+        <w:t xml:space="preserve">and the VGG-16 values also against its runner log</w:t>
+      </w:r>
+      <w:r>
+        <w:t xml:space="preserve"> </w:t>
+      </w:r>
+      <w:r>
+        <w:t xml:space="preserve">(Section 3). Every figure and table is generated from the</w:t>
+      </w:r>
+      <w:r>
+        <w:t xml:space="preserve"> </w:t>
+      </w:r>
+      <w:r>
+        <w:t xml:space="preserve">per-seed values. During the ResNet-18 analysis, three scripts</w:t>
       </w:r>
       <w:r>
         <w:t xml:space="preserve"> </w:t>
@@ -22438,94 +22683,49 @@
         <w:t xml:space="preserve"> </w:t>
       </w:r>
       <w:r>
-        <w:t xml:space="preserve">The report generator was later rewritten to read the result files</w:t>
-      </w:r>
-      <w:r>
-        <w:t xml:space="preserve"> </w:t>
-      </w:r>
-      <w:r>
-        <w:t xml:space="preserve">directly; on the 24 ResNet-18 width-64 result files checked it reproduces</w:t>
-      </w:r>
-      <w:r>
-        <w:t xml:space="preserve"> </w:t>
-      </w:r>
-      <w:r>
-        <w:t xml:space="preserve">the transcribed accuracies and routing entropies exactly. Every</w:t>
-      </w:r>
-      <w:r>
-        <w:t xml:space="preserve"> </w:t>
-      </w:r>
-      <w:r>
-        <w:t xml:space="preserve">transcribed ResNet-18 accuracy was re-checked on 19 October 2026 against</w:t>
-      </w:r>
-      <w:r>
-        <w:t xml:space="preserve"> </w:t>
-      </w:r>
-      <w:r>
-        <w:t xml:space="preserve">the per-run lines of the logs or against the result files, except those</w:t>
-      </w:r>
-      <w:r>
-        <w:t xml:space="preserve"> </w:t>
-      </w:r>
-      <w:r>
-        <w:t xml:space="preserve">for Tiny-ImageNet at width 32</w:t>
-      </w:r>
-      <w:r>
-        <w:t xml:space="preserve"> </w:t>
-      </w:r>
-      <w:r>
-        <w:rPr>
-          <w:rStyle w:val="VerbatimChar"/>
-        </w:rPr>
-        <w:t xml:space="preserve">static</w:t>
-      </w:r>
-      <w:r>
-        <w:t xml:space="preserve"> </w:t>
-      </w:r>
-      <w:r>
-        <w:t xml:space="preserve">and</w:t>
-      </w:r>
-      <w:r>
-        <w:t xml:space="preserve"> </w:t>
-      </w:r>
-      <w:r>
-        <w:rPr>
-          <w:rStyle w:val="VerbatimChar"/>
-        </w:rPr>
-        <w:t xml:space="preserve">gap</w:t>
-      </w:r>
-      <w:r>
-        <w:t xml:space="preserve">, which were</w:t>
-      </w:r>
-      <w:r>
-        <w:t xml:space="preserve"> </w:t>
-      </w:r>
-      <w:r>
-        <w:t xml:space="preserve">checked against the printed means and standard deviations. The ResNet-18</w:t>
-      </w:r>
-      <w:r>
-        <w:t xml:space="preserve"> </w:t>
-      </w:r>
-      <w:r>
-        <w:t xml:space="preserve">routing entropies for CIFAR-100 widths 16 and 32 and for the three annealed</w:t>
-      </w:r>
-      <w:r>
-        <w:t xml:space="preserve"> </w:t>
-      </w:r>
-      <w:r>
-        <w:t xml:space="preserve">groups were transcribed from result files that are not in the</w:t>
-      </w:r>
-      <w:r>
-        <w:t xml:space="preserve"> </w:t>
-      </w:r>
-      <w:r>
-        <w:t xml:space="preserve">accompanying archive, so they cannot be re-derived from it; only the</w:t>
-      </w:r>
-      <w:r>
-        <w:t xml:space="preserve"> </w:t>
-      </w:r>
-      <w:r>
-        <w:t xml:space="preserve">width-64 files are. An earlier version of this report printed stored</w:t>
+        <w:t xml:space="preserve">Earlier drafts were built from ResNet-18 values transcribed from the</w:t>
+      </w:r>
+      <w:r>
+        <w:t xml:space="preserve"> </w:t>
+      </w:r>
+      <w:r>
+        <w:t xml:space="preserve">training logs, with the result files of CIFAR-100 width 64 as the only</w:t>
+      </w:r>
+      <w:r>
+        <w:t xml:space="preserve"> </w:t>
+      </w:r>
+      <w:r>
+        <w:t xml:space="preserve">ones in the archive; thirty routing entropies (CIFAR-100 widths 16 and 32</w:t>
+      </w:r>
+      <w:r>
+        <w:t xml:space="preserve"> </w:t>
+      </w:r>
+      <w:r>
+        <w:t xml:space="preserve">and the three annealed groups) could not be re-derived from it. All 132</w:t>
+      </w:r>
+      <w:r>
+        <w:t xml:space="preserve"> </w:t>
+      </w:r>
+      <w:r>
+        <w:t xml:space="preserve">ResNet-18 result files are now in the archive. Every transcribed final</w:t>
+      </w:r>
+      <w:r>
+        <w:t xml:space="preserve"> </w:t>
+      </w:r>
+      <w:r>
+        <w:t xml:space="preserve">accuracy is identical to its file, every transcribed routing entropy,</w:t>
+      </w:r>
+      <w:r>
+        <w:t xml:space="preserve"> </w:t>
+      </w:r>
+      <w:r>
+        <w:t xml:space="preserve">those thirty included, equals its file’s value to the four decimals</w:t>
+      </w:r>
+      <w:r>
+        <w:t xml:space="preserve"> </w:t>
+      </w:r>
+      <w:r>
+        <w:t xml:space="preserve">transcribed, and the build stops if either check fails. An earlier version of this report printed stored</w:t>
       </w:r>
       <w:r>
         <w:t xml:space="preserve"> </w:t>
@@ -22750,31 +22950,31 @@
         <w:t xml:space="preserve"> </w:t>
       </w:r>
       <w:r>
-        <w:t xml:space="preserve">7 of nine conditions. Routing entropy, measured on ResNet-18</w:t>
-      </w:r>
-      <w:r>
-        <w:t xml:space="preserve"> </w:t>
-      </w:r>
-      <w:r>
-        <w:t xml:space="preserve">and MobileNetV2, did not reliably indicate whether routing helped: it</w:t>
-      </w:r>
-      <w:r>
-        <w:t xml:space="preserve"> </w:t>
-      </w:r>
-      <w:r>
-        <w:t xml:space="preserve">ordered the benefit within MobileNetV2 but not reliably within ResNet-18,</w:t>
-      </w:r>
-      <w:r>
-        <w:t xml:space="preserve"> </w:t>
-      </w:r>
-      <w:r>
-        <w:t xml:space="preserve">and almost the same entropy accompanied benefits of +0.03 and</w:t>
-      </w:r>
-      <w:r>
-        <w:t xml:space="preserve"> </w:t>
-      </w:r>
-      <w:r>
-        <w:t xml:space="preserve">+1.47 pp on the two backbones. Of our 7 recorded</w:t>
+        <w:t xml:space="preserve">7 of nine conditions. Routing entropy did not reliably</w:t>
+      </w:r>
+      <w:r>
+        <w:t xml:space="preserve"> </w:t>
+      </w:r>
+      <w:r>
+        <w:t xml:space="preserve">indicate whether routing helped: it ordered the benefit within MobileNetV2,</w:t>
+      </w:r>
+      <w:r>
+        <w:t xml:space="preserve"> </w:t>
+      </w:r>
+      <w:r>
+        <w:t xml:space="preserve">not reliably within ResNet-18 and not significantly within VGG-16, and</w:t>
+      </w:r>
+      <w:r>
+        <w:t xml:space="preserve"> </w:t>
+      </w:r>
+      <w:r>
+        <w:t xml:space="preserve">almost the same entropy accompanied benefits of +0.03, +1.47 and</w:t>
+      </w:r>
+      <w:r>
+        <w:t xml:space="preserve"> </w:t>
+      </w:r>
+      <w:r>
+        <w:t xml:space="preserve">+0.37 pp on the three backbones. Of our 7 recorded</w:t>
       </w:r>
       <w:r>
         <w:t xml:space="preserve"> </w:t>
@@ -22822,37 +23022,19 @@
         <w:t xml:space="preserve"> </w:t>
       </w:r>
       <w:r>
-        <w:t xml:space="preserve">ledgers with recorded evidence, the 132 MobileNetV2 result files, the 24</w:t>
-      </w:r>
-      <w:r>
-        <w:t xml:space="preserve"> </w:t>
-      </w:r>
-      <w:r>
-        <w:t xml:space="preserve">ResNet-18 result files of CIFAR-100 width 64, the VGG-16 training and</w:t>
-      </w:r>
-      <w:r>
-        <w:t xml:space="preserve"> </w:t>
-      </w:r>
-      <w:r>
-        <w:t xml:space="preserve">runner logs and every per-seed value accompany this report. The other 108</w:t>
-      </w:r>
-      <w:r>
-        <w:t xml:space="preserve"> </w:t>
-      </w:r>
-      <w:r>
-        <w:t xml:space="preserve">ResNet-18 runs are represented by the per-seed values transcribed from</w:t>
-      </w:r>
-      <w:r>
-        <w:t xml:space="preserve"> </w:t>
-      </w:r>
-      <w:r>
-        <w:t xml:space="preserve">their logs, and the 132 VGG-16 runs by their logs, whose result files were</w:t>
-      </w:r>
-      <w:r>
-        <w:t xml:space="preserve"> </w:t>
-      </w:r>
-      <w:r>
-        <w:t xml:space="preserve">not available for this draft (Section 15).</w:t>
+        <w:t xml:space="preserve">ledgers with recorded evidence, the result files of all 396 runs,</w:t>
+      </w:r>
+      <w:r>
+        <w:t xml:space="preserve"> </w:t>
+      </w:r>
+      <w:r>
+        <w:t xml:space="preserve">the MobileNetV2 and VGG-16 training and runner logs, and every per-seed</w:t>
+      </w:r>
+      <w:r>
+        <w:t xml:space="preserve"> </w:t>
+      </w:r>
+      <w:r>
+        <w:t xml:space="preserve">value accompany this report.</w:t>
       </w:r>
     </w:p>
     <w:bookmarkEnd w:id="68"/>
@@ -26866,7 +27048,7 @@
               <w:rPr>
                 <w:sz w:val="18"/>
               </w:rPr>
-              <w:t xml:space="preserve">0.0080</w:t>
+              <w:t xml:space="preserve">0.0081</w:t>
             </w:r>
           </w:p>
         </w:tc>
@@ -26964,7 +27146,7 @@
               <w:rPr>
                 <w:sz w:val="18"/>
               </w:rPr>
-              <w:t xml:space="preserve">0.0170</w:t>
+              <w:t xml:space="preserve">0.0171</w:t>
             </w:r>
           </w:p>
         </w:tc>
@@ -27817,7 +27999,7 @@
               <w:rPr>
                 <w:sz w:val="16"/>
               </w:rPr>
-              <w:t xml:space="preserve">0.01147</w:t>
+              <w:t xml:space="preserve">0.01146</w:t>
             </w:r>
           </w:p>
         </w:tc>
@@ -27947,7 +28129,7 @@
               <w:rPr>
                 <w:sz w:val="16"/>
               </w:rPr>
-              <w:t xml:space="preserve">0.00287</w:t>
+              <w:t xml:space="preserve">0.00286</w:t>
             </w:r>
           </w:p>
         </w:tc>
@@ -28158,6 +28340,603 @@
                 <w:sz w:val="16"/>
               </w:rPr>
               <w:t xml:space="preserve">14–16</w:t>
+            </w:r>
+          </w:p>
+        </w:tc>
+      </w:tr>
+    </w:tbl>
+    <w:p/>
+    <w:p>
+      <w:pPr>
+        <w:pStyle w:val="TableCaption"/>
+      </w:pPr>
+      <w:r>
+        <w:t xml:space="preserve">Table 13: VGG-16: routing entropy by arm, CIFAR-100 width 64, per-seed</w:t>
+      </w:r>
+      <w:r>
+        <w:t xml:space="preserve"> </w:t>
+      </w:r>
+      <w:r>
+        <w:t xml:space="preserve">means over the recorded images and layers. Flat layers: the number of the</w:t>
+      </w:r>
+      <w:r>
+        <w:t xml:space="preserve"> </w:t>
+      </w:r>
+      <w:r>
+        <w:t xml:space="preserve">12 dynamic layers with</w:t>
+      </w:r>
+      <w:r>
+        <w:t xml:space="preserve"> </w:t>
+      </w:r>
+      <m:oMath>
+        <m:acc>
+          <m:accPr>
+            <m:chr m:val="̃"/>
+          </m:accPr>
+          <m:e>
+            <m:r>
+              <m:t>H</m:t>
+            </m:r>
+          </m:e>
+        </m:acc>
+        <m:r>
+          <m:rPr>
+            <m:sty m:val="p"/>
+          </m:rPr>
+          <m:t>≥</m:t>
+        </m:r>
+        <m:r>
+          <m:t>0.9999</m:t>
+        </m:r>
+      </m:oMath>
+      <w:r>
+        <w:t xml:space="preserve">, range over seeds.</w:t>
+      </w:r>
+    </w:p>
+    <w:tbl>
+      <w:tblPr>
+        <w:tblStyle w:val="Table"/>
+        <w:tblLook w:firstRow="1" w:lastRow="0" w:firstColumn="0" w:lastColumn="0" w:noHBand="0" w:noVBand="0" w:val="0020"/>
+        <w:jc w:val="start"/>
+        <w:tblCaption w:val="Table 13: VGG-16: routing entropy by arm, CIFAR-100 width 64, per-seed means over the recorded images and layers. Flat layers: the number of the 12 dynamic layers with \tilde H\ge0.9999, range over seeds."/>
+        <w:tblBorders>
+          <w:top w:val="single" w:sz="4" w:color="808080"/>
+          <w:bottom w:val="single" w:sz="4" w:color="808080"/>
+          <w:insideH w:val="single" w:sz="4" w:color="808080"/>
+        </w:tblBorders>
+        <w:tblW w:w="9399" w:type="dxa"/>
+        <w:tblLayout w:type="fixed"/>
+      </w:tblPr>
+      <w:tblGrid>
+        <w:gridCol w:w="2171"/>
+        <w:gridCol w:w="1334"/>
+        <w:gridCol w:w="1334"/>
+        <w:gridCol w:w="1334"/>
+        <w:gridCol w:w="1334"/>
+        <w:gridCol w:w="1892"/>
+      </w:tblGrid>
+      <w:tr>
+        <w:trPr>
+          <w:tblHeader w:val="true"/>
+        </w:trPr>
+        <w:tc>
+          <w:tcPr/>
+          <w:p>
+            <w:pPr>
+              <w:pStyle w:val="Compact"/>
+              <w:spacing w:after="0" w:before="0"/>
+              <w:jc w:val="left"/>
+            </w:pPr>
+            <w:r>
+              <w:rPr>
+                <w:sz w:val="18"/>
+              </w:rPr>
+              <w:t xml:space="preserve">arm</w:t>
+            </w:r>
+          </w:p>
+        </w:tc>
+        <w:tc>
+          <w:tcPr/>
+          <w:p>
+            <w:pPr>
+              <w:pStyle w:val="Compact"/>
+              <w:spacing w:after="0" w:before="0"/>
+              <w:jc w:val="right"/>
+            </w:pPr>
+            <w:r>
+              <w:rPr>
+                <w:sz w:val="18"/>
+              </w:rPr>
+              <w:t xml:space="preserve">mean</w:t>
+            </w:r>
+            <w:r>
+              <w:rPr>
+                <w:sz w:val="18"/>
+              </w:rPr>
+              <w:t xml:space="preserve"> </w:t>
+            </w:r>
+            <m:oMath>
+              <m:acc>
+                <m:accPr>
+                  <m:chr m:val="̃"/>
+                </m:accPr>
+                <m:e>
+                  <m:r>
+                    <m:t>H</m:t>
+                  </m:r>
+                </m:e>
+              </m:acc>
+            </m:oMath>
+          </w:p>
+        </w:tc>
+        <w:tc>
+          <w:tcPr/>
+          <w:p>
+            <w:pPr>
+              <w:pStyle w:val="Compact"/>
+              <w:spacing w:after="0" w:before="0"/>
+              <w:jc w:val="right"/>
+            </w:pPr>
+            <w:r>
+              <w:rPr>
+                <w:sz w:val="18"/>
+              </w:rPr>
+              <w:t xml:space="preserve">min</w:t>
+            </w:r>
+          </w:p>
+        </w:tc>
+        <w:tc>
+          <w:tcPr/>
+          <w:p>
+            <w:pPr>
+              <w:pStyle w:val="Compact"/>
+              <w:spacing w:after="0" w:before="0"/>
+              <w:jc w:val="right"/>
+            </w:pPr>
+            <w:r>
+              <w:rPr>
+                <w:sz w:val="18"/>
+              </w:rPr>
+              <w:t xml:space="preserve">max</w:t>
+            </w:r>
+          </w:p>
+        </w:tc>
+        <w:tc>
+          <w:tcPr/>
+          <w:p>
+            <w:pPr>
+              <w:pStyle w:val="Compact"/>
+              <w:spacing w:after="0" w:before="0"/>
+              <w:jc w:val="right"/>
+            </w:pPr>
+            <m:oMath>
+              <m:r>
+                <m:t>1</m:t>
+              </m:r>
+              <m:r>
+                <m:rPr>
+                  <m:sty m:val="p"/>
+                </m:rPr>
+                <m:t>−</m:t>
+              </m:r>
+              <m:acc>
+                <m:accPr>
+                  <m:chr m:val="̃"/>
+                </m:accPr>
+                <m:e>
+                  <m:r>
+                    <m:t>H</m:t>
+                  </m:r>
+                </m:e>
+              </m:acc>
+            </m:oMath>
+          </w:p>
+        </w:tc>
+        <w:tc>
+          <w:tcPr/>
+          <w:p>
+            <w:pPr>
+              <w:pStyle w:val="Compact"/>
+              <w:spacing w:after="0" w:before="0"/>
+              <w:jc w:val="right"/>
+            </w:pPr>
+            <w:r>
+              <w:rPr>
+                <w:sz w:val="18"/>
+              </w:rPr>
+              <w:t xml:space="preserve">flat layers</w:t>
+            </w:r>
+          </w:p>
+        </w:tc>
+      </w:tr>
+      <w:tr>
+        <w:tc>
+          <w:tcPr/>
+          <w:p>
+            <w:pPr>
+              <w:pStyle w:val="Compact"/>
+              <w:spacing w:after="0" w:before="0"/>
+              <w:jc w:val="left"/>
+            </w:pPr>
+            <w:r>
+              <w:rPr>
+                <w:sz w:val="18"/>
+              </w:rPr>
+              <w:t xml:space="preserve">uniform</w:t>
+            </w:r>
+          </w:p>
+        </w:tc>
+        <w:tc>
+          <w:tcPr/>
+          <w:p>
+            <w:pPr>
+              <w:pStyle w:val="Compact"/>
+              <w:spacing w:after="0" w:before="0"/>
+              <w:jc w:val="right"/>
+            </w:pPr>
+            <w:r>
+              <w:rPr>
+                <w:sz w:val="18"/>
+              </w:rPr>
+              <w:t xml:space="preserve">1.00000</w:t>
+            </w:r>
+          </w:p>
+        </w:tc>
+        <w:tc>
+          <w:tcPr/>
+          <w:p>
+            <w:pPr>
+              <w:pStyle w:val="Compact"/>
+              <w:spacing w:after="0" w:before="0"/>
+              <w:jc w:val="right"/>
+            </w:pPr>
+            <w:r>
+              <w:rPr>
+                <w:sz w:val="18"/>
+              </w:rPr>
+              <w:t xml:space="preserve">1.00000</w:t>
+            </w:r>
+          </w:p>
+        </w:tc>
+        <w:tc>
+          <w:tcPr/>
+          <w:p>
+            <w:pPr>
+              <w:pStyle w:val="Compact"/>
+              <w:spacing w:after="0" w:before="0"/>
+              <w:jc w:val="right"/>
+            </w:pPr>
+            <w:r>
+              <w:rPr>
+                <w:sz w:val="18"/>
+              </w:rPr>
+              <w:t xml:space="preserve">1.00000</w:t>
+            </w:r>
+          </w:p>
+        </w:tc>
+        <w:tc>
+          <w:tcPr/>
+          <w:p>
+            <w:pPr>
+              <w:pStyle w:val="Compact"/>
+              <w:spacing w:after="0" w:before="0"/>
+              <w:jc w:val="right"/>
+            </w:pPr>
+            <w:r>
+              <w:rPr>
+                <w:sz w:val="18"/>
+              </w:rPr>
+              <w:t xml:space="preserve">0.00000</w:t>
+            </w:r>
+          </w:p>
+        </w:tc>
+        <w:tc>
+          <w:tcPr/>
+          <w:p>
+            <w:pPr>
+              <w:pStyle w:val="Compact"/>
+              <w:spacing w:after="0" w:before="0"/>
+              <w:jc w:val="right"/>
+            </w:pPr>
+            <w:r>
+              <w:rPr>
+                <w:sz w:val="18"/>
+              </w:rPr>
+              <w:t xml:space="preserve">12</w:t>
+            </w:r>
+          </w:p>
+        </w:tc>
+      </w:tr>
+      <w:tr>
+        <w:tc>
+          <w:tcPr/>
+          <w:p>
+            <w:pPr>
+              <w:pStyle w:val="Compact"/>
+              <w:spacing w:after="0" w:before="0"/>
+              <w:jc w:val="left"/>
+            </w:pPr>
+            <w:r>
+              <w:rPr>
+                <w:sz w:val="18"/>
+              </w:rPr>
+              <w:t xml:space="preserve">gap</w:t>
+            </w:r>
+          </w:p>
+        </w:tc>
+        <w:tc>
+          <w:tcPr/>
+          <w:p>
+            <w:pPr>
+              <w:pStyle w:val="Compact"/>
+              <w:spacing w:after="0" w:before="0"/>
+              <w:jc w:val="right"/>
+            </w:pPr>
+            <w:r>
+              <w:rPr>
+                <w:sz w:val="18"/>
+              </w:rPr>
+              <w:t xml:space="preserve">0.98669</w:t>
+            </w:r>
+          </w:p>
+        </w:tc>
+        <w:tc>
+          <w:tcPr/>
+          <w:p>
+            <w:pPr>
+              <w:pStyle w:val="Compact"/>
+              <w:spacing w:after="0" w:before="0"/>
+              <w:jc w:val="right"/>
+            </w:pPr>
+            <w:r>
+              <w:rPr>
+                <w:sz w:val="18"/>
+              </w:rPr>
+              <w:t xml:space="preserve">0.98279</w:t>
+            </w:r>
+          </w:p>
+        </w:tc>
+        <w:tc>
+          <w:tcPr/>
+          <w:p>
+            <w:pPr>
+              <w:pStyle w:val="Compact"/>
+              <w:spacing w:after="0" w:before="0"/>
+              <w:jc w:val="right"/>
+            </w:pPr>
+            <w:r>
+              <w:rPr>
+                <w:sz w:val="18"/>
+              </w:rPr>
+              <w:t xml:space="preserve">0.99095</w:t>
+            </w:r>
+          </w:p>
+        </w:tc>
+        <w:tc>
+          <w:tcPr/>
+          <w:p>
+            <w:pPr>
+              <w:pStyle w:val="Compact"/>
+              <w:spacing w:after="0" w:before="0"/>
+              <w:jc w:val="right"/>
+            </w:pPr>
+            <w:r>
+              <w:rPr>
+                <w:sz w:val="18"/>
+              </w:rPr>
+              <w:t xml:space="preserve">0.01331</w:t>
+            </w:r>
+          </w:p>
+        </w:tc>
+        <w:tc>
+          <w:tcPr/>
+          <w:p>
+            <w:pPr>
+              <w:pStyle w:val="Compact"/>
+              <w:spacing w:after="0" w:before="0"/>
+              <w:jc w:val="right"/>
+            </w:pPr>
+            <w:r>
+              <w:rPr>
+                <w:sz w:val="18"/>
+              </w:rPr>
+              <w:t xml:space="preserve">0–1</w:t>
+            </w:r>
+          </w:p>
+        </w:tc>
+      </w:tr>
+      <w:tr>
+        <w:tc>
+          <w:tcPr/>
+          <w:p>
+            <w:pPr>
+              <w:pStyle w:val="Compact"/>
+              <w:spacing w:after="0" w:before="0"/>
+              <w:jc w:val="left"/>
+            </w:pPr>
+            <w:r>
+              <w:rPr>
+                <w:sz w:val="18"/>
+              </w:rPr>
+              <w:t xml:space="preserve">frozen_random</w:t>
+            </w:r>
+          </w:p>
+        </w:tc>
+        <w:tc>
+          <w:tcPr/>
+          <w:p>
+            <w:pPr>
+              <w:pStyle w:val="Compact"/>
+              <w:spacing w:after="0" w:before="0"/>
+              <w:jc w:val="right"/>
+            </w:pPr>
+            <w:r>
+              <w:rPr>
+                <w:sz w:val="18"/>
+              </w:rPr>
+              <w:t xml:space="preserve">0.99798</w:t>
+            </w:r>
+          </w:p>
+        </w:tc>
+        <w:tc>
+          <w:tcPr/>
+          <w:p>
+            <w:pPr>
+              <w:pStyle w:val="Compact"/>
+              <w:spacing w:after="0" w:before="0"/>
+              <w:jc w:val="right"/>
+            </w:pPr>
+            <w:r>
+              <w:rPr>
+                <w:sz w:val="18"/>
+              </w:rPr>
+              <w:t xml:space="preserve">0.99764</w:t>
+            </w:r>
+          </w:p>
+        </w:tc>
+        <w:tc>
+          <w:tcPr/>
+          <w:p>
+            <w:pPr>
+              <w:pStyle w:val="Compact"/>
+              <w:spacing w:after="0" w:before="0"/>
+              <w:jc w:val="right"/>
+            </w:pPr>
+            <w:r>
+              <w:rPr>
+                <w:sz w:val="18"/>
+              </w:rPr>
+              <w:t xml:space="preserve">0.99851</w:t>
+            </w:r>
+          </w:p>
+        </w:tc>
+        <w:tc>
+          <w:tcPr/>
+          <w:p>
+            <w:pPr>
+              <w:pStyle w:val="Compact"/>
+              <w:spacing w:after="0" w:before="0"/>
+              <w:jc w:val="right"/>
+            </w:pPr>
+            <w:r>
+              <w:rPr>
+                <w:sz w:val="18"/>
+              </w:rPr>
+              <w:t xml:space="preserve">0.00202</w:t>
+            </w:r>
+          </w:p>
+        </w:tc>
+        <w:tc>
+          <w:tcPr/>
+          <w:p>
+            <w:pPr>
+              <w:pStyle w:val="Compact"/>
+              <w:spacing w:after="0" w:before="0"/>
+              <w:jc w:val="right"/>
+            </w:pPr>
+            <w:r>
+              <w:rPr>
+                <w:sz w:val="18"/>
+              </w:rPr>
+              <w:t xml:space="preserve">0</w:t>
+            </w:r>
+          </w:p>
+        </w:tc>
+      </w:tr>
+      <w:tr>
+        <w:tc>
+          <w:tcPr/>
+          <w:p>
+            <w:pPr>
+              <w:pStyle w:val="Compact"/>
+              <w:spacing w:after="0" w:before="0"/>
+              <w:jc w:val="left"/>
+            </w:pPr>
+            <w:r>
+              <w:rPr>
+                <w:sz w:val="18"/>
+              </w:rPr>
+              <w:t xml:space="preserve">shuffled</w:t>
+            </w:r>
+          </w:p>
+        </w:tc>
+        <w:tc>
+          <w:tcPr/>
+          <w:p>
+            <w:pPr>
+              <w:pStyle w:val="Compact"/>
+              <w:spacing w:after="0" w:before="0"/>
+              <w:jc w:val="right"/>
+            </w:pPr>
+            <w:r>
+              <w:rPr>
+                <w:sz w:val="18"/>
+              </w:rPr>
+              <w:t xml:space="preserve">0.99798</w:t>
+            </w:r>
+          </w:p>
+        </w:tc>
+        <w:tc>
+          <w:tcPr/>
+          <w:p>
+            <w:pPr>
+              <w:pStyle w:val="Compact"/>
+              <w:spacing w:after="0" w:before="0"/>
+              <w:jc w:val="right"/>
+            </w:pPr>
+            <w:r>
+              <w:rPr>
+                <w:sz w:val="18"/>
+              </w:rPr>
+              <w:t xml:space="preserve">0.99715</w:t>
+            </w:r>
+          </w:p>
+        </w:tc>
+        <w:tc>
+          <w:tcPr/>
+          <w:p>
+            <w:pPr>
+              <w:pStyle w:val="Compact"/>
+              <w:spacing w:after="0" w:before="0"/>
+              <w:jc w:val="right"/>
+            </w:pPr>
+            <w:r>
+              <w:rPr>
+                <w:sz w:val="18"/>
+              </w:rPr>
+              <w:t xml:space="preserve">0.99850</w:t>
+            </w:r>
+          </w:p>
+        </w:tc>
+        <w:tc>
+          <w:tcPr/>
+          <w:p>
+            <w:pPr>
+              <w:pStyle w:val="Compact"/>
+              <w:spacing w:after="0" w:before="0"/>
+              <w:jc w:val="right"/>
+            </w:pPr>
+            <w:r>
+              <w:rPr>
+                <w:sz w:val="18"/>
+              </w:rPr>
+              <w:t xml:space="preserve">0.00202</w:t>
+            </w:r>
+          </w:p>
+        </w:tc>
+        <w:tc>
+          <w:tcPr/>
+          <w:p>
+            <w:pPr>
+              <w:pStyle w:val="Compact"/>
+              <w:spacing w:after="0" w:before="0"/>
+              <w:jc w:val="right"/>
+            </w:pPr>
+            <w:r>
+              <w:rPr>
+                <w:sz w:val="18"/>
+              </w:rPr>
+              <w:t xml:space="preserve">0–1</w:t>
             </w:r>
           </w:p>
         </w:tc>
@@ -28304,7 +29083,7 @@
         <w:pStyle w:val="TableCaption"/>
       </w:pPr>
       <w:r>
-        <w:t xml:space="preserve">Table 13: ResNet-18: bank size at CIFAR-100 width 32. Differences are against the</w:t>
+        <w:t xml:space="preserve">Table 14: ResNet-18: bank size at CIFAR-100 width 32. Differences are against the</w:t>
       </w:r>
       <w:r>
         <w:t xml:space="preserve"> </w:t>
@@ -28327,7 +29106,7 @@
         <w:tblStyle w:val="Table"/>
         <w:tblLook w:firstRow="1" w:lastRow="0" w:firstColumn="0" w:lastColumn="0" w:noHBand="0" w:noVBand="0" w:val="0020"/>
         <w:jc w:val="start"/>
-        <w:tblCaption w:val="Table 13: ResNet-18: bank size at CIFAR-100 width 32. Differences are against the static row."/>
+        <w:tblCaption w:val="Table 14: ResNet-18: bank size at CIFAR-100 width 32. Differences are against the static row."/>
         <w:tblBorders>
           <w:top w:val="single" w:sz="4" w:color="808080"/>
           <w:bottom w:val="single" w:sz="4" w:color="808080"/>
@@ -29022,7 +29801,7 @@
         <w:pStyle w:val="TableCaption"/>
       </w:pPr>
       <w:r>
-        <w:t xml:space="preserve">Table 14: ResNet-18: pairwise comparisons between bank sizes, CIFAR-100</w:t>
+        <w:t xml:space="preserve">Table 15: ResNet-18: pairwise comparisons between bank sizes, CIFAR-100</w:t>
       </w:r>
       <w:r>
         <w:t xml:space="preserve"> </w:t>
@@ -29036,7 +29815,7 @@
         <w:tblStyle w:val="Table"/>
         <w:tblLook w:firstRow="1" w:lastRow="0" w:firstColumn="0" w:lastColumn="0" w:noHBand="0" w:noVBand="0" w:val="0020"/>
         <w:jc w:val="start"/>
-        <w:tblCaption w:val="Table 14: ResNet-18: pairwise comparisons between bank sizes, CIFAR-100 width 32."/>
+        <w:tblCaption w:val="Table 15: ResNet-18: pairwise comparisons between bank sizes, CIFAR-100 width 32."/>
         <w:tblBorders>
           <w:top w:val="single" w:sz="4" w:color="808080"/>
           <w:bottom w:val="single" w:sz="4" w:color="808080"/>
@@ -29597,7 +30376,7 @@
         <w:pStyle w:val="TableCaption"/>
       </w:pPr>
       <w:r>
-        <w:t xml:space="preserve">Table 15: MobileNetV2: bank size at CIFAR-100 width 32.</w:t>
+        <w:t xml:space="preserve">Table 16: MobileNetV2: bank size at CIFAR-100 width 32.</w:t>
       </w:r>
     </w:p>
     <w:tbl>
@@ -29605,7 +30384,7 @@
         <w:tblStyle w:val="Table"/>
         <w:tblLook w:firstRow="1" w:lastRow="0" w:firstColumn="0" w:lastColumn="0" w:noHBand="0" w:noVBand="0" w:val="0020"/>
         <w:jc w:val="start"/>
-        <w:tblCaption w:val="Table 15: MobileNetV2: bank size at CIFAR-100 width 32."/>
+        <w:tblCaption w:val="Table 16: MobileNetV2: bank size at CIFAR-100 width 32."/>
         <w:tblBorders>
           <w:top w:val="single" w:sz="4" w:color="808080"/>
           <w:bottom w:val="single" w:sz="4" w:color="808080"/>
@@ -30293,7 +31072,7 @@
         <w:pStyle w:val="TableCaption"/>
       </w:pPr>
       <w:r>
-        <w:t xml:space="preserve">Table 16: VGG-16: bank size at CIFAR-100 width 32.</w:t>
+        <w:t xml:space="preserve">Table 17: VGG-16: bank size at CIFAR-100 width 32.</w:t>
       </w:r>
     </w:p>
     <w:tbl>
@@ -30301,7 +31080,7 @@
         <w:tblStyle w:val="Table"/>
         <w:tblLook w:firstRow="1" w:lastRow="0" w:firstColumn="0" w:lastColumn="0" w:noHBand="0" w:noVBand="0" w:val="0020"/>
         <w:jc w:val="start"/>
-        <w:tblCaption w:val="Table 16: VGG-16: bank size at CIFAR-100 width 32."/>
+        <w:tblCaption w:val="Table 17: VGG-16: bank size at CIFAR-100 width 32."/>
         <w:tblBorders>
           <w:top w:val="single" w:sz="4" w:color="808080"/>
           <w:bottom w:val="single" w:sz="4" w:color="808080"/>
@@ -31065,7 +31844,7 @@
         <w:pStyle w:val="TableCaption"/>
       </w:pPr>
       <w:r>
-        <w:t xml:space="preserve">Table 17: ResNet-18: routed against plain networks at matched parameter counts,</w:t>
+        <w:t xml:space="preserve">Table 18: ResNet-18: routed against plain networks at matched parameter counts,</w:t>
       </w:r>
       <w:r>
         <w:t xml:space="preserve"> </w:t>
@@ -31091,7 +31870,7 @@
         <w:tblStyle w:val="Table"/>
         <w:tblLook w:firstRow="1" w:lastRow="0" w:firstColumn="0" w:lastColumn="0" w:noHBand="0" w:noVBand="0" w:val="0020"/>
         <w:jc w:val="start"/>
-        <w:tblCaption w:val="Table 17: ResNet-18: routed against plain networks at matched parameter counts, paired by seed. Minutes are routed / plain per run. The last column is the routed network’s stored parameters divided by the plain one’s; a pair is called matched only within 10 %."/>
+        <w:tblCaption w:val="Table 18: ResNet-18: routed against plain networks at matched parameter counts, paired by seed. Minutes are routed / plain per run. The last column is the routed network’s stored parameters divided by the plain one’s; a pair is called matched only within 10 %."/>
         <w:tblBorders>
           <w:top w:val="single" w:sz="4" w:color="808080"/>
           <w:bottom w:val="single" w:sz="4" w:color="808080"/>
@@ -31801,7 +32580,7 @@
         <w:pStyle w:val="TableCaption"/>
       </w:pPr>
       <w:r>
-        <w:t xml:space="preserve">Table 18: VGG-16:</w:t>
+        <w:t xml:space="preserve">Table 19: VGG-16:</w:t>
       </w:r>
       <w:r>
         <w:t xml:space="preserve"> </w:t>
@@ -31893,7 +32672,7 @@
         <w:tblStyle w:val="Table"/>
         <w:tblLook w:firstRow="1" w:lastRow="0" w:firstColumn="0" w:lastColumn="0" w:noHBand="0" w:noVBand="0" w:val="0020"/>
         <w:jc w:val="start"/>
-        <w:tblCaption w:val="Table 18: VGG-16: gap at width c against static at width 2c, paired by seed. \Delta is plain minus routed; the ratio is the routed network’s stored parameters over the plain one’s."/>
+        <w:tblCaption w:val="Table 19: VGG-16: gap at width c against static at width 2c, paired by seed. \Delta is plain minus routed; the ratio is the routed network’s stored parameters over the plain one’s."/>
         <w:tblBorders>
           <w:top w:val="single" w:sz="4" w:color="808080"/>
           <w:bottom w:val="single" w:sz="4" w:color="808080"/>
@@ -32721,7 +33500,7 @@
         <w:pStyle w:val="TableCaption"/>
       </w:pPr>
       <w:r>
-        <w:t xml:space="preserve">Table 19: MobileNetV2:</w:t>
+        <w:t xml:space="preserve">Table 20: MobileNetV2:</w:t>
       </w:r>
       <w:r>
         <w:t xml:space="preserve"> </w:t>
@@ -32840,7 +33619,7 @@
         <w:tblStyle w:val="Table"/>
         <w:tblLook w:firstRow="1" w:lastRow="0" w:firstColumn="0" w:lastColumn="0" w:noHBand="0" w:noVBand="0" w:val="0020"/>
         <w:jc w:val="start"/>
-        <w:tblCaption w:val="Table 19: MobileNetV2: gap at width c against static at width 2c, paired by seed. \Delta is plain minus routed. The ratio is the routed network’s stored parameters over the plain one’s; none of these pairs is matched. The last column compares gap with the static curve interpolated to its parameter count."/>
+        <w:tblCaption w:val="Table 20: MobileNetV2: gap at width c against static at width 2c, paired by seed. \Delta is plain minus routed. The ratio is the routed network’s stored parameters over the plain one’s; none of these pairs is matched. The last column compares gap with the static curve interpolated to its parameter count."/>
         <w:tblBorders>
           <w:top w:val="single" w:sz="4" w:color="808080"/>
           <w:bottom w:val="single" w:sz="4" w:color="808080"/>
@@ -33699,7 +34478,7 @@
         <w:pStyle w:val="TableCaption"/>
       </w:pPr>
       <w:r>
-        <w:t xml:space="preserve">Table 20: ResNet-18: temperature ablation on CIFAR-100,</w:t>
+        <w:t xml:space="preserve">Table 21: ResNet-18: temperature ablation on CIFAR-100,</w:t>
       </w:r>
       <w:r>
         <w:t xml:space="preserve"> </w:t>
@@ -33734,7 +34513,7 @@
         <w:tblStyle w:val="Table"/>
         <w:tblLook w:firstRow="0" w:lastRow="0" w:firstColumn="0" w:lastColumn="0" w:noHBand="0" w:noVBand="0" w:val="0000"/>
         <w:jc w:val="start"/>
-        <w:tblCaption w:val="Table 20: ResNet-18: temperature ablation on CIFAR-100, gap arm. The last two columns test whether the annealed router behaves like the constant mixture."/>
+        <w:tblCaption w:val="Table 21: ResNet-18: temperature ablation on CIFAR-100, gap arm. The last two columns test whether the annealed router behaves like the constant mixture."/>
         <w:tblBorders>
           <w:top w:val="single" w:sz="4" w:color="808080"/>
           <w:bottom w:val="single" w:sz="4" w:color="808080"/>
@@ -34518,7 +35297,7 @@
         <w:pStyle w:val="TableCaption"/>
       </w:pPr>
       <w:r>
-        <w:t xml:space="preserve">Table 21: MobileNetV2: temperature ablation on CIFAR-100,</w:t>
+        <w:t xml:space="preserve">Table 22: MobileNetV2: temperature ablation on CIFAR-100,</w:t>
       </w:r>
       <w:r>
         <w:t xml:space="preserve"> </w:t>
@@ -34541,7 +35320,7 @@
         <w:tblStyle w:val="Table"/>
         <w:tblLook w:firstRow="0" w:lastRow="0" w:firstColumn="0" w:lastColumn="0" w:noHBand="0" w:noVBand="0" w:val="0000"/>
         <w:jc w:val="start"/>
-        <w:tblCaption w:val="Table 21: MobileNetV2: temperature ablation on CIFAR-100, gap arm."/>
+        <w:tblCaption w:val="Table 22: MobileNetV2: temperature ablation on CIFAR-100, gap arm."/>
         <w:tblBorders>
           <w:top w:val="single" w:sz="4" w:color="808080"/>
           <w:bottom w:val="single" w:sz="4" w:color="808080"/>
@@ -35312,7 +36091,7 @@
         <w:pStyle w:val="TableCaption"/>
       </w:pPr>
       <w:r>
-        <w:t xml:space="preserve">Table 22: VGG-16: temperature ablation on CIFAR-100,</w:t>
+        <w:t xml:space="preserve">Table 23: VGG-16: temperature ablation on CIFAR-100,</w:t>
       </w:r>
       <w:r>
         <w:t xml:space="preserve"> </w:t>
@@ -35335,7 +36114,7 @@
         <w:tblStyle w:val="Table"/>
         <w:tblLook w:firstRow="0" w:lastRow="0" w:firstColumn="0" w:lastColumn="0" w:noHBand="0" w:noVBand="0" w:val="0000"/>
         <w:jc w:val="start"/>
-        <w:tblCaption w:val="Table 22: VGG-16: temperature ablation on CIFAR-100, gap arm."/>
+        <w:tblCaption w:val="Table 23: VGG-16: temperature ablation on CIFAR-100, gap arm."/>
         <w:tblBorders>
           <w:top w:val="single" w:sz="4" w:color="808080"/>
           <w:bottom w:val="single" w:sz="4" w:color="808080"/>
@@ -36186,7 +36965,7 @@
         <w:t xml:space="preserve"> </w:t>
       </w:r>
       <w:r>
-        <w:t xml:space="preserve">(Table 24).</w:t>
+        <w:t xml:space="preserve">(Table 25).</w:t>
       </w:r>
     </w:p>
     <w:p>
@@ -36194,7 +36973,7 @@
         <w:pStyle w:val="TableCaption"/>
       </w:pPr>
       <w:r>
-        <w:t xml:space="preserve">Table 23: ResNet-18: routing entropy against the benefit it is taken to</w:t>
+        <w:t xml:space="preserve">Table 24: ResNet-18: routing entropy against the benefit it is taken to</w:t>
       </w:r>
       <w:r>
         <w:t xml:space="preserve"> </w:t>
@@ -36234,7 +37013,7 @@
         <w:tblStyle w:val="Table"/>
         <w:tblLook w:firstRow="1" w:lastRow="0" w:firstColumn="0" w:lastColumn="0" w:noHBand="0" w:noVBand="0" w:val="0020"/>
         <w:jc w:val="start"/>
-        <w:tblCaption w:val="Table 23: ResNet-18: routing entropy against the benefit it is taken to indicate, CIFAR-100. RMS dev is the root-mean-square deviation of the mixing weights from 1/K, recovered from Eq. (4)."/>
+        <w:tblCaption w:val="Table 24: ResNet-18: routing entropy against the benefit it is taken to indicate, CIFAR-100. RMS dev is the root-mean-square deviation of the mixing weights from 1/K, recovered from Eq. (4)."/>
         <w:tblBorders>
           <w:top w:val="single" w:sz="4" w:color="808080"/>
           <w:bottom w:val="single" w:sz="4" w:color="808080"/>
@@ -36560,39 +37339,39 @@
               <w:rPr>
                 <w:sz w:val="16"/>
               </w:rPr>
-              <w:t xml:space="preserve">0.99718</w:t>
-            </w:r>
-          </w:p>
-        </w:tc>
-        <w:tc>
-          <w:tcPr/>
-          <w:p>
-            <w:pPr>
-              <w:pStyle w:val="Compact"/>
-              <w:spacing w:after="0" w:before="0"/>
-              <w:jc w:val="right"/>
-            </w:pPr>
-            <w:r>
-              <w:rPr>
-                <w:sz w:val="16"/>
-              </w:rPr>
-              <w:t xml:space="preserve">0.00282</w:t>
-            </w:r>
-          </w:p>
-        </w:tc>
-        <w:tc>
-          <w:tcPr/>
-          <w:p>
-            <w:pPr>
-              <w:pStyle w:val="Compact"/>
-              <w:spacing w:after="0" w:before="0"/>
-              <w:jc w:val="right"/>
-            </w:pPr>
-            <w:r>
-              <w:rPr>
-                <w:sz w:val="16"/>
-              </w:rPr>
-              <w:t xml:space="preserve">0.0221</w:t>
+              <w:t xml:space="preserve">0.99716</w:t>
+            </w:r>
+          </w:p>
+        </w:tc>
+        <w:tc>
+          <w:tcPr/>
+          <w:p>
+            <w:pPr>
+              <w:pStyle w:val="Compact"/>
+              <w:spacing w:after="0" w:before="0"/>
+              <w:jc w:val="right"/>
+            </w:pPr>
+            <w:r>
+              <w:rPr>
+                <w:sz w:val="16"/>
+              </w:rPr>
+              <w:t xml:space="preserve">0.00284</w:t>
+            </w:r>
+          </w:p>
+        </w:tc>
+        <w:tc>
+          <w:tcPr/>
+          <w:p>
+            <w:pPr>
+              <w:pStyle w:val="Compact"/>
+              <w:spacing w:after="0" w:before="0"/>
+              <w:jc w:val="right"/>
+            </w:pPr>
+            <w:r>
+              <w:rPr>
+                <w:sz w:val="16"/>
+              </w:rPr>
+              <w:t xml:space="preserve">0.0222</w:t>
             </w:r>
           </w:p>
         </w:tc>
@@ -36673,23 +37452,23 @@
               <w:rPr>
                 <w:sz w:val="16"/>
               </w:rPr>
-              <w:t xml:space="preserve">0.97868</w:t>
-            </w:r>
-          </w:p>
-        </w:tc>
-        <w:tc>
-          <w:tcPr/>
-          <w:p>
-            <w:pPr>
-              <w:pStyle w:val="Compact"/>
-              <w:spacing w:after="0" w:before="0"/>
-              <w:jc w:val="right"/>
-            </w:pPr>
-            <w:r>
-              <w:rPr>
-                <w:sz w:val="16"/>
-              </w:rPr>
-              <w:t xml:space="preserve">0.02132</w:t>
+              <w:t xml:space="preserve">0.97866</w:t>
+            </w:r>
+          </w:p>
+        </w:tc>
+        <w:tc>
+          <w:tcPr/>
+          <w:p>
+            <w:pPr>
+              <w:pStyle w:val="Compact"/>
+              <w:spacing w:after="0" w:before="0"/>
+              <w:jc w:val="right"/>
+            </w:pPr>
+            <w:r>
+              <w:rPr>
+                <w:sz w:val="16"/>
+              </w:rPr>
+              <w:t xml:space="preserve">0.02134</w:t>
             </w:r>
           </w:p>
         </w:tc>
@@ -36801,39 +37580,39 @@
               <w:rPr>
                 <w:sz w:val="16"/>
               </w:rPr>
-              <w:t xml:space="preserve">0.99927</w:t>
-            </w:r>
-          </w:p>
-        </w:tc>
-        <w:tc>
-          <w:tcPr/>
-          <w:p>
-            <w:pPr>
-              <w:pStyle w:val="Compact"/>
-              <w:spacing w:after="0" w:before="0"/>
-              <w:jc w:val="right"/>
-            </w:pPr>
-            <w:r>
-              <w:rPr>
-                <w:sz w:val="16"/>
-              </w:rPr>
-              <w:t xml:space="preserve">0.00073</w:t>
-            </w:r>
-          </w:p>
-        </w:tc>
-        <w:tc>
-          <w:tcPr/>
-          <w:p>
-            <w:pPr>
-              <w:pStyle w:val="Compact"/>
-              <w:spacing w:after="0" w:before="0"/>
-              <w:jc w:val="right"/>
-            </w:pPr>
-            <w:r>
-              <w:rPr>
-                <w:sz w:val="16"/>
-              </w:rPr>
-              <w:t xml:space="preserve">0.0113</w:t>
+              <w:t xml:space="preserve">0.99925</w:t>
+            </w:r>
+          </w:p>
+        </w:tc>
+        <w:tc>
+          <w:tcPr/>
+          <w:p>
+            <w:pPr>
+              <w:pStyle w:val="Compact"/>
+              <w:spacing w:after="0" w:before="0"/>
+              <w:jc w:val="right"/>
+            </w:pPr>
+            <w:r>
+              <w:rPr>
+                <w:sz w:val="16"/>
+              </w:rPr>
+              <w:t xml:space="preserve">0.00075</w:t>
+            </w:r>
+          </w:p>
+        </w:tc>
+        <w:tc>
+          <w:tcPr/>
+          <w:p>
+            <w:pPr>
+              <w:pStyle w:val="Compact"/>
+              <w:spacing w:after="0" w:before="0"/>
+              <w:jc w:val="right"/>
+            </w:pPr>
+            <w:r>
+              <w:rPr>
+                <w:sz w:val="16"/>
+              </w:rPr>
+              <w:t xml:space="preserve">0.0114</w:t>
             </w:r>
           </w:p>
         </w:tc>
@@ -36914,23 +37693,23 @@
               <w:rPr>
                 <w:sz w:val="16"/>
               </w:rPr>
-              <w:t xml:space="preserve">0.98853</w:t>
-            </w:r>
-          </w:p>
-        </w:tc>
-        <w:tc>
-          <w:tcPr/>
-          <w:p>
-            <w:pPr>
-              <w:pStyle w:val="Compact"/>
-              <w:spacing w:after="0" w:before="0"/>
-              <w:jc w:val="right"/>
-            </w:pPr>
-            <w:r>
-              <w:rPr>
-                <w:sz w:val="16"/>
-              </w:rPr>
-              <w:t xml:space="preserve">0.01147</w:t>
+              <w:t xml:space="preserve">0.98854</w:t>
+            </w:r>
+          </w:p>
+        </w:tc>
+        <w:tc>
+          <w:tcPr/>
+          <w:p>
+            <w:pPr>
+              <w:pStyle w:val="Compact"/>
+              <w:spacing w:after="0" w:before="0"/>
+              <w:jc w:val="right"/>
+            </w:pPr>
+            <w:r>
+              <w:rPr>
+                <w:sz w:val="16"/>
+              </w:rPr>
+              <w:t xml:space="preserve">0.01146</w:t>
             </w:r>
           </w:p>
         </w:tc>
@@ -37118,7 +37897,7 @@
         <w:pStyle w:val="TableCaption"/>
       </w:pPr>
       <w:r>
-        <w:t xml:space="preserve">Table 24: MobileNetV2: routing entropy against the benefit over</w:t>
+        <w:t xml:space="preserve">Table 25: MobileNetV2: routing entropy against the benefit over</w:t>
       </w:r>
       <w:r>
         <w:t xml:space="preserve"> </w:t>
@@ -37166,7 +37945,7 @@
         <w:t xml:space="preserve"> </w:t>
       </w:r>
       <w:r>
-        <w:t xml:space="preserve">Table 23. Flat layers: dynamic layers (of 17)</w:t>
+        <w:t xml:space="preserve">Table 24. Flat layers: dynamic layers (of 17)</w:t>
       </w:r>
       <w:r>
         <w:t xml:space="preserve"> </w:t>
@@ -37207,7 +37986,7 @@
         <w:tblStyle w:val="Table"/>
         <w:tblLook w:firstRow="1" w:lastRow="0" w:firstColumn="0" w:lastColumn="0" w:noHBand="0" w:noVBand="0" w:val="0020"/>
         <w:jc w:val="start"/>
-        <w:tblCaption w:val="Table 24: MobileNetV2: routing entropy against the benefit over uniform, for every gap group that has a uniform arm. RMS dev is recovered from Eq. (4) as in Table 23. Flat layers: dynamic layers (of 17) with \tilde H\ge0.9999, range over seeds."/>
+        <w:tblCaption w:val="Table 25: MobileNetV2: routing entropy against the benefit over uniform, for every gap group that has a uniform arm. RMS dev is recovered from Eq. (4) as in Table 24. Flat layers: dynamic layers (of 17) with \tilde H\ge0.9999, range over seeds."/>
         <w:tblBorders>
           <w:top w:val="single" w:sz="4" w:color="808080"/>
           <w:bottom w:val="single" w:sz="4" w:color="808080"/>
@@ -38753,6 +39532,1640 @@
         </w:tc>
       </w:tr>
     </w:tbl>
+    <w:p/>
+    <w:p>
+      <w:pPr>
+        <w:pStyle w:val="TableCaption"/>
+      </w:pPr>
+      <w:r>
+        <w:t xml:space="preserve">Table 26: VGG-16: routing entropy against the benefit over</w:t>
+      </w:r>
+      <w:r>
+        <w:t xml:space="preserve"> </w:t>
+      </w:r>
+      <w:r>
+        <w:rPr>
+          <w:rStyle w:val="VerbatimChar"/>
+        </w:rPr>
+        <w:t xml:space="preserve">uniform</w:t>
+      </w:r>
+      <w:r>
+        <w:t xml:space="preserve">, for every</w:t>
+      </w:r>
+      <w:r>
+        <w:t xml:space="preserve"> </w:t>
+      </w:r>
+      <w:r>
+        <w:rPr>
+          <w:rStyle w:val="VerbatimChar"/>
+        </w:rPr>
+        <w:t xml:space="preserve">gap</w:t>
+      </w:r>
+      <w:r>
+        <w:t xml:space="preserve"> </w:t>
+      </w:r>
+      <w:r>
+        <w:t xml:space="preserve">group that has a</w:t>
+      </w:r>
+      <w:r>
+        <w:t xml:space="preserve"> </w:t>
+      </w:r>
+      <w:r>
+        <w:rPr>
+          <w:rStyle w:val="VerbatimChar"/>
+        </w:rPr>
+        <w:t xml:space="preserve">uniform</w:t>
+      </w:r>
+      <w:r>
+        <w:t xml:space="preserve"> </w:t>
+      </w:r>
+      <w:r>
+        <w:t xml:space="preserve">arm. RMS dev is recovered from Eq. (4) as in</w:t>
+      </w:r>
+      <w:r>
+        <w:t xml:space="preserve"> </w:t>
+      </w:r>
+      <w:r>
+        <w:t xml:space="preserve">Table 24. Flat layers: dynamic layers (of 12)</w:t>
+      </w:r>
+      <w:r>
+        <w:t xml:space="preserve"> </w:t>
+      </w:r>
+      <w:r>
+        <w:t xml:space="preserve">with</w:t>
+      </w:r>
+      <w:r>
+        <w:t xml:space="preserve"> </w:t>
+      </w:r>
+      <m:oMath>
+        <m:acc>
+          <m:accPr>
+            <m:chr m:val="̃"/>
+          </m:accPr>
+          <m:e>
+            <m:r>
+              <m:t>H</m:t>
+            </m:r>
+          </m:e>
+        </m:acc>
+        <m:r>
+          <m:rPr>
+            <m:sty m:val="p"/>
+          </m:rPr>
+          <m:t>≥</m:t>
+        </m:r>
+        <m:r>
+          <m:t>0.9999</m:t>
+        </m:r>
+      </m:oMath>
+      <w:r>
+        <w:t xml:space="preserve">, range over seeds.</w:t>
+      </w:r>
+    </w:p>
+    <w:tbl>
+      <w:tblPr>
+        <w:tblStyle w:val="Table"/>
+        <w:tblLook w:firstRow="1" w:lastRow="0" w:firstColumn="0" w:lastColumn="0" w:noHBand="0" w:noVBand="0" w:val="0020"/>
+        <w:jc w:val="start"/>
+        <w:tblCaption w:val="Table 26: VGG-16: routing entropy against the benefit over uniform, for every gap group that has a uniform arm. RMS dev is recovered from Eq. (4) as in Table 24. Flat layers: dynamic layers (of 12) with \tilde H\ge0.9999, range over seeds."/>
+        <w:tblBorders>
+          <w:top w:val="single" w:sz="4" w:color="808080"/>
+          <w:bottom w:val="single" w:sz="4" w:color="808080"/>
+          <w:insideH w:val="single" w:sz="4" w:color="808080"/>
+        </w:tblBorders>
+        <w:tblW w:w="9399" w:type="dxa"/>
+        <w:tblLayout w:type="fixed"/>
+      </w:tblPr>
+      <w:tblGrid>
+        <w:gridCol w:w="1254"/>
+        <w:gridCol w:w="630"/>
+        <w:gridCol w:w="708"/>
+        <w:gridCol w:w="786"/>
+        <w:gridCol w:w="786"/>
+        <w:gridCol w:w="775"/>
+        <w:gridCol w:w="1046"/>
+        <w:gridCol w:w="1530"/>
+        <w:gridCol w:w="708"/>
+        <w:gridCol w:w="1176"/>
+      </w:tblGrid>
+      <w:tr>
+        <w:trPr>
+          <w:tblHeader w:val="true"/>
+        </w:trPr>
+        <w:tc>
+          <w:tcPr/>
+          <w:p>
+            <w:pPr>
+              <w:pStyle w:val="Compact"/>
+              <w:spacing w:after="0" w:before="0"/>
+              <w:jc w:val="left"/>
+            </w:pPr>
+            <w:r>
+              <w:rPr>
+                <w:sz w:val="15"/>
+              </w:rPr>
+              <w:t xml:space="preserve">dataset</w:t>
+            </w:r>
+          </w:p>
+        </w:tc>
+        <w:tc>
+          <w:tcPr/>
+          <w:p>
+            <w:pPr>
+              <w:pStyle w:val="Compact"/>
+              <w:spacing w:after="0" w:before="0"/>
+              <w:jc w:val="right"/>
+            </w:pPr>
+            <w:r>
+              <w:rPr>
+                <w:sz w:val="15"/>
+              </w:rPr>
+              <w:t xml:space="preserve">width</w:t>
+            </w:r>
+          </w:p>
+        </w:tc>
+        <w:tc>
+          <w:tcPr/>
+          <w:p>
+            <w:pPr>
+              <w:pStyle w:val="Compact"/>
+              <w:spacing w:after="0" w:before="0"/>
+              <w:jc w:val="left"/>
+            </w:pPr>
+            <m:oMath>
+              <m:r>
+                <m:t>τ</m:t>
+              </m:r>
+            </m:oMath>
+          </w:p>
+        </w:tc>
+        <w:tc>
+          <w:tcPr/>
+          <w:p>
+            <w:pPr>
+              <w:pStyle w:val="Compact"/>
+              <w:spacing w:after="0" w:before="0"/>
+              <w:jc w:val="right"/>
+            </w:pPr>
+            <m:oMath>
+              <m:acc>
+                <m:accPr>
+                  <m:chr m:val="̃"/>
+                </m:accPr>
+                <m:e>
+                  <m:r>
+                    <m:t>H</m:t>
+                  </m:r>
+                </m:e>
+              </m:acc>
+            </m:oMath>
+          </w:p>
+        </w:tc>
+        <w:tc>
+          <w:tcPr/>
+          <w:p>
+            <w:pPr>
+              <w:pStyle w:val="Compact"/>
+              <w:spacing w:after="0" w:before="0"/>
+              <w:jc w:val="right"/>
+            </w:pPr>
+            <m:oMath>
+              <m:r>
+                <m:t>1</m:t>
+              </m:r>
+              <m:r>
+                <m:rPr>
+                  <m:sty m:val="p"/>
+                </m:rPr>
+                <m:t>−</m:t>
+              </m:r>
+              <m:acc>
+                <m:accPr>
+                  <m:chr m:val="̃"/>
+                </m:accPr>
+                <m:e>
+                  <m:r>
+                    <m:t>H</m:t>
+                  </m:r>
+                </m:e>
+              </m:acc>
+            </m:oMath>
+          </w:p>
+        </w:tc>
+        <w:tc>
+          <w:tcPr/>
+          <w:p>
+            <w:pPr>
+              <w:pStyle w:val="Compact"/>
+              <w:spacing w:after="0" w:before="0"/>
+              <w:jc w:val="right"/>
+            </w:pPr>
+            <w:r>
+              <w:rPr>
+                <w:sz w:val="15"/>
+              </w:rPr>
+              <w:t xml:space="preserve">RMS dev</w:t>
+            </w:r>
+          </w:p>
+        </w:tc>
+        <w:tc>
+          <w:tcPr/>
+          <w:p>
+            <w:pPr>
+              <w:pStyle w:val="Compact"/>
+              <w:spacing w:after="0" w:before="0"/>
+              <w:jc w:val="right"/>
+            </w:pPr>
+            <w:r>
+              <w:rPr>
+                <w:sz w:val="15"/>
+              </w:rPr>
+              <w:t xml:space="preserve">flat layers</w:t>
+            </w:r>
+          </w:p>
+        </w:tc>
+        <w:tc>
+          <w:tcPr/>
+          <w:p>
+            <w:pPr>
+              <w:pStyle w:val="Compact"/>
+              <w:spacing w:after="0" w:before="0"/>
+              <w:jc w:val="right"/>
+            </w:pPr>
+            <w:r>
+              <w:rPr>
+                <w:sz w:val="15"/>
+              </w:rPr>
+              <w:t xml:space="preserve">gap − uniform (pp)</w:t>
+            </w:r>
+          </w:p>
+        </w:tc>
+        <w:tc>
+          <w:tcPr/>
+          <w:p>
+            <w:pPr>
+              <w:pStyle w:val="Compact"/>
+              <w:spacing w:after="0" w:before="0"/>
+              <w:jc w:val="left"/>
+            </w:pPr>
+            <m:oMath>
+              <m:r>
+                <m:t>p</m:t>
+              </m:r>
+            </m:oMath>
+          </w:p>
+        </w:tc>
+        <w:tc>
+          <w:tcPr/>
+          <w:p>
+            <w:pPr>
+              <w:pStyle w:val="Compact"/>
+              <w:spacing w:after="0" w:before="0"/>
+              <w:jc w:val="left"/>
+            </w:pPr>
+            <w:r>
+              <w:rPr>
+                <w:sz w:val="15"/>
+              </w:rPr>
+              <w:t xml:space="preserve">verdict</w:t>
+            </w:r>
+          </w:p>
+        </w:tc>
+      </w:tr>
+      <w:tr>
+        <w:tc>
+          <w:tcPr/>
+          <w:p>
+            <w:pPr>
+              <w:pStyle w:val="Compact"/>
+              <w:spacing w:after="0" w:before="0"/>
+              <w:jc w:val="left"/>
+            </w:pPr>
+            <w:r>
+              <w:rPr>
+                <w:sz w:val="15"/>
+              </w:rPr>
+              <w:t xml:space="preserve">CIFAR‑100</w:t>
+            </w:r>
+          </w:p>
+        </w:tc>
+        <w:tc>
+          <w:tcPr/>
+          <w:p>
+            <w:pPr>
+              <w:pStyle w:val="Compact"/>
+              <w:spacing w:after="0" w:before="0"/>
+              <w:jc w:val="right"/>
+            </w:pPr>
+            <w:r>
+              <w:rPr>
+                <w:sz w:val="15"/>
+              </w:rPr>
+              <w:t xml:space="preserve">16</w:t>
+            </w:r>
+          </w:p>
+        </w:tc>
+        <w:tc>
+          <w:tcPr/>
+          <w:p>
+            <w:pPr>
+              <w:pStyle w:val="Compact"/>
+              <w:spacing w:after="0" w:before="0"/>
+              <w:jc w:val="left"/>
+            </w:pPr>
+            <m:oMath>
+              <m:r>
+                <m:t>1</m:t>
+              </m:r>
+            </m:oMath>
+          </w:p>
+        </w:tc>
+        <w:tc>
+          <w:tcPr/>
+          <w:p>
+            <w:pPr>
+              <w:pStyle w:val="Compact"/>
+              <w:spacing w:after="0" w:before="0"/>
+              <w:jc w:val="right"/>
+            </w:pPr>
+            <w:r>
+              <w:rPr>
+                <w:sz w:val="15"/>
+              </w:rPr>
+              <w:t xml:space="preserve">0.97847</w:t>
+            </w:r>
+          </w:p>
+        </w:tc>
+        <w:tc>
+          <w:tcPr/>
+          <w:p>
+            <w:pPr>
+              <w:pStyle w:val="Compact"/>
+              <w:spacing w:after="0" w:before="0"/>
+              <w:jc w:val="right"/>
+            </w:pPr>
+            <w:r>
+              <w:rPr>
+                <w:sz w:val="15"/>
+              </w:rPr>
+              <w:t xml:space="preserve">0.02153</w:t>
+            </w:r>
+          </w:p>
+        </w:tc>
+        <w:tc>
+          <w:tcPr/>
+          <w:p>
+            <w:pPr>
+              <w:pStyle w:val="Compact"/>
+              <w:spacing w:after="0" w:before="0"/>
+              <w:jc w:val="right"/>
+            </w:pPr>
+            <w:r>
+              <w:rPr>
+                <w:sz w:val="15"/>
+              </w:rPr>
+              <w:t xml:space="preserve">0.0611</w:t>
+            </w:r>
+          </w:p>
+        </w:tc>
+        <w:tc>
+          <w:tcPr/>
+          <w:p>
+            <w:pPr>
+              <w:pStyle w:val="Compact"/>
+              <w:spacing w:after="0" w:before="0"/>
+              <w:jc w:val="right"/>
+            </w:pPr>
+            <w:r>
+              <w:rPr>
+                <w:sz w:val="15"/>
+              </w:rPr>
+              <w:t xml:space="preserve">0</w:t>
+            </w:r>
+          </w:p>
+        </w:tc>
+        <w:tc>
+          <w:tcPr/>
+          <w:p>
+            <w:pPr>
+              <w:pStyle w:val="Compact"/>
+              <w:spacing w:after="0" w:before="0"/>
+              <w:jc w:val="right"/>
+            </w:pPr>
+            <w:r>
+              <w:rPr>
+                <w:sz w:val="15"/>
+              </w:rPr>
+              <w:t xml:space="preserve">+0.718</w:t>
+            </w:r>
+          </w:p>
+        </w:tc>
+        <w:tc>
+          <w:tcPr/>
+          <w:p>
+            <w:pPr>
+              <w:pStyle w:val="Compact"/>
+              <w:spacing w:after="0" w:before="0"/>
+              <w:jc w:val="left"/>
+            </w:pPr>
+            <w:r>
+              <w:rPr>
+                <w:sz w:val="15"/>
+              </w:rPr>
+              <w:t xml:space="preserve">0.0375</w:t>
+            </w:r>
+          </w:p>
+        </w:tc>
+        <w:tc>
+          <w:tcPr/>
+          <w:p>
+            <w:pPr>
+              <w:pStyle w:val="Compact"/>
+              <w:spacing w:after="0" w:before="0"/>
+              <w:jc w:val="left"/>
+            </w:pPr>
+            <w:r>
+              <w:rPr>
+                <w:sz w:val="15"/>
+              </w:rPr>
+              <w:t xml:space="preserve">higher</w:t>
+            </w:r>
+          </w:p>
+        </w:tc>
+      </w:tr>
+      <w:tr>
+        <w:tc>
+          <w:tcPr/>
+          <w:p>
+            <w:pPr>
+              <w:pStyle w:val="Compact"/>
+              <w:spacing w:after="0" w:before="0"/>
+              <w:jc w:val="left"/>
+            </w:pPr>
+            <w:r>
+              <w:rPr>
+                <w:sz w:val="15"/>
+              </w:rPr>
+              <w:t xml:space="preserve">CIFAR‑100</w:t>
+            </w:r>
+          </w:p>
+        </w:tc>
+        <w:tc>
+          <w:tcPr/>
+          <w:p>
+            <w:pPr>
+              <w:pStyle w:val="Compact"/>
+              <w:spacing w:after="0" w:before="0"/>
+              <w:jc w:val="right"/>
+            </w:pPr>
+            <w:r>
+              <w:rPr>
+                <w:sz w:val="15"/>
+              </w:rPr>
+              <w:t xml:space="preserve">16</w:t>
+            </w:r>
+          </w:p>
+        </w:tc>
+        <w:tc>
+          <w:tcPr/>
+          <w:p>
+            <w:pPr>
+              <w:pStyle w:val="Compact"/>
+              <w:spacing w:after="0" w:before="0"/>
+              <w:jc w:val="left"/>
+            </w:pPr>
+            <m:oMath>
+              <m:r>
+                <m:t>30</m:t>
+              </m:r>
+              <m:r>
+                <m:t>​</m:t>
+              </m:r>
+              <m:r>
+                <m:rPr>
+                  <m:sty m:val="p"/>
+                </m:rPr>
+                <m:t>→</m:t>
+              </m:r>
+              <m:r>
+                <m:t>​</m:t>
+              </m:r>
+              <m:r>
+                <m:t>1</m:t>
+              </m:r>
+            </m:oMath>
+          </w:p>
+        </w:tc>
+        <w:tc>
+          <w:tcPr/>
+          <w:p>
+            <w:pPr>
+              <w:pStyle w:val="Compact"/>
+              <w:spacing w:after="0" w:before="0"/>
+              <w:jc w:val="right"/>
+            </w:pPr>
+            <w:r>
+              <w:rPr>
+                <w:sz w:val="15"/>
+              </w:rPr>
+              <w:t xml:space="preserve">0.99680</w:t>
+            </w:r>
+          </w:p>
+        </w:tc>
+        <w:tc>
+          <w:tcPr/>
+          <w:p>
+            <w:pPr>
+              <w:pStyle w:val="Compact"/>
+              <w:spacing w:after="0" w:before="0"/>
+              <w:jc w:val="right"/>
+            </w:pPr>
+            <w:r>
+              <w:rPr>
+                <w:sz w:val="15"/>
+              </w:rPr>
+              <w:t xml:space="preserve">0.00320</w:t>
+            </w:r>
+          </w:p>
+        </w:tc>
+        <w:tc>
+          <w:tcPr/>
+          <w:p>
+            <w:pPr>
+              <w:pStyle w:val="Compact"/>
+              <w:spacing w:after="0" w:before="0"/>
+              <w:jc w:val="right"/>
+            </w:pPr>
+            <w:r>
+              <w:rPr>
+                <w:sz w:val="15"/>
+              </w:rPr>
+              <w:t xml:space="preserve">0.0236</w:t>
+            </w:r>
+          </w:p>
+        </w:tc>
+        <w:tc>
+          <w:tcPr/>
+          <w:p>
+            <w:pPr>
+              <w:pStyle w:val="Compact"/>
+              <w:spacing w:after="0" w:before="0"/>
+              <w:jc w:val="right"/>
+            </w:pPr>
+            <w:r>
+              <w:rPr>
+                <w:sz w:val="15"/>
+              </w:rPr>
+              <w:t xml:space="preserve">10</w:t>
+            </w:r>
+          </w:p>
+        </w:tc>
+        <w:tc>
+          <w:tcPr/>
+          <w:p>
+            <w:pPr>
+              <w:pStyle w:val="Compact"/>
+              <w:spacing w:after="0" w:before="0"/>
+              <w:jc w:val="right"/>
+            </w:pPr>
+            <w:r>
+              <w:rPr>
+                <w:sz w:val="15"/>
+              </w:rPr>
+              <w:t xml:space="preserve">+0.110</w:t>
+            </w:r>
+          </w:p>
+        </w:tc>
+        <w:tc>
+          <w:tcPr/>
+          <w:p>
+            <w:pPr>
+              <w:pStyle w:val="Compact"/>
+              <w:spacing w:after="0" w:before="0"/>
+              <w:jc w:val="left"/>
+            </w:pPr>
+            <w:r>
+              <w:rPr>
+                <w:sz w:val="15"/>
+              </w:rPr>
+              <w:t xml:space="preserve">0.6023</w:t>
+            </w:r>
+          </w:p>
+        </w:tc>
+        <w:tc>
+          <w:tcPr/>
+          <w:p>
+            <w:pPr>
+              <w:pStyle w:val="Compact"/>
+              <w:spacing w:after="0" w:before="0"/>
+              <w:jc w:val="left"/>
+            </w:pPr>
+            <w:r>
+              <w:rPr>
+                <w:sz w:val="15"/>
+              </w:rPr>
+              <w:t xml:space="preserve">inconclusive</w:t>
+            </w:r>
+          </w:p>
+        </w:tc>
+      </w:tr>
+      <w:tr>
+        <w:tc>
+          <w:tcPr/>
+          <w:p>
+            <w:pPr>
+              <w:pStyle w:val="Compact"/>
+              <w:spacing w:after="0" w:before="0"/>
+              <w:jc w:val="left"/>
+            </w:pPr>
+            <w:r>
+              <w:rPr>
+                <w:sz w:val="15"/>
+              </w:rPr>
+              <w:t xml:space="preserve">CIFAR‑100</w:t>
+            </w:r>
+          </w:p>
+        </w:tc>
+        <w:tc>
+          <w:tcPr/>
+          <w:p>
+            <w:pPr>
+              <w:pStyle w:val="Compact"/>
+              <w:spacing w:after="0" w:before="0"/>
+              <w:jc w:val="right"/>
+            </w:pPr>
+            <w:r>
+              <w:rPr>
+                <w:sz w:val="15"/>
+              </w:rPr>
+              <w:t xml:space="preserve">32</w:t>
+            </w:r>
+          </w:p>
+        </w:tc>
+        <w:tc>
+          <w:tcPr/>
+          <w:p>
+            <w:pPr>
+              <w:pStyle w:val="Compact"/>
+              <w:spacing w:after="0" w:before="0"/>
+              <w:jc w:val="left"/>
+            </w:pPr>
+            <m:oMath>
+              <m:r>
+                <m:t>1</m:t>
+              </m:r>
+            </m:oMath>
+          </w:p>
+        </w:tc>
+        <w:tc>
+          <w:tcPr/>
+          <w:p>
+            <w:pPr>
+              <w:pStyle w:val="Compact"/>
+              <w:spacing w:after="0" w:before="0"/>
+              <w:jc w:val="right"/>
+            </w:pPr>
+            <w:r>
+              <w:rPr>
+                <w:sz w:val="15"/>
+              </w:rPr>
+              <w:t xml:space="preserve">0.98194</w:t>
+            </w:r>
+          </w:p>
+        </w:tc>
+        <w:tc>
+          <w:tcPr/>
+          <w:p>
+            <w:pPr>
+              <w:pStyle w:val="Compact"/>
+              <w:spacing w:after="0" w:before="0"/>
+              <w:jc w:val="right"/>
+            </w:pPr>
+            <w:r>
+              <w:rPr>
+                <w:sz w:val="15"/>
+              </w:rPr>
+              <w:t xml:space="preserve">0.01806</w:t>
+            </w:r>
+          </w:p>
+        </w:tc>
+        <w:tc>
+          <w:tcPr/>
+          <w:p>
+            <w:pPr>
+              <w:pStyle w:val="Compact"/>
+              <w:spacing w:after="0" w:before="0"/>
+              <w:jc w:val="right"/>
+            </w:pPr>
+            <w:r>
+              <w:rPr>
+                <w:sz w:val="15"/>
+              </w:rPr>
+              <w:t xml:space="preserve">0.0559</w:t>
+            </w:r>
+          </w:p>
+        </w:tc>
+        <w:tc>
+          <w:tcPr/>
+          <w:p>
+            <w:pPr>
+              <w:pStyle w:val="Compact"/>
+              <w:spacing w:after="0" w:before="0"/>
+              <w:jc w:val="right"/>
+            </w:pPr>
+            <w:r>
+              <w:rPr>
+                <w:sz w:val="15"/>
+              </w:rPr>
+              <w:t xml:space="preserve">0–1</w:t>
+            </w:r>
+          </w:p>
+        </w:tc>
+        <w:tc>
+          <w:tcPr/>
+          <w:p>
+            <w:pPr>
+              <w:pStyle w:val="Compact"/>
+              <w:spacing w:after="0" w:before="0"/>
+              <w:jc w:val="right"/>
+            </w:pPr>
+            <w:r>
+              <w:rPr>
+                <w:sz w:val="15"/>
+              </w:rPr>
+              <w:t xml:space="preserve">+0.627</w:t>
+            </w:r>
+          </w:p>
+        </w:tc>
+        <w:tc>
+          <w:tcPr/>
+          <w:p>
+            <w:pPr>
+              <w:pStyle w:val="Compact"/>
+              <w:spacing w:after="0" w:before="0"/>
+              <w:jc w:val="left"/>
+            </w:pPr>
+            <w:r>
+              <w:rPr>
+                <w:sz w:val="15"/>
+              </w:rPr>
+              <w:t xml:space="preserve">0.0569</w:t>
+            </w:r>
+          </w:p>
+        </w:tc>
+        <w:tc>
+          <w:tcPr/>
+          <w:p>
+            <w:pPr>
+              <w:pStyle w:val="Compact"/>
+              <w:spacing w:after="0" w:before="0"/>
+              <w:jc w:val="left"/>
+            </w:pPr>
+            <w:r>
+              <w:rPr>
+                <w:sz w:val="15"/>
+              </w:rPr>
+              <w:t xml:space="preserve">inconclusive</w:t>
+            </w:r>
+          </w:p>
+        </w:tc>
+      </w:tr>
+      <w:tr>
+        <w:tc>
+          <w:tcPr/>
+          <w:p>
+            <w:pPr>
+              <w:pStyle w:val="Compact"/>
+              <w:spacing w:after="0" w:before="0"/>
+              <w:jc w:val="left"/>
+            </w:pPr>
+            <w:r>
+              <w:rPr>
+                <w:sz w:val="15"/>
+              </w:rPr>
+              <w:t xml:space="preserve">CIFAR‑100</w:t>
+            </w:r>
+          </w:p>
+        </w:tc>
+        <w:tc>
+          <w:tcPr/>
+          <w:p>
+            <w:pPr>
+              <w:pStyle w:val="Compact"/>
+              <w:spacing w:after="0" w:before="0"/>
+              <w:jc w:val="right"/>
+            </w:pPr>
+            <w:r>
+              <w:rPr>
+                <w:sz w:val="15"/>
+              </w:rPr>
+              <w:t xml:space="preserve">32</w:t>
+            </w:r>
+          </w:p>
+        </w:tc>
+        <w:tc>
+          <w:tcPr/>
+          <w:p>
+            <w:pPr>
+              <w:pStyle w:val="Compact"/>
+              <w:spacing w:after="0" w:before="0"/>
+              <w:jc w:val="left"/>
+            </w:pPr>
+            <m:oMath>
+              <m:r>
+                <m:t>30</m:t>
+              </m:r>
+              <m:r>
+                <m:t>​</m:t>
+              </m:r>
+              <m:r>
+                <m:rPr>
+                  <m:sty m:val="p"/>
+                </m:rPr>
+                <m:t>→</m:t>
+              </m:r>
+              <m:r>
+                <m:t>​</m:t>
+              </m:r>
+              <m:r>
+                <m:t>1</m:t>
+              </m:r>
+            </m:oMath>
+          </w:p>
+        </w:tc>
+        <w:tc>
+          <w:tcPr/>
+          <w:p>
+            <w:pPr>
+              <w:pStyle w:val="Compact"/>
+              <w:spacing w:after="0" w:before="0"/>
+              <w:jc w:val="right"/>
+            </w:pPr>
+            <w:r>
+              <w:rPr>
+                <w:sz w:val="15"/>
+              </w:rPr>
+              <w:t xml:space="preserve">0.99762</w:t>
+            </w:r>
+          </w:p>
+        </w:tc>
+        <w:tc>
+          <w:tcPr/>
+          <w:p>
+            <w:pPr>
+              <w:pStyle w:val="Compact"/>
+              <w:spacing w:after="0" w:before="0"/>
+              <w:jc w:val="right"/>
+            </w:pPr>
+            <w:r>
+              <w:rPr>
+                <w:sz w:val="15"/>
+              </w:rPr>
+              <w:t xml:space="preserve">0.00238</w:t>
+            </w:r>
+          </w:p>
+        </w:tc>
+        <w:tc>
+          <w:tcPr/>
+          <w:p>
+            <w:pPr>
+              <w:pStyle w:val="Compact"/>
+              <w:spacing w:after="0" w:before="0"/>
+              <w:jc w:val="right"/>
+            </w:pPr>
+            <w:r>
+              <w:rPr>
+                <w:sz w:val="15"/>
+              </w:rPr>
+              <w:t xml:space="preserve">0.0203</w:t>
+            </w:r>
+          </w:p>
+        </w:tc>
+        <w:tc>
+          <w:tcPr/>
+          <w:p>
+            <w:pPr>
+              <w:pStyle w:val="Compact"/>
+              <w:spacing w:after="0" w:before="0"/>
+              <w:jc w:val="right"/>
+            </w:pPr>
+            <w:r>
+              <w:rPr>
+                <w:sz w:val="15"/>
+              </w:rPr>
+              <w:t xml:space="preserve">11–12</w:t>
+            </w:r>
+          </w:p>
+        </w:tc>
+        <w:tc>
+          <w:tcPr/>
+          <w:p>
+            <w:pPr>
+              <w:pStyle w:val="Compact"/>
+              <w:spacing w:after="0" w:before="0"/>
+              <w:jc w:val="right"/>
+            </w:pPr>
+            <w:r>
+              <w:rPr>
+                <w:sz w:val="15"/>
+              </w:rPr>
+              <w:t xml:space="preserve">+0.138</w:t>
+            </w:r>
+          </w:p>
+        </w:tc>
+        <w:tc>
+          <w:tcPr/>
+          <w:p>
+            <w:pPr>
+              <w:pStyle w:val="Compact"/>
+              <w:spacing w:after="0" w:before="0"/>
+              <w:jc w:val="left"/>
+            </w:pPr>
+            <w:r>
+              <w:rPr>
+                <w:sz w:val="15"/>
+              </w:rPr>
+              <w:t xml:space="preserve">0.4137</w:t>
+            </w:r>
+          </w:p>
+        </w:tc>
+        <w:tc>
+          <w:tcPr/>
+          <w:p>
+            <w:pPr>
+              <w:pStyle w:val="Compact"/>
+              <w:spacing w:after="0" w:before="0"/>
+              <w:jc w:val="left"/>
+            </w:pPr>
+            <w:r>
+              <w:rPr>
+                <w:sz w:val="15"/>
+              </w:rPr>
+              <w:t xml:space="preserve">equivalent</w:t>
+            </w:r>
+          </w:p>
+        </w:tc>
+      </w:tr>
+      <w:tr>
+        <w:tc>
+          <w:tcPr/>
+          <w:p>
+            <w:pPr>
+              <w:pStyle w:val="Compact"/>
+              <w:spacing w:after="0" w:before="0"/>
+              <w:jc w:val="left"/>
+            </w:pPr>
+            <w:r>
+              <w:rPr>
+                <w:sz w:val="15"/>
+              </w:rPr>
+              <w:t xml:space="preserve">CIFAR‑100</w:t>
+            </w:r>
+          </w:p>
+        </w:tc>
+        <w:tc>
+          <w:tcPr/>
+          <w:p>
+            <w:pPr>
+              <w:pStyle w:val="Compact"/>
+              <w:spacing w:after="0" w:before="0"/>
+              <w:jc w:val="right"/>
+            </w:pPr>
+            <w:r>
+              <w:rPr>
+                <w:sz w:val="15"/>
+              </w:rPr>
+              <w:t xml:space="preserve">64</w:t>
+            </w:r>
+          </w:p>
+        </w:tc>
+        <w:tc>
+          <w:tcPr/>
+          <w:p>
+            <w:pPr>
+              <w:pStyle w:val="Compact"/>
+              <w:spacing w:after="0" w:before="0"/>
+              <w:jc w:val="left"/>
+            </w:pPr>
+            <m:oMath>
+              <m:r>
+                <m:t>1</m:t>
+              </m:r>
+            </m:oMath>
+          </w:p>
+        </w:tc>
+        <w:tc>
+          <w:tcPr/>
+          <w:p>
+            <w:pPr>
+              <w:pStyle w:val="Compact"/>
+              <w:spacing w:after="0" w:before="0"/>
+              <w:jc w:val="right"/>
+            </w:pPr>
+            <w:r>
+              <w:rPr>
+                <w:sz w:val="15"/>
+              </w:rPr>
+              <w:t xml:space="preserve">0.98669</w:t>
+            </w:r>
+          </w:p>
+        </w:tc>
+        <w:tc>
+          <w:tcPr/>
+          <w:p>
+            <w:pPr>
+              <w:pStyle w:val="Compact"/>
+              <w:spacing w:after="0" w:before="0"/>
+              <w:jc w:val="right"/>
+            </w:pPr>
+            <w:r>
+              <w:rPr>
+                <w:sz w:val="15"/>
+              </w:rPr>
+              <w:t xml:space="preserve">0.01331</w:t>
+            </w:r>
+          </w:p>
+        </w:tc>
+        <w:tc>
+          <w:tcPr/>
+          <w:p>
+            <w:pPr>
+              <w:pStyle w:val="Compact"/>
+              <w:spacing w:after="0" w:before="0"/>
+              <w:jc w:val="right"/>
+            </w:pPr>
+            <w:r>
+              <w:rPr>
+                <w:sz w:val="15"/>
+              </w:rPr>
+              <w:t xml:space="preserve">0.0480</w:t>
+            </w:r>
+          </w:p>
+        </w:tc>
+        <w:tc>
+          <w:tcPr/>
+          <w:p>
+            <w:pPr>
+              <w:pStyle w:val="Compact"/>
+              <w:spacing w:after="0" w:before="0"/>
+              <w:jc w:val="right"/>
+            </w:pPr>
+            <w:r>
+              <w:rPr>
+                <w:sz w:val="15"/>
+              </w:rPr>
+              <w:t xml:space="preserve">0–1</w:t>
+            </w:r>
+          </w:p>
+        </w:tc>
+        <w:tc>
+          <w:tcPr/>
+          <w:p>
+            <w:pPr>
+              <w:pStyle w:val="Compact"/>
+              <w:spacing w:after="0" w:before="0"/>
+              <w:jc w:val="right"/>
+            </w:pPr>
+            <w:r>
+              <w:rPr>
+                <w:sz w:val="15"/>
+              </w:rPr>
+              <w:t xml:space="preserve">+0.373</w:t>
+            </w:r>
+          </w:p>
+        </w:tc>
+        <w:tc>
+          <w:tcPr/>
+          <w:p>
+            <w:pPr>
+              <w:pStyle w:val="Compact"/>
+              <w:spacing w:after="0" w:before="0"/>
+              <w:jc w:val="left"/>
+            </w:pPr>
+            <w:r>
+              <w:rPr>
+                <w:sz w:val="15"/>
+              </w:rPr>
+              <w:t xml:space="preserve">0.0025</w:t>
+            </w:r>
+          </w:p>
+        </w:tc>
+        <w:tc>
+          <w:tcPr/>
+          <w:p>
+            <w:pPr>
+              <w:pStyle w:val="Compact"/>
+              <w:spacing w:after="0" w:before="0"/>
+              <w:jc w:val="left"/>
+            </w:pPr>
+            <w:r>
+              <w:rPr>
+                <w:sz w:val="15"/>
+              </w:rPr>
+              <w:t xml:space="preserve">higher</w:t>
+            </w:r>
+          </w:p>
+        </w:tc>
+      </w:tr>
+      <w:tr>
+        <w:tc>
+          <w:tcPr/>
+          <w:p>
+            <w:pPr>
+              <w:pStyle w:val="Compact"/>
+              <w:spacing w:after="0" w:before="0"/>
+              <w:jc w:val="left"/>
+            </w:pPr>
+            <w:r>
+              <w:rPr>
+                <w:sz w:val="15"/>
+              </w:rPr>
+              <w:t xml:space="preserve">CIFAR‑100</w:t>
+            </w:r>
+          </w:p>
+        </w:tc>
+        <w:tc>
+          <w:tcPr/>
+          <w:p>
+            <w:pPr>
+              <w:pStyle w:val="Compact"/>
+              <w:spacing w:after="0" w:before="0"/>
+              <w:jc w:val="right"/>
+            </w:pPr>
+            <w:r>
+              <w:rPr>
+                <w:sz w:val="15"/>
+              </w:rPr>
+              <w:t xml:space="preserve">64</w:t>
+            </w:r>
+          </w:p>
+        </w:tc>
+        <w:tc>
+          <w:tcPr/>
+          <w:p>
+            <w:pPr>
+              <w:pStyle w:val="Compact"/>
+              <w:spacing w:after="0" w:before="0"/>
+              <w:jc w:val="left"/>
+            </w:pPr>
+            <m:oMath>
+              <m:r>
+                <m:t>30</m:t>
+              </m:r>
+              <m:r>
+                <m:t>​</m:t>
+              </m:r>
+              <m:r>
+                <m:rPr>
+                  <m:sty m:val="p"/>
+                </m:rPr>
+                <m:t>→</m:t>
+              </m:r>
+              <m:r>
+                <m:t>​</m:t>
+              </m:r>
+              <m:r>
+                <m:t>1</m:t>
+              </m:r>
+            </m:oMath>
+          </w:p>
+        </w:tc>
+        <w:tc>
+          <w:tcPr/>
+          <w:p>
+            <w:pPr>
+              <w:pStyle w:val="Compact"/>
+              <w:spacing w:after="0" w:before="0"/>
+              <w:jc w:val="right"/>
+            </w:pPr>
+            <w:r>
+              <w:rPr>
+                <w:sz w:val="15"/>
+              </w:rPr>
+              <w:t xml:space="preserve">0.99986</w:t>
+            </w:r>
+          </w:p>
+        </w:tc>
+        <w:tc>
+          <w:tcPr/>
+          <w:p>
+            <w:pPr>
+              <w:pStyle w:val="Compact"/>
+              <w:spacing w:after="0" w:before="0"/>
+              <w:jc w:val="right"/>
+            </w:pPr>
+            <w:r>
+              <w:rPr>
+                <w:sz w:val="15"/>
+              </w:rPr>
+              <w:t xml:space="preserve">0.00014</w:t>
+            </w:r>
+          </w:p>
+        </w:tc>
+        <w:tc>
+          <w:tcPr/>
+          <w:p>
+            <w:pPr>
+              <w:pStyle w:val="Compact"/>
+              <w:spacing w:after="0" w:before="0"/>
+              <w:jc w:val="right"/>
+            </w:pPr>
+            <w:r>
+              <w:rPr>
+                <w:sz w:val="15"/>
+              </w:rPr>
+              <w:t xml:space="preserve">0.0049</w:t>
+            </w:r>
+          </w:p>
+        </w:tc>
+        <w:tc>
+          <w:tcPr/>
+          <w:p>
+            <w:pPr>
+              <w:pStyle w:val="Compact"/>
+              <w:spacing w:after="0" w:before="0"/>
+              <w:jc w:val="right"/>
+            </w:pPr>
+            <w:r>
+              <w:rPr>
+                <w:sz w:val="15"/>
+              </w:rPr>
+              <w:t xml:space="preserve">11–12</w:t>
+            </w:r>
+          </w:p>
+        </w:tc>
+        <w:tc>
+          <w:tcPr/>
+          <w:p>
+            <w:pPr>
+              <w:pStyle w:val="Compact"/>
+              <w:spacing w:after="0" w:before="0"/>
+              <w:jc w:val="right"/>
+            </w:pPr>
+            <w:r>
+              <w:rPr>
+                <w:sz w:val="15"/>
+              </w:rPr>
+              <w:t xml:space="preserve">+0.172</w:t>
+            </w:r>
+          </w:p>
+        </w:tc>
+        <w:tc>
+          <w:tcPr/>
+          <w:p>
+            <w:pPr>
+              <w:pStyle w:val="Compact"/>
+              <w:spacing w:after="0" w:before="0"/>
+              <w:jc w:val="left"/>
+            </w:pPr>
+            <w:r>
+              <w:rPr>
+                <w:sz w:val="15"/>
+              </w:rPr>
+              <w:t xml:space="preserve">0.0044</w:t>
+            </w:r>
+          </w:p>
+        </w:tc>
+        <w:tc>
+          <w:tcPr/>
+          <w:p>
+            <w:pPr>
+              <w:pStyle w:val="Compact"/>
+              <w:spacing w:after="0" w:before="0"/>
+              <w:jc w:val="left"/>
+            </w:pPr>
+            <w:r>
+              <w:rPr>
+                <w:sz w:val="15"/>
+              </w:rPr>
+              <w:t xml:space="preserve">higher</w:t>
+            </w:r>
+          </w:p>
+        </w:tc>
+      </w:tr>
+      <w:tr>
+        <w:tc>
+          <w:tcPr/>
+          <w:p>
+            <w:pPr>
+              <w:pStyle w:val="Compact"/>
+              <w:spacing w:after="0" w:before="0"/>
+              <w:jc w:val="left"/>
+            </w:pPr>
+            <w:r>
+              <w:rPr>
+                <w:sz w:val="15"/>
+              </w:rPr>
+              <w:t xml:space="preserve">Tiny‑ImageNet</w:t>
+            </w:r>
+          </w:p>
+        </w:tc>
+        <w:tc>
+          <w:tcPr/>
+          <w:p>
+            <w:pPr>
+              <w:pStyle w:val="Compact"/>
+              <w:spacing w:after="0" w:before="0"/>
+              <w:jc w:val="right"/>
+            </w:pPr>
+            <w:r>
+              <w:rPr>
+                <w:sz w:val="15"/>
+              </w:rPr>
+              <w:t xml:space="preserve">32</w:t>
+            </w:r>
+          </w:p>
+        </w:tc>
+        <w:tc>
+          <w:tcPr/>
+          <w:p>
+            <w:pPr>
+              <w:pStyle w:val="Compact"/>
+              <w:spacing w:after="0" w:before="0"/>
+              <w:jc w:val="left"/>
+            </w:pPr>
+            <m:oMath>
+              <m:r>
+                <m:t>1</m:t>
+              </m:r>
+            </m:oMath>
+          </w:p>
+        </w:tc>
+        <w:tc>
+          <w:tcPr/>
+          <w:p>
+            <w:pPr>
+              <w:pStyle w:val="Compact"/>
+              <w:spacing w:after="0" w:before="0"/>
+              <w:jc w:val="right"/>
+            </w:pPr>
+            <w:r>
+              <w:rPr>
+                <w:sz w:val="15"/>
+              </w:rPr>
+              <w:t xml:space="preserve">0.94511</w:t>
+            </w:r>
+          </w:p>
+        </w:tc>
+        <w:tc>
+          <w:tcPr/>
+          <w:p>
+            <w:pPr>
+              <w:pStyle w:val="Compact"/>
+              <w:spacing w:after="0" w:before="0"/>
+              <w:jc w:val="right"/>
+            </w:pPr>
+            <w:r>
+              <w:rPr>
+                <w:sz w:val="15"/>
+              </w:rPr>
+              <w:t xml:space="preserve">0.05489</w:t>
+            </w:r>
+          </w:p>
+        </w:tc>
+        <w:tc>
+          <w:tcPr/>
+          <w:p>
+            <w:pPr>
+              <w:pStyle w:val="Compact"/>
+              <w:spacing w:after="0" w:before="0"/>
+              <w:jc w:val="right"/>
+            </w:pPr>
+            <w:r>
+              <w:rPr>
+                <w:sz w:val="15"/>
+              </w:rPr>
+              <w:t xml:space="preserve">0.0975</w:t>
+            </w:r>
+          </w:p>
+        </w:tc>
+        <w:tc>
+          <w:tcPr/>
+          <w:p>
+            <w:pPr>
+              <w:pStyle w:val="Compact"/>
+              <w:spacing w:after="0" w:before="0"/>
+              <w:jc w:val="right"/>
+            </w:pPr>
+            <w:r>
+              <w:rPr>
+                <w:sz w:val="15"/>
+              </w:rPr>
+              <w:t xml:space="preserve">0</w:t>
+            </w:r>
+          </w:p>
+        </w:tc>
+        <w:tc>
+          <w:tcPr/>
+          <w:p>
+            <w:pPr>
+              <w:pStyle w:val="Compact"/>
+              <w:spacing w:after="0" w:before="0"/>
+              <w:jc w:val="right"/>
+            </w:pPr>
+            <w:r>
+              <w:rPr>
+                <w:sz w:val="15"/>
+              </w:rPr>
+              <w:t xml:space="preserve">+1.637</w:t>
+            </w:r>
+          </w:p>
+        </w:tc>
+        <w:tc>
+          <w:tcPr/>
+          <w:p>
+            <w:pPr>
+              <w:pStyle w:val="Compact"/>
+              <w:spacing w:after="0" w:before="0"/>
+              <w:jc w:val="left"/>
+            </w:pPr>
+            <w:r>
+              <w:rPr>
+                <w:sz w:val="15"/>
+              </w:rPr>
+              <w:t xml:space="preserve">0.0001</w:t>
+            </w:r>
+          </w:p>
+        </w:tc>
+        <w:tc>
+          <w:tcPr/>
+          <w:p>
+            <w:pPr>
+              <w:pStyle w:val="Compact"/>
+              <w:spacing w:after="0" w:before="0"/>
+              <w:jc w:val="left"/>
+            </w:pPr>
+            <w:r>
+              <w:rPr>
+                <w:sz w:val="15"/>
+              </w:rPr>
+              <w:t xml:space="preserve">higher</w:t>
+            </w:r>
+          </w:p>
+        </w:tc>
+      </w:tr>
+      <w:tr>
+        <w:tc>
+          <w:tcPr/>
+          <w:p>
+            <w:pPr>
+              <w:pStyle w:val="Compact"/>
+              <w:spacing w:after="0" w:before="0"/>
+              <w:jc w:val="left"/>
+            </w:pPr>
+            <w:r>
+              <w:rPr>
+                <w:sz w:val="15"/>
+              </w:rPr>
+              <w:t xml:space="preserve">Tiny‑ImageNet</w:t>
+            </w:r>
+          </w:p>
+        </w:tc>
+        <w:tc>
+          <w:tcPr/>
+          <w:p>
+            <w:pPr>
+              <w:pStyle w:val="Compact"/>
+              <w:spacing w:after="0" w:before="0"/>
+              <w:jc w:val="right"/>
+            </w:pPr>
+            <w:r>
+              <w:rPr>
+                <w:sz w:val="15"/>
+              </w:rPr>
+              <w:t xml:space="preserve">64</w:t>
+            </w:r>
+          </w:p>
+        </w:tc>
+        <w:tc>
+          <w:tcPr/>
+          <w:p>
+            <w:pPr>
+              <w:pStyle w:val="Compact"/>
+              <w:spacing w:after="0" w:before="0"/>
+              <w:jc w:val="left"/>
+            </w:pPr>
+            <m:oMath>
+              <m:r>
+                <m:t>1</m:t>
+              </m:r>
+            </m:oMath>
+          </w:p>
+        </w:tc>
+        <w:tc>
+          <w:tcPr/>
+          <w:p>
+            <w:pPr>
+              <w:pStyle w:val="Compact"/>
+              <w:spacing w:after="0" w:before="0"/>
+              <w:jc w:val="right"/>
+            </w:pPr>
+            <w:r>
+              <w:rPr>
+                <w:sz w:val="15"/>
+              </w:rPr>
+              <w:t xml:space="preserve">0.97324</w:t>
+            </w:r>
+          </w:p>
+        </w:tc>
+        <w:tc>
+          <w:tcPr/>
+          <w:p>
+            <w:pPr>
+              <w:pStyle w:val="Compact"/>
+              <w:spacing w:after="0" w:before="0"/>
+              <w:jc w:val="right"/>
+            </w:pPr>
+            <w:r>
+              <w:rPr>
+                <w:sz w:val="15"/>
+              </w:rPr>
+              <w:t xml:space="preserve">0.02676</w:t>
+            </w:r>
+          </w:p>
+        </w:tc>
+        <w:tc>
+          <w:tcPr/>
+          <w:p>
+            <w:pPr>
+              <w:pStyle w:val="Compact"/>
+              <w:spacing w:after="0" w:before="0"/>
+              <w:jc w:val="right"/>
+            </w:pPr>
+            <w:r>
+              <w:rPr>
+                <w:sz w:val="15"/>
+              </w:rPr>
+              <w:t xml:space="preserve">0.0681</w:t>
+            </w:r>
+          </w:p>
+        </w:tc>
+        <w:tc>
+          <w:tcPr/>
+          <w:p>
+            <w:pPr>
+              <w:pStyle w:val="Compact"/>
+              <w:spacing w:after="0" w:before="0"/>
+              <w:jc w:val="right"/>
+            </w:pPr>
+            <w:r>
+              <w:rPr>
+                <w:sz w:val="15"/>
+              </w:rPr>
+              <w:t xml:space="preserve">0</w:t>
+            </w:r>
+          </w:p>
+        </w:tc>
+        <w:tc>
+          <w:tcPr/>
+          <w:p>
+            <w:pPr>
+              <w:pStyle w:val="Compact"/>
+              <w:spacing w:after="0" w:before="0"/>
+              <w:jc w:val="right"/>
+            </w:pPr>
+            <w:r>
+              <w:rPr>
+                <w:sz w:val="15"/>
+              </w:rPr>
+              <w:t xml:space="preserve">+1.230</w:t>
+            </w:r>
+          </w:p>
+        </w:tc>
+        <w:tc>
+          <w:tcPr/>
+          <w:p>
+            <w:pPr>
+              <w:pStyle w:val="Compact"/>
+              <w:spacing w:after="0" w:before="0"/>
+              <w:jc w:val="left"/>
+            </w:pPr>
+            <w:r>
+              <w:rPr>
+                <w:sz w:val="15"/>
+              </w:rPr>
+              <w:t xml:space="preserve">0.0055</w:t>
+            </w:r>
+          </w:p>
+        </w:tc>
+        <w:tc>
+          <w:tcPr/>
+          <w:p>
+            <w:pPr>
+              <w:pStyle w:val="Compact"/>
+              <w:spacing w:after="0" w:before="0"/>
+              <w:jc w:val="left"/>
+            </w:pPr>
+            <w:r>
+              <w:rPr>
+                <w:sz w:val="15"/>
+              </w:rPr>
+              <w:t xml:space="preserve">higher</w:t>
+            </w:r>
+          </w:p>
+        </w:tc>
+      </w:tr>
+    </w:tbl>
     <w:bookmarkEnd w:id="97"/>
     <w:bookmarkStart w:id="98" w:name="Xacb9a56b87ab66b5e1c9415a030d79411bd3357"/>
     <w:p>
@@ -38768,7 +41181,7 @@
         <w:pStyle w:val="TableCaption"/>
       </w:pPr>
       <w:r>
-        <w:t xml:space="preserve">Table 25: MobileNetV2: predictions recorded on 30 September 2026, before</w:t>
+        <w:t xml:space="preserve">Table 27: MobileNetV2: predictions recorded on 30 September 2026, before</w:t>
       </w:r>
       <w:r>
         <w:t xml:space="preserve"> </w:t>
@@ -38782,7 +41195,7 @@
         <w:tblStyle w:val="Table"/>
         <w:tblLook w:firstRow="1" w:lastRow="0" w:firstColumn="0" w:lastColumn="0" w:noHBand="0" w:noVBand="0" w:val="0020"/>
         <w:jc w:val="start"/>
-        <w:tblCaption w:val="Table 25: MobileNetV2: predictions recorded on 30 September 2026, before any MobileNetV2 run, and the outcomes."/>
+        <w:tblCaption w:val="Table 27: MobileNetV2: predictions recorded on 30 September 2026, before any MobileNetV2 run, and the outcomes."/>
         <w:tblBorders>
           <w:top w:val="single" w:sz="4" w:color="808080"/>
           <w:bottom w:val="single" w:sz="4" w:color="808080"/>
@@ -39165,7 +41578,7 @@
         <w:pStyle w:val="TableCaption"/>
       </w:pPr>
       <w:r>
-        <w:t xml:space="preserve">Table 26: VGG-16: predictions recorded on 30 September 2026, before any</w:t>
+        <w:t xml:space="preserve">Table 28: VGG-16: predictions recorded on 30 September 2026, before any</w:t>
       </w:r>
       <w:r>
         <w:t xml:space="preserve"> </w:t>
@@ -39179,7 +41592,7 @@
         <w:tblStyle w:val="Table"/>
         <w:tblLook w:firstRow="1" w:lastRow="0" w:firstColumn="0" w:lastColumn="0" w:noHBand="0" w:noVBand="0" w:val="0020"/>
         <w:jc w:val="start"/>
-        <w:tblCaption w:val="Table 26: VGG-16: predictions recorded on 30 September 2026, before any VGG-16 run, and the outcomes."/>
+        <w:tblCaption w:val="Table 28: VGG-16: predictions recorded on 30 September 2026, before any VGG-16 run, and the outcomes."/>
         <w:tblBorders>
           <w:top w:val="single" w:sz="4" w:color="808080"/>
           <w:bottom w:val="single" w:sz="4" w:color="808080"/>
@@ -39899,7 +42312,7 @@
         <w:pStyle w:val="TableCaption"/>
       </w:pPr>
       <w:r>
-        <w:t xml:space="preserve">Table 27: ResNet-18: every run at</w:t>
+        <w:t xml:space="preserve">Table 29: ResNet-18: every run at</w:t>
       </w:r>
       <w:r>
         <w:t xml:space="preserve"> </w:t>
@@ -39956,7 +42369,7 @@
         <w:tblStyle w:val="Table"/>
         <w:tblLook w:firstRow="1" w:lastRow="0" w:firstColumn="0" w:lastColumn="0" w:noHBand="0" w:noVBand="0" w:val="0020"/>
         <w:jc w:val="start"/>
-        <w:tblCaption w:val="Table 27: ResNet-18: every run at K=4 and \tau=1: final-epoch top-1 accuracy (%) for each seed, with mean and sample standard deviation."/>
+        <w:tblCaption w:val="Table 29: ResNet-18: every run at K=4 and \tau=1: final-epoch top-1 accuracy (%) for each seed, with mean and sample standard deviation."/>
         <w:tblBorders>
           <w:top w:val="single" w:sz="4" w:color="808080"/>
           <w:bottom w:val="single" w:sz="4" w:color="808080"/>
@@ -43192,7 +45605,7 @@
         <w:pStyle w:val="TableCaption"/>
       </w:pPr>
       <w:r>
-        <w:t xml:space="preserve">Table 28: ResNet-18: paired comparisons against</w:t>
+        <w:t xml:space="preserve">Table 30: ResNet-18: paired comparisons against</w:t>
       </w:r>
       <w:r>
         <w:t xml:space="preserve"> </w:t>
@@ -43272,7 +45685,7 @@
         <w:tblStyle w:val="Table"/>
         <w:tblLook w:firstRow="1" w:lastRow="0" w:firstColumn="0" w:lastColumn="0" w:noHBand="0" w:noVBand="0" w:val="0020"/>
         <w:jc w:val="start"/>
-        <w:tblCaption w:val="Table 28: ResNet-18: paired comparisons against static, n=6. p_W is the Wilcoxon signed-rank test, which cannot fall below 0.031 at this n."/>
+        <w:tblCaption w:val="Table 30: ResNet-18: paired comparisons against static, n=6. p_W is the Wilcoxon signed-rank test, which cannot fall below 0.031 at this n."/>
         <w:tblBorders>
           <w:top w:val="single" w:sz="4" w:color="808080"/>
           <w:bottom w:val="single" w:sz="4" w:color="808080"/>
@@ -45477,7 +47890,7 @@
         <w:pStyle w:val="TableCaption"/>
       </w:pPr>
       <w:r>
-        <w:t xml:space="preserve">Table 29: ResNet-18: configuration and cost. Router parameters are in thousands and</w:t>
+        <w:t xml:space="preserve">Table 31: ResNet-18: configuration and cost. Router parameters are in thousands and</w:t>
       </w:r>
       <w:r>
         <w:t xml:space="preserve"> </w:t>
@@ -45497,7 +47910,7 @@
         <w:tblStyle w:val="Table"/>
         <w:tblLook w:firstRow="1" w:lastRow="0" w:firstColumn="0" w:lastColumn="0" w:noHBand="0" w:noVBand="0" w:val="0020"/>
         <w:jc w:val="start"/>
-        <w:tblCaption w:val="Table 29: ResNet-18: configuration and cost. Router parameters are in thousands and are included in the stored total. Training loss is the final-epoch mean over six seeds."/>
+        <w:tblCaption w:val="Table 31: ResNet-18: configuration and cost. Router parameters are in thousands and are included in the stored total. Training loss is the final-epoch mean over six seeds."/>
         <w:tblBorders>
           <w:top w:val="single" w:sz="4" w:color="808080"/>
           <w:bottom w:val="single" w:sz="4" w:color="808080"/>
@@ -46067,7 +48480,7 @@
               <w:rPr>
                 <w:sz w:val="16"/>
               </w:rPr>
-              <w:t xml:space="preserve">0.0170</w:t>
+              <w:t xml:space="preserve">0.0171</w:t>
             </w:r>
           </w:p>
         </w:tc>
@@ -46181,7 +48594,7 @@
               <w:rPr>
                 <w:sz w:val="16"/>
               </w:rPr>
-              <w:t xml:space="preserve">0.0170</w:t>
+              <w:t xml:space="preserve">0.0171</w:t>
             </w:r>
           </w:p>
         </w:tc>
@@ -46295,7 +48708,7 @@
               <w:rPr>
                 <w:sz w:val="16"/>
               </w:rPr>
-              <w:t xml:space="preserve">0.0132</w:t>
+              <w:t xml:space="preserve">0.0131</w:t>
             </w:r>
           </w:p>
         </w:tc>
@@ -46409,7 +48822,7 @@
               <w:rPr>
                 <w:sz w:val="16"/>
               </w:rPr>
-              <w:t xml:space="preserve">0.0080</w:t>
+              <w:t xml:space="preserve">0.0081</w:t>
             </w:r>
           </w:p>
         </w:tc>
@@ -47093,7 +49506,7 @@
               <w:rPr>
                 <w:sz w:val="16"/>
               </w:rPr>
-              <w:t xml:space="preserve">0.1200</w:t>
+              <w:t xml:space="preserve">0.1198</w:t>
             </w:r>
           </w:p>
         </w:tc>
@@ -47435,7 +49848,7 @@
               <w:rPr>
                 <w:sz w:val="16"/>
               </w:rPr>
-              <w:t xml:space="preserve">0.0220</w:t>
+              <w:t xml:space="preserve">0.0223</w:t>
             </w:r>
           </w:p>
         </w:tc>
@@ -47549,23 +49962,23 @@
               <w:rPr>
                 <w:sz w:val="16"/>
               </w:rPr>
-              <w:t xml:space="preserve">0.0190</w:t>
-            </w:r>
-          </w:p>
-        </w:tc>
-        <w:tc>
-          <w:tcPr/>
-          <w:p>
-            <w:pPr>
-              <w:pStyle w:val="Compact"/>
-              <w:spacing w:after="0" w:before="0"/>
-              <w:jc w:val="right"/>
-            </w:pPr>
-            <w:r>
-              <w:rPr>
-                <w:sz w:val="16"/>
-              </w:rPr>
-              <w:t xml:space="preserve">687.2</w:t>
+              <w:t xml:space="preserve">0.0189</w:t>
+            </w:r>
+          </w:p>
+        </w:tc>
+        <w:tc>
+          <w:tcPr/>
+          <w:p>
+            <w:pPr>
+              <w:pStyle w:val="Compact"/>
+              <w:spacing w:after="0" w:before="0"/>
+              <w:jc w:val="right"/>
+            </w:pPr>
+            <w:r>
+              <w:rPr>
+                <w:sz w:val="16"/>
+              </w:rPr>
+              <w:t xml:space="preserve">687.4</w:t>
             </w:r>
           </w:p>
         </w:tc>
@@ -47577,7 +49990,7 @@
         <w:pStyle w:val="TableCaption"/>
       </w:pPr>
       <w:r>
-        <w:t xml:space="preserve">Table 30: ResNet-18: routing entropy by arm, CIFAR-100 width 64, per-seed</w:t>
+        <w:t xml:space="preserve">Table 32: ResNet-18: routing entropy by arm, CIFAR-100 width 64, per-seed</w:t>
       </w:r>
       <w:r>
         <w:t xml:space="preserve"> </w:t>
@@ -47591,7 +50004,7 @@
         <w:tblStyle w:val="Table"/>
         <w:tblLook w:firstRow="1" w:lastRow="0" w:firstColumn="0" w:lastColumn="0" w:noHBand="0" w:noVBand="0" w:val="0020"/>
         <w:jc w:val="start"/>
-        <w:tblCaption w:val="Table 30: ResNet-18: routing entropy by arm, CIFAR-100 width 64, per-seed means."/>
+        <w:tblCaption w:val="Table 32: ResNet-18: routing entropy by arm, CIFAR-100 width 64, per-seed means."/>
         <w:tblBorders>
           <w:top w:val="single" w:sz="4" w:color="808080"/>
           <w:bottom w:val="single" w:sz="4" w:color="808080"/>
@@ -47884,7 +50297,7 @@
               <w:rPr>
                 <w:sz w:val="18"/>
               </w:rPr>
-              <w:t xml:space="preserve">0.01147</w:t>
+              <w:t xml:space="preserve">0.01146</w:t>
             </w:r>
           </w:p>
         </w:tc>
@@ -48048,7 +50461,7 @@
               <w:rPr>
                 <w:sz w:val="18"/>
               </w:rPr>
-              <w:t xml:space="preserve">0.00287</w:t>
+              <w:t xml:space="preserve">0.00286</w:t>
             </w:r>
           </w:p>
         </w:tc>
@@ -48060,7 +50473,7 @@
         <w:pStyle w:val="TableCaption"/>
       </w:pPr>
       <w:r>
-        <w:t xml:space="preserve">Table 31: Every ResNet-18 run. GPU-hours are from logged wall-clock</w:t>
+        <w:t xml:space="preserve">Table 33: Every ResNet-18 run. GPU-hours are from logged wall-clock</w:t>
       </w:r>
       <w:r>
         <w:t xml:space="preserve"> </w:t>
@@ -48074,7 +50487,7 @@
         <w:tblStyle w:val="Table"/>
         <w:tblLook w:firstRow="1" w:lastRow="0" w:firstColumn="0" w:lastColumn="0" w:noHBand="0" w:noVBand="0" w:val="0020"/>
         <w:jc w:val="start"/>
-        <w:tblCaption w:val="Table 31: Every ResNet-18 run. GPU-hours are from logged wall-clock time."/>
+        <w:tblCaption w:val="Table 33: Every ResNet-18 run. GPU-hours are from logged wall-clock time."/>
         <w:tblBorders>
           <w:top w:val="single" w:sz="4" w:color="808080"/>
           <w:bottom w:val="single" w:sz="4" w:color="808080"/>
@@ -49513,7 +51926,7 @@
         <w:pStyle w:val="TableCaption"/>
       </w:pPr>
       <w:r>
-        <w:t xml:space="preserve">Table 32: MobileNetV2, every run at</w:t>
+        <w:t xml:space="preserve">Table 34: MobileNetV2, every run at</w:t>
       </w:r>
       <w:r>
         <w:t xml:space="preserve"> </w:t>
@@ -49591,7 +52004,7 @@
         <w:tblStyle w:val="Table"/>
         <w:tblLook w:firstRow="1" w:lastRow="0" w:firstColumn="0" w:lastColumn="0" w:noHBand="0" w:noVBand="0" w:val="0020"/>
         <w:jc w:val="start"/>
-        <w:tblCaption w:val="Table 32: MobileNetV2, every run at K=4 and \tau=1: final-epoch top-1 accuracy (%). † marks the run resumed after a CUDA error."/>
+        <w:tblCaption w:val="Table 34: MobileNetV2, every run at K=4 and \tau=1: final-epoch top-1 accuracy (%). † marks the run resumed after a CUDA error."/>
         <w:tblBorders>
           <w:top w:val="single" w:sz="4" w:color="808080"/>
           <w:bottom w:val="single" w:sz="4" w:color="808080"/>
@@ -52834,7 +55247,7 @@
         <w:pStyle w:val="TableCaption"/>
       </w:pPr>
       <w:r>
-        <w:t xml:space="preserve">Table 33: MobileNetV2: paired comparisons against</w:t>
+        <w:t xml:space="preserve">Table 35: MobileNetV2: paired comparisons against</w:t>
       </w:r>
       <w:r>
         <w:t xml:space="preserve"> </w:t>
@@ -52874,7 +55287,7 @@
         <w:tblStyle w:val="Table"/>
         <w:tblLook w:firstRow="1" w:lastRow="0" w:firstColumn="0" w:lastColumn="0" w:noHBand="0" w:noVBand="0" w:val="0020"/>
         <w:jc w:val="start"/>
-        <w:tblCaption w:val="Table 33: MobileNetV2: paired comparisons against static, n=6."/>
+        <w:tblCaption w:val="Table 35: MobileNetV2: paired comparisons against static, n=6."/>
         <w:tblBorders>
           <w:top w:val="single" w:sz="4" w:color="808080"/>
           <w:bottom w:val="single" w:sz="4" w:color="808080"/>
@@ -55058,7 +57471,7 @@
         <w:pStyle w:val="TableCaption"/>
       </w:pPr>
       <w:r>
-        <w:t xml:space="preserve">Table 34: MobileNetV2: departure of each dynamic layer’s router from</w:t>
+        <w:t xml:space="preserve">Table 36: MobileNetV2: departure of each dynamic layer’s router from</w:t>
       </w:r>
       <w:r>
         <w:t xml:space="preserve"> </w:t>
@@ -55185,7 +57598,7 @@
         <w:tblStyle w:val="Table"/>
         <w:tblLook w:firstRow="0" w:lastRow="0" w:firstColumn="0" w:lastColumn="0" w:noHBand="0" w:noVBand="0" w:val="0000"/>
         <w:jc w:val="start"/>
-        <w:tblCaption w:val="Table 34: MobileNetV2: departure of each dynamic layer’s router from uniform, 10^3\,(1-\tilde H), mean over six seeds, K=4. Layers are numbered from the input; a value of 0.00 is below 5\times10^{-6}."/>
+        <w:tblCaption w:val="Table 36: MobileNetV2: departure of each dynamic layer’s router from uniform, 10^3\,(1-\tilde H), mean over six seeds, K=4. Layers are numbered from the input; a value of 0.00 is below 5\times10^{-6}."/>
         <w:tblBorders>
           <w:top w:val="single" w:sz="4" w:color="808080"/>
           <w:bottom w:val="single" w:sz="4" w:color="808080"/>
@@ -57744,7 +60157,7 @@
         <w:pStyle w:val="TableCaption"/>
       </w:pPr>
       <w:r>
-        <w:t xml:space="preserve">Table 35: MobileNetV2: configuration and cost. Parameters are counted from</w:t>
+        <w:t xml:space="preserve">Table 37: MobileNetV2: configuration and cost. Parameters are counted from</w:t>
       </w:r>
       <w:r>
         <w:t xml:space="preserve"> </w:t>
@@ -57770,7 +60183,7 @@
         <w:tblStyle w:val="Table"/>
         <w:tblLook w:firstRow="1" w:lastRow="0" w:firstColumn="0" w:lastColumn="0" w:noHBand="0" w:noVBand="0" w:val="0020"/>
         <w:jc w:val="start"/>
-        <w:tblCaption w:val="Table 35: MobileNetV2: configuration and cost. Parameters are counted from the model definition; router parameters are in thousands (the frozen router is held as buffers and not counted). Training loss is the final-epoch mean over six seeds; minutes are logged wall-clock time."/>
+        <w:tblCaption w:val="Table 37: MobileNetV2: configuration and cost. Parameters are counted from the model definition; router parameters are in thousands (the frozen router is held as buffers and not counted). Training loss is the final-epoch mean over six seeds; minutes are logged wall-clock time."/>
         <w:tblBorders>
           <w:top w:val="single" w:sz="4" w:color="808080"/>
           <w:bottom w:val="single" w:sz="4" w:color="808080"/>
@@ -59850,7 +62263,7 @@
         <w:pStyle w:val="TableCaption"/>
       </w:pPr>
       <w:r>
-        <w:t xml:space="preserve">Table 36: Every MobileNetV2 run. GPU-hours are from logged wall-clock time.</w:t>
+        <w:t xml:space="preserve">Table 38: Every MobileNetV2 run. GPU-hours are from logged wall-clock time.</w:t>
       </w:r>
     </w:p>
     <w:tbl>
@@ -59858,7 +62271,7 @@
         <w:tblStyle w:val="Table"/>
         <w:tblLook w:firstRow="1" w:lastRow="0" w:firstColumn="0" w:lastColumn="0" w:noHBand="0" w:noVBand="0" w:val="0020"/>
         <w:jc w:val="start"/>
-        <w:tblCaption w:val="Table 36: Every MobileNetV2 run. GPU-hours are from logged wall-clock time."/>
+        <w:tblCaption w:val="Table 38: Every MobileNetV2 run. GPU-hours are from logged wall-clock time."/>
         <w:tblBorders>
           <w:top w:val="single" w:sz="4" w:color="808080"/>
           <w:bottom w:val="single" w:sz="4" w:color="808080"/>
@@ -61297,7 +63710,7 @@
         <w:pStyle w:val="TableCaption"/>
       </w:pPr>
       <w:r>
-        <w:t xml:space="preserve">Table 37: VGG-16, every run at</w:t>
+        <w:t xml:space="preserve">Table 39: VGG-16, every run at</w:t>
       </w:r>
       <w:r>
         <w:t xml:space="preserve"> </w:t>
@@ -61375,7 +63788,7 @@
         <w:tblStyle w:val="Table"/>
         <w:tblLook w:firstRow="1" w:lastRow="0" w:firstColumn="0" w:lastColumn="0" w:noHBand="0" w:noVBand="0" w:val="0020"/>
         <w:jc w:val="start"/>
-        <w:tblCaption w:val="Table 37: VGG-16, every run at K=4 and \tau=1: final-epoch top-1 accuracy (%). † marks the run resumed after an interruption."/>
+        <w:tblCaption w:val="Table 39: VGG-16, every run at K=4 and \tau=1: final-epoch top-1 accuracy (%). † marks the run resumed after an interruption."/>
         <w:tblBorders>
           <w:top w:val="single" w:sz="4" w:color="808080"/>
           <w:bottom w:val="single" w:sz="4" w:color="808080"/>
@@ -64618,7 +67031,7 @@
         <w:pStyle w:val="TableCaption"/>
       </w:pPr>
       <w:r>
-        <w:t xml:space="preserve">Table 38: VGG-16: paired comparisons against</w:t>
+        <w:t xml:space="preserve">Table 40: VGG-16: paired comparisons against</w:t>
       </w:r>
       <w:r>
         <w:t xml:space="preserve"> </w:t>
@@ -64658,7 +67071,7 @@
         <w:tblStyle w:val="Table"/>
         <w:tblLook w:firstRow="1" w:lastRow="0" w:firstColumn="0" w:lastColumn="0" w:noHBand="0" w:noVBand="0" w:val="0020"/>
         <w:jc w:val="start"/>
-        <w:tblCaption w:val="Table 38: VGG-16: paired comparisons against static, n=6."/>
+        <w:tblCaption w:val="Table 40: VGG-16: paired comparisons against static, n=6."/>
         <w:tblBorders>
           <w:top w:val="single" w:sz="4" w:color="808080"/>
           <w:bottom w:val="single" w:sz="4" w:color="808080"/>
@@ -66849,7 +69262,2037 @@
         <w:pStyle w:val="TableCaption"/>
       </w:pPr>
       <w:r>
-        <w:t xml:space="preserve">Table 39: VGG-16: configuration and cost. Parameters are counted from the</w:t>
+        <w:t xml:space="preserve">Table 41: VGG-16: departure of each dynamic layer’s router from uniform,</w:t>
+      </w:r>
+      <w:r>
+        <w:t xml:space="preserve"> </w:t>
+      </w:r>
+      <m:oMath>
+        <m:sSup>
+          <m:e>
+            <m:r>
+              <m:t>10</m:t>
+            </m:r>
+          </m:e>
+          <m:sup>
+            <m:r>
+              <m:t>3</m:t>
+            </m:r>
+          </m:sup>
+        </m:sSup>
+        <m:r>
+          <m:t> </m:t>
+        </m:r>
+        <m:d>
+          <m:dPr>
+            <m:begChr m:val="("/>
+            <m:endChr m:val=")"/>
+            <m:sepChr m:val=""/>
+            <m:grow/>
+          </m:dPr>
+          <m:e>
+            <m:r>
+              <m:t>1</m:t>
+            </m:r>
+            <m:r>
+              <m:rPr>
+                <m:sty m:val="p"/>
+              </m:rPr>
+              <m:t>−</m:t>
+            </m:r>
+            <m:acc>
+              <m:accPr>
+                <m:chr m:val="̃"/>
+              </m:accPr>
+              <m:e>
+                <m:r>
+                  <m:t>H</m:t>
+                </m:r>
+              </m:e>
+            </m:acc>
+          </m:e>
+        </m:d>
+      </m:oMath>
+      <w:r>
+        <w:t xml:space="preserve">, mean over six seeds,</w:t>
+      </w:r>
+      <w:r>
+        <w:t xml:space="preserve"> </w:t>
+      </w:r>
+      <m:oMath>
+        <m:r>
+          <m:t>K</m:t>
+        </m:r>
+        <m:r>
+          <m:rPr>
+            <m:sty m:val="p"/>
+          </m:rPr>
+          <m:t>=</m:t>
+        </m:r>
+        <m:r>
+          <m:t>4</m:t>
+        </m:r>
+      </m:oMath>
+      <w:r>
+        <w:t xml:space="preserve">. Layers are numbered from</w:t>
+      </w:r>
+      <w:r>
+        <w:t xml:space="preserve"> </w:t>
+      </w:r>
+      <w:r>
+        <w:t xml:space="preserve">the input; a value of 0.00 is below</w:t>
+      </w:r>
+      <w:r>
+        <w:t xml:space="preserve"> </w:t>
+      </w:r>
+      <m:oMath>
+        <m:r>
+          <m:t>5</m:t>
+        </m:r>
+        <m:r>
+          <m:rPr>
+            <m:sty m:val="p"/>
+          </m:rPr>
+          <m:t>×</m:t>
+        </m:r>
+        <m:sSup>
+          <m:e>
+            <m:r>
+              <m:t>10</m:t>
+            </m:r>
+          </m:e>
+          <m:sup>
+            <m:r>
+              <m:rPr>
+                <m:sty m:val="p"/>
+              </m:rPr>
+              <m:t>−</m:t>
+            </m:r>
+            <m:r>
+              <m:t>6</m:t>
+            </m:r>
+          </m:sup>
+        </m:sSup>
+      </m:oMath>
+      <w:r>
+        <w:t xml:space="preserve">.</w:t>
+      </w:r>
+    </w:p>
+    <w:tbl>
+      <w:tblPr>
+        <w:tblStyle w:val="Table"/>
+        <w:tblLook w:firstRow="0" w:lastRow="0" w:firstColumn="0" w:lastColumn="0" w:noHBand="0" w:noVBand="0" w:val="0000"/>
+        <w:jc w:val="start"/>
+        <w:tblCaption w:val="Table 41: VGG-16: departure of each dynamic layer’s router from uniform, 10^3\,(1-\tilde H), mean over six seeds, K=4. Layers are numbered from the input; a value of 0.00 is below 5\times10^{-6}."/>
+        <w:tblBorders>
+          <w:top w:val="single" w:sz="4" w:color="808080"/>
+          <w:bottom w:val="single" w:sz="4" w:color="808080"/>
+          <w:insideH w:val="single" w:sz="4" w:color="808080"/>
+        </w:tblBorders>
+        <w:tblW w:w="9395" w:type="dxa"/>
+        <w:tblLayout w:type="fixed"/>
+      </w:tblPr>
+      <w:tblGrid>
+        <w:gridCol w:w="902"/>
+        <w:gridCol w:w="902"/>
+        <w:gridCol w:w="1246"/>
+        <w:gridCol w:w="1819"/>
+        <w:gridCol w:w="1246"/>
+        <w:gridCol w:w="902"/>
+        <w:gridCol w:w="1246"/>
+        <w:gridCol w:w="1132"/>
+      </w:tblGrid>
+      <w:tr>
+        <w:tc>
+          <w:tcPr/>
+          <w:p>
+            <w:pPr>
+              <w:pStyle w:val="Compact"/>
+              <w:spacing w:after="0" w:before="0"/>
+            </w:pPr>
+          </w:p>
+        </w:tc>
+        <w:tc>
+          <w:tcPr>
+            <w:gridSpan w:val="4"/>
+          </w:tcPr>
+          <w:p>
+            <w:pPr>
+              <w:pStyle w:val="Compact"/>
+              <w:spacing w:after="0" w:before="0"/>
+              <w:jc w:val="center"/>
+            </w:pPr>
+            <w:r>
+              <w:rPr>
+                <w:sz w:val="16"/>
+              </w:rPr>
+              <w:t xml:space="preserve">CIFAR‑100, width 64</w:t>
+            </w:r>
+          </w:p>
+        </w:tc>
+        <w:tc>
+          <w:tcPr>
+            <w:gridSpan w:val="2"/>
+          </w:tcPr>
+          <w:p>
+            <w:pPr>
+              <w:pStyle w:val="Compact"/>
+              <w:spacing w:after="0" w:before="0"/>
+              <w:jc w:val="center"/>
+            </w:pPr>
+            <w:r>
+              <w:rPr>
+                <w:sz w:val="16"/>
+              </w:rPr>
+              <w:t xml:space="preserve">CIFAR‑100, width 16</w:t>
+            </w:r>
+          </w:p>
+        </w:tc>
+        <w:tc>
+          <w:tcPr/>
+          <w:p>
+            <w:pPr>
+              <w:pStyle w:val="Compact"/>
+              <w:spacing w:after="0" w:before="0"/>
+              <w:jc w:val="right"/>
+            </w:pPr>
+            <w:r>
+              <w:rPr>
+                <w:sz w:val="16"/>
+              </w:rPr>
+              <w:t xml:space="preserve">TIN w64</w:t>
+            </w:r>
+          </w:p>
+        </w:tc>
+      </w:tr>
+      <w:tr>
+        <w:tc>
+          <w:tcPr/>
+          <w:p>
+            <w:pPr>
+              <w:pStyle w:val="Compact"/>
+              <w:spacing w:after="0" w:before="0"/>
+              <w:jc w:val="right"/>
+            </w:pPr>
+            <w:r>
+              <w:rPr>
+                <w:sz w:val="16"/>
+              </w:rPr>
+              <w:t xml:space="preserve">layer</w:t>
+            </w:r>
+          </w:p>
+        </w:tc>
+        <w:tc>
+          <w:tcPr/>
+          <w:p>
+            <w:pPr>
+              <w:pStyle w:val="Compact"/>
+              <w:spacing w:after="0" w:before="0"/>
+              <w:jc w:val="right"/>
+            </w:pPr>
+            <w:r>
+              <w:rPr>
+                <w:sz w:val="16"/>
+              </w:rPr>
+              <w:t xml:space="preserve">gap</w:t>
+            </w:r>
+          </w:p>
+        </w:tc>
+        <w:tc>
+          <w:tcPr/>
+          <w:p>
+            <w:pPr>
+              <w:pStyle w:val="Compact"/>
+              <w:spacing w:after="0" w:before="0"/>
+              <w:jc w:val="right"/>
+            </w:pPr>
+            <w:r>
+              <w:rPr>
+                <w:sz w:val="16"/>
+              </w:rPr>
+              <w:t xml:space="preserve">gap ann.</w:t>
+            </w:r>
+          </w:p>
+        </w:tc>
+        <w:tc>
+          <w:tcPr/>
+          <w:p>
+            <w:pPr>
+              <w:pStyle w:val="Compact"/>
+              <w:spacing w:after="0" w:before="0"/>
+              <w:jc w:val="right"/>
+            </w:pPr>
+            <w:r>
+              <w:rPr>
+                <w:sz w:val="16"/>
+              </w:rPr>
+              <w:t xml:space="preserve">frozen_random</w:t>
+            </w:r>
+          </w:p>
+        </w:tc>
+        <w:tc>
+          <w:tcPr/>
+          <w:p>
+            <w:pPr>
+              <w:pStyle w:val="Compact"/>
+              <w:spacing w:after="0" w:before="0"/>
+              <w:jc w:val="right"/>
+            </w:pPr>
+            <w:r>
+              <w:rPr>
+                <w:sz w:val="16"/>
+              </w:rPr>
+              <w:t xml:space="preserve">shuffled</w:t>
+            </w:r>
+          </w:p>
+        </w:tc>
+        <w:tc>
+          <w:tcPr/>
+          <w:p>
+            <w:pPr>
+              <w:pStyle w:val="Compact"/>
+              <w:spacing w:after="0" w:before="0"/>
+              <w:jc w:val="right"/>
+            </w:pPr>
+            <w:r>
+              <w:rPr>
+                <w:sz w:val="16"/>
+              </w:rPr>
+              <w:t xml:space="preserve">gap</w:t>
+            </w:r>
+          </w:p>
+        </w:tc>
+        <w:tc>
+          <w:tcPr/>
+          <w:p>
+            <w:pPr>
+              <w:pStyle w:val="Compact"/>
+              <w:spacing w:after="0" w:before="0"/>
+              <w:jc w:val="right"/>
+            </w:pPr>
+            <w:r>
+              <w:rPr>
+                <w:sz w:val="16"/>
+              </w:rPr>
+              <w:t xml:space="preserve">gap ann.</w:t>
+            </w:r>
+          </w:p>
+        </w:tc>
+        <w:tc>
+          <w:tcPr/>
+          <w:p>
+            <w:pPr>
+              <w:pStyle w:val="Compact"/>
+              <w:spacing w:after="0" w:before="0"/>
+              <w:jc w:val="right"/>
+            </w:pPr>
+            <w:r>
+              <w:rPr>
+                <w:sz w:val="16"/>
+              </w:rPr>
+              <w:t xml:space="preserve">gap</w:t>
+            </w:r>
+          </w:p>
+        </w:tc>
+      </w:tr>
+      <w:tr>
+        <w:tc>
+          <w:tcPr/>
+          <w:p>
+            <w:pPr>
+              <w:pStyle w:val="Compact"/>
+              <w:spacing w:after="0" w:before="0"/>
+              <w:jc w:val="right"/>
+            </w:pPr>
+            <w:r>
+              <w:rPr>
+                <w:sz w:val="16"/>
+              </w:rPr>
+              <w:t xml:space="preserve">1</w:t>
+            </w:r>
+          </w:p>
+        </w:tc>
+        <w:tc>
+          <w:tcPr/>
+          <w:p>
+            <w:pPr>
+              <w:pStyle w:val="Compact"/>
+              <w:spacing w:after="0" w:before="0"/>
+              <w:jc w:val="right"/>
+            </w:pPr>
+            <w:r>
+              <w:rPr>
+                <w:sz w:val="16"/>
+              </w:rPr>
+              <w:t xml:space="preserve">3.73</w:t>
+            </w:r>
+          </w:p>
+        </w:tc>
+        <w:tc>
+          <w:tcPr/>
+          <w:p>
+            <w:pPr>
+              <w:pStyle w:val="Compact"/>
+              <w:spacing w:after="0" w:before="0"/>
+              <w:jc w:val="right"/>
+            </w:pPr>
+            <w:r>
+              <w:rPr>
+                <w:sz w:val="16"/>
+              </w:rPr>
+              <w:t xml:space="preserve">0.00</w:t>
+            </w:r>
+          </w:p>
+        </w:tc>
+        <w:tc>
+          <w:tcPr/>
+          <w:p>
+            <w:pPr>
+              <w:pStyle w:val="Compact"/>
+              <w:spacing w:after="0" w:before="0"/>
+              <w:jc w:val="right"/>
+            </w:pPr>
+            <w:r>
+              <w:rPr>
+                <w:sz w:val="16"/>
+              </w:rPr>
+              <w:t xml:space="preserve">2.51</w:t>
+            </w:r>
+          </w:p>
+        </w:tc>
+        <w:tc>
+          <w:tcPr/>
+          <w:p>
+            <w:pPr>
+              <w:pStyle w:val="Compact"/>
+              <w:spacing w:after="0" w:before="0"/>
+              <w:jc w:val="right"/>
+            </w:pPr>
+            <w:r>
+              <w:rPr>
+                <w:sz w:val="16"/>
+              </w:rPr>
+              <w:t xml:space="preserve">1.61</w:t>
+            </w:r>
+          </w:p>
+        </w:tc>
+        <w:tc>
+          <w:tcPr/>
+          <w:p>
+            <w:pPr>
+              <w:pStyle w:val="Compact"/>
+              <w:spacing w:after="0" w:before="0"/>
+              <w:jc w:val="right"/>
+            </w:pPr>
+            <w:r>
+              <w:rPr>
+                <w:sz w:val="16"/>
+              </w:rPr>
+              <w:t xml:space="preserve">4.71</w:t>
+            </w:r>
+          </w:p>
+        </w:tc>
+        <w:tc>
+          <w:tcPr/>
+          <w:p>
+            <w:pPr>
+              <w:pStyle w:val="Compact"/>
+              <w:spacing w:after="0" w:before="0"/>
+              <w:jc w:val="right"/>
+            </w:pPr>
+            <w:r>
+              <w:rPr>
+                <w:sz w:val="16"/>
+              </w:rPr>
+              <w:t xml:space="preserve">2.49</w:t>
+            </w:r>
+          </w:p>
+        </w:tc>
+        <w:tc>
+          <w:tcPr/>
+          <w:p>
+            <w:pPr>
+              <w:pStyle w:val="Compact"/>
+              <w:spacing w:after="0" w:before="0"/>
+              <w:jc w:val="right"/>
+            </w:pPr>
+            <w:r>
+              <w:rPr>
+                <w:sz w:val="16"/>
+              </w:rPr>
+              <w:t xml:space="preserve">1.72</w:t>
+            </w:r>
+          </w:p>
+        </w:tc>
+      </w:tr>
+      <w:tr>
+        <w:tc>
+          <w:tcPr/>
+          <w:p>
+            <w:pPr>
+              <w:pStyle w:val="Compact"/>
+              <w:spacing w:after="0" w:before="0"/>
+              <w:jc w:val="right"/>
+            </w:pPr>
+            <w:r>
+              <w:rPr>
+                <w:sz w:val="16"/>
+              </w:rPr>
+              <w:t xml:space="preserve">2</w:t>
+            </w:r>
+          </w:p>
+        </w:tc>
+        <w:tc>
+          <w:tcPr/>
+          <w:p>
+            <w:pPr>
+              <w:pStyle w:val="Compact"/>
+              <w:spacing w:after="0" w:before="0"/>
+              <w:jc w:val="right"/>
+            </w:pPr>
+            <w:r>
+              <w:rPr>
+                <w:sz w:val="16"/>
+              </w:rPr>
+              <w:t xml:space="preserve">46.37</w:t>
+            </w:r>
+          </w:p>
+        </w:tc>
+        <w:tc>
+          <w:tcPr/>
+          <w:p>
+            <w:pPr>
+              <w:pStyle w:val="Compact"/>
+              <w:spacing w:after="0" w:before="0"/>
+              <w:jc w:val="right"/>
+            </w:pPr>
+            <w:r>
+              <w:rPr>
+                <w:sz w:val="16"/>
+              </w:rPr>
+              <w:t xml:space="preserve">1.66</w:t>
+            </w:r>
+          </w:p>
+        </w:tc>
+        <w:tc>
+          <w:tcPr/>
+          <w:p>
+            <w:pPr>
+              <w:pStyle w:val="Compact"/>
+              <w:spacing w:after="0" w:before="0"/>
+              <w:jc w:val="right"/>
+            </w:pPr>
+            <w:r>
+              <w:rPr>
+                <w:sz w:val="16"/>
+              </w:rPr>
+              <w:t xml:space="preserve">8.36</w:t>
+            </w:r>
+          </w:p>
+        </w:tc>
+        <w:tc>
+          <w:tcPr/>
+          <w:p>
+            <w:pPr>
+              <w:pStyle w:val="Compact"/>
+              <w:spacing w:after="0" w:before="0"/>
+              <w:jc w:val="right"/>
+            </w:pPr>
+            <w:r>
+              <w:rPr>
+                <w:sz w:val="16"/>
+              </w:rPr>
+              <w:t xml:space="preserve">3.55</w:t>
+            </w:r>
+          </w:p>
+        </w:tc>
+        <w:tc>
+          <w:tcPr/>
+          <w:p>
+            <w:pPr>
+              <w:pStyle w:val="Compact"/>
+              <w:spacing w:after="0" w:before="0"/>
+              <w:jc w:val="right"/>
+            </w:pPr>
+            <w:r>
+              <w:rPr>
+                <w:sz w:val="16"/>
+              </w:rPr>
+              <w:t xml:space="preserve">42.50</w:t>
+            </w:r>
+          </w:p>
+        </w:tc>
+        <w:tc>
+          <w:tcPr/>
+          <w:p>
+            <w:pPr>
+              <w:pStyle w:val="Compact"/>
+              <w:spacing w:after="0" w:before="0"/>
+              <w:jc w:val="right"/>
+            </w:pPr>
+            <w:r>
+              <w:rPr>
+                <w:sz w:val="16"/>
+              </w:rPr>
+              <w:t xml:space="preserve">35.88</w:t>
+            </w:r>
+          </w:p>
+        </w:tc>
+        <w:tc>
+          <w:tcPr/>
+          <w:p>
+            <w:pPr>
+              <w:pStyle w:val="Compact"/>
+              <w:spacing w:after="0" w:before="0"/>
+              <w:jc w:val="right"/>
+            </w:pPr>
+            <w:r>
+              <w:rPr>
+                <w:sz w:val="16"/>
+              </w:rPr>
+              <w:t xml:space="preserve">38.17</w:t>
+            </w:r>
+          </w:p>
+        </w:tc>
+      </w:tr>
+      <w:tr>
+        <w:tc>
+          <w:tcPr/>
+          <w:p>
+            <w:pPr>
+              <w:pStyle w:val="Compact"/>
+              <w:spacing w:after="0" w:before="0"/>
+              <w:jc w:val="right"/>
+            </w:pPr>
+            <w:r>
+              <w:rPr>
+                <w:sz w:val="16"/>
+              </w:rPr>
+              <w:t xml:space="preserve">3</w:t>
+            </w:r>
+          </w:p>
+        </w:tc>
+        <w:tc>
+          <w:tcPr/>
+          <w:p>
+            <w:pPr>
+              <w:pStyle w:val="Compact"/>
+              <w:spacing w:after="0" w:before="0"/>
+              <w:jc w:val="right"/>
+            </w:pPr>
+            <w:r>
+              <w:rPr>
+                <w:sz w:val="16"/>
+              </w:rPr>
+              <w:t xml:space="preserve">5.89</w:t>
+            </w:r>
+          </w:p>
+        </w:tc>
+        <w:tc>
+          <w:tcPr/>
+          <w:p>
+            <w:pPr>
+              <w:pStyle w:val="Compact"/>
+              <w:spacing w:after="0" w:before="0"/>
+              <w:jc w:val="right"/>
+            </w:pPr>
+            <w:r>
+              <w:rPr>
+                <w:sz w:val="16"/>
+              </w:rPr>
+              <w:t xml:space="preserve">0.01</w:t>
+            </w:r>
+          </w:p>
+        </w:tc>
+        <w:tc>
+          <w:tcPr/>
+          <w:p>
+            <w:pPr>
+              <w:pStyle w:val="Compact"/>
+              <w:spacing w:after="0" w:before="0"/>
+              <w:jc w:val="right"/>
+            </w:pPr>
+            <w:r>
+              <w:rPr>
+                <w:sz w:val="16"/>
+              </w:rPr>
+              <w:t xml:space="preserve">2.37</w:t>
+            </w:r>
+          </w:p>
+        </w:tc>
+        <w:tc>
+          <w:tcPr/>
+          <w:p>
+            <w:pPr>
+              <w:pStyle w:val="Compact"/>
+              <w:spacing w:after="0" w:before="0"/>
+              <w:jc w:val="right"/>
+            </w:pPr>
+            <w:r>
+              <w:rPr>
+                <w:sz w:val="16"/>
+              </w:rPr>
+              <w:t xml:space="preserve">2.09</w:t>
+            </w:r>
+          </w:p>
+        </w:tc>
+        <w:tc>
+          <w:tcPr/>
+          <w:p>
+            <w:pPr>
+              <w:pStyle w:val="Compact"/>
+              <w:spacing w:after="0" w:before="0"/>
+              <w:jc w:val="right"/>
+            </w:pPr>
+            <w:r>
+              <w:rPr>
+                <w:sz w:val="16"/>
+              </w:rPr>
+              <w:t xml:space="preserve">11.36</w:t>
+            </w:r>
+          </w:p>
+        </w:tc>
+        <w:tc>
+          <w:tcPr/>
+          <w:p>
+            <w:pPr>
+              <w:pStyle w:val="Compact"/>
+              <w:spacing w:after="0" w:before="0"/>
+              <w:jc w:val="right"/>
+            </w:pPr>
+            <w:r>
+              <w:rPr>
+                <w:sz w:val="16"/>
+              </w:rPr>
+              <w:t xml:space="preserve">0.00</w:t>
+            </w:r>
+          </w:p>
+        </w:tc>
+        <w:tc>
+          <w:tcPr/>
+          <w:p>
+            <w:pPr>
+              <w:pStyle w:val="Compact"/>
+              <w:spacing w:after="0" w:before="0"/>
+              <w:jc w:val="right"/>
+            </w:pPr>
+            <w:r>
+              <w:rPr>
+                <w:sz w:val="16"/>
+              </w:rPr>
+              <w:t xml:space="preserve">1.78</w:t>
+            </w:r>
+          </w:p>
+        </w:tc>
+      </w:tr>
+      <w:tr>
+        <w:tc>
+          <w:tcPr/>
+          <w:p>
+            <w:pPr>
+              <w:pStyle w:val="Compact"/>
+              <w:spacing w:after="0" w:before="0"/>
+              <w:jc w:val="right"/>
+            </w:pPr>
+            <w:r>
+              <w:rPr>
+                <w:sz w:val="16"/>
+              </w:rPr>
+              <w:t xml:space="preserve">4</w:t>
+            </w:r>
+          </w:p>
+        </w:tc>
+        <w:tc>
+          <w:tcPr/>
+          <w:p>
+            <w:pPr>
+              <w:pStyle w:val="Compact"/>
+              <w:spacing w:after="0" w:before="0"/>
+              <w:jc w:val="right"/>
+            </w:pPr>
+            <w:r>
+              <w:rPr>
+                <w:sz w:val="16"/>
+              </w:rPr>
+              <w:t xml:space="preserve">12.28</w:t>
+            </w:r>
+          </w:p>
+        </w:tc>
+        <w:tc>
+          <w:tcPr/>
+          <w:p>
+            <w:pPr>
+              <w:pStyle w:val="Compact"/>
+              <w:spacing w:after="0" w:before="0"/>
+              <w:jc w:val="right"/>
+            </w:pPr>
+            <w:r>
+              <w:rPr>
+                <w:sz w:val="16"/>
+              </w:rPr>
+              <w:t xml:space="preserve">0.00</w:t>
+            </w:r>
+          </w:p>
+        </w:tc>
+        <w:tc>
+          <w:tcPr/>
+          <w:p>
+            <w:pPr>
+              <w:pStyle w:val="Compact"/>
+              <w:spacing w:after="0" w:before="0"/>
+              <w:jc w:val="right"/>
+            </w:pPr>
+            <w:r>
+              <w:rPr>
+                <w:sz w:val="16"/>
+              </w:rPr>
+              <w:t xml:space="preserve">6.59</w:t>
+            </w:r>
+          </w:p>
+        </w:tc>
+        <w:tc>
+          <w:tcPr/>
+          <w:p>
+            <w:pPr>
+              <w:pStyle w:val="Compact"/>
+              <w:spacing w:after="0" w:before="0"/>
+              <w:jc w:val="right"/>
+            </w:pPr>
+            <w:r>
+              <w:rPr>
+                <w:sz w:val="16"/>
+              </w:rPr>
+              <w:t xml:space="preserve">3.00</w:t>
+            </w:r>
+          </w:p>
+        </w:tc>
+        <w:tc>
+          <w:tcPr/>
+          <w:p>
+            <w:pPr>
+              <w:pStyle w:val="Compact"/>
+              <w:spacing w:after="0" w:before="0"/>
+              <w:jc w:val="right"/>
+            </w:pPr>
+            <w:r>
+              <w:rPr>
+                <w:sz w:val="16"/>
+              </w:rPr>
+              <w:t xml:space="preserve">26.26</w:t>
+            </w:r>
+          </w:p>
+        </w:tc>
+        <w:tc>
+          <w:tcPr/>
+          <w:p>
+            <w:pPr>
+              <w:pStyle w:val="Compact"/>
+              <w:spacing w:after="0" w:before="0"/>
+              <w:jc w:val="right"/>
+            </w:pPr>
+            <w:r>
+              <w:rPr>
+                <w:sz w:val="16"/>
+              </w:rPr>
+              <w:t xml:space="preserve">0.01</w:t>
+            </w:r>
+          </w:p>
+        </w:tc>
+        <w:tc>
+          <w:tcPr/>
+          <w:p>
+            <w:pPr>
+              <w:pStyle w:val="Compact"/>
+              <w:spacing w:after="0" w:before="0"/>
+              <w:jc w:val="right"/>
+            </w:pPr>
+            <w:r>
+              <w:rPr>
+                <w:sz w:val="16"/>
+              </w:rPr>
+              <w:t xml:space="preserve">7.59</w:t>
+            </w:r>
+          </w:p>
+        </w:tc>
+      </w:tr>
+      <w:tr>
+        <w:tc>
+          <w:tcPr/>
+          <w:p>
+            <w:pPr>
+              <w:pStyle w:val="Compact"/>
+              <w:spacing w:after="0" w:before="0"/>
+              <w:jc w:val="right"/>
+            </w:pPr>
+            <w:r>
+              <w:rPr>
+                <w:sz w:val="16"/>
+              </w:rPr>
+              <w:t xml:space="preserve">5</w:t>
+            </w:r>
+          </w:p>
+        </w:tc>
+        <w:tc>
+          <w:tcPr/>
+          <w:p>
+            <w:pPr>
+              <w:pStyle w:val="Compact"/>
+              <w:spacing w:after="0" w:before="0"/>
+              <w:jc w:val="right"/>
+            </w:pPr>
+            <w:r>
+              <w:rPr>
+                <w:sz w:val="16"/>
+              </w:rPr>
+              <w:t xml:space="preserve">35.99</w:t>
+            </w:r>
+          </w:p>
+        </w:tc>
+        <w:tc>
+          <w:tcPr/>
+          <w:p>
+            <w:pPr>
+              <w:pStyle w:val="Compact"/>
+              <w:spacing w:after="0" w:before="0"/>
+              <w:jc w:val="right"/>
+            </w:pPr>
+            <w:r>
+              <w:rPr>
+                <w:sz w:val="16"/>
+              </w:rPr>
+              <w:t xml:space="preserve">0.00</w:t>
+            </w:r>
+          </w:p>
+        </w:tc>
+        <w:tc>
+          <w:tcPr/>
+          <w:p>
+            <w:pPr>
+              <w:pStyle w:val="Compact"/>
+              <w:spacing w:after="0" w:before="0"/>
+              <w:jc w:val="right"/>
+            </w:pPr>
+            <w:r>
+              <w:rPr>
+                <w:sz w:val="16"/>
+              </w:rPr>
+              <w:t xml:space="preserve">0.98</w:t>
+            </w:r>
+          </w:p>
+        </w:tc>
+        <w:tc>
+          <w:tcPr/>
+          <w:p>
+            <w:pPr>
+              <w:pStyle w:val="Compact"/>
+              <w:spacing w:after="0" w:before="0"/>
+              <w:jc w:val="right"/>
+            </w:pPr>
+            <w:r>
+              <w:rPr>
+                <w:sz w:val="16"/>
+              </w:rPr>
+              <w:t xml:space="preserve">1.56</w:t>
+            </w:r>
+          </w:p>
+        </w:tc>
+        <w:tc>
+          <w:tcPr/>
+          <w:p>
+            <w:pPr>
+              <w:pStyle w:val="Compact"/>
+              <w:spacing w:after="0" w:before="0"/>
+              <w:jc w:val="right"/>
+            </w:pPr>
+            <w:r>
+              <w:rPr>
+                <w:sz w:val="16"/>
+              </w:rPr>
+              <w:t xml:space="preserve">66.80</w:t>
+            </w:r>
+          </w:p>
+        </w:tc>
+        <w:tc>
+          <w:tcPr/>
+          <w:p>
+            <w:pPr>
+              <w:pStyle w:val="Compact"/>
+              <w:spacing w:after="0" w:before="0"/>
+              <w:jc w:val="right"/>
+            </w:pPr>
+            <w:r>
+              <w:rPr>
+                <w:sz w:val="16"/>
+              </w:rPr>
+              <w:t xml:space="preserve">0.01</w:t>
+            </w:r>
+          </w:p>
+        </w:tc>
+        <w:tc>
+          <w:tcPr/>
+          <w:p>
+            <w:pPr>
+              <w:pStyle w:val="Compact"/>
+              <w:spacing w:after="0" w:before="0"/>
+              <w:jc w:val="right"/>
+            </w:pPr>
+            <w:r>
+              <w:rPr>
+                <w:sz w:val="16"/>
+              </w:rPr>
+              <w:t xml:space="preserve">5.16</w:t>
+            </w:r>
+          </w:p>
+        </w:tc>
+      </w:tr>
+      <w:tr>
+        <w:tc>
+          <w:tcPr/>
+          <w:p>
+            <w:pPr>
+              <w:pStyle w:val="Compact"/>
+              <w:spacing w:after="0" w:before="0"/>
+              <w:jc w:val="right"/>
+            </w:pPr>
+            <w:r>
+              <w:rPr>
+                <w:sz w:val="16"/>
+              </w:rPr>
+              <w:t xml:space="preserve">6</w:t>
+            </w:r>
+          </w:p>
+        </w:tc>
+        <w:tc>
+          <w:tcPr/>
+          <w:p>
+            <w:pPr>
+              <w:pStyle w:val="Compact"/>
+              <w:spacing w:after="0" w:before="0"/>
+              <w:jc w:val="right"/>
+            </w:pPr>
+            <w:r>
+              <w:rPr>
+                <w:sz w:val="16"/>
+              </w:rPr>
+              <w:t xml:space="preserve">7.63</w:t>
+            </w:r>
+          </w:p>
+        </w:tc>
+        <w:tc>
+          <w:tcPr/>
+          <w:p>
+            <w:pPr>
+              <w:pStyle w:val="Compact"/>
+              <w:spacing w:after="0" w:before="0"/>
+              <w:jc w:val="right"/>
+            </w:pPr>
+            <w:r>
+              <w:rPr>
+                <w:sz w:val="16"/>
+              </w:rPr>
+              <w:t xml:space="preserve">0.00</w:t>
+            </w:r>
+          </w:p>
+        </w:tc>
+        <w:tc>
+          <w:tcPr/>
+          <w:p>
+            <w:pPr>
+              <w:pStyle w:val="Compact"/>
+              <w:spacing w:after="0" w:before="0"/>
+              <w:jc w:val="right"/>
+            </w:pPr>
+            <w:r>
+              <w:rPr>
+                <w:sz w:val="16"/>
+              </w:rPr>
+              <w:t xml:space="preserve">0.50</w:t>
+            </w:r>
+          </w:p>
+        </w:tc>
+        <w:tc>
+          <w:tcPr/>
+          <w:p>
+            <w:pPr>
+              <w:pStyle w:val="Compact"/>
+              <w:spacing w:after="0" w:before="0"/>
+              <w:jc w:val="right"/>
+            </w:pPr>
+            <w:r>
+              <w:rPr>
+                <w:sz w:val="16"/>
+              </w:rPr>
+              <w:t xml:space="preserve">1.63</w:t>
+            </w:r>
+          </w:p>
+        </w:tc>
+        <w:tc>
+          <w:tcPr/>
+          <w:p>
+            <w:pPr>
+              <w:pStyle w:val="Compact"/>
+              <w:spacing w:after="0" w:before="0"/>
+              <w:jc w:val="right"/>
+            </w:pPr>
+            <w:r>
+              <w:rPr>
+                <w:sz w:val="16"/>
+              </w:rPr>
+              <w:t xml:space="preserve">19.77</w:t>
+            </w:r>
+          </w:p>
+        </w:tc>
+        <w:tc>
+          <w:tcPr/>
+          <w:p>
+            <w:pPr>
+              <w:pStyle w:val="Compact"/>
+              <w:spacing w:after="0" w:before="0"/>
+              <w:jc w:val="right"/>
+            </w:pPr>
+            <w:r>
+              <w:rPr>
+                <w:sz w:val="16"/>
+              </w:rPr>
+              <w:t xml:space="preserve">0.01</w:t>
+            </w:r>
+          </w:p>
+        </w:tc>
+        <w:tc>
+          <w:tcPr/>
+          <w:p>
+            <w:pPr>
+              <w:pStyle w:val="Compact"/>
+              <w:spacing w:after="0" w:before="0"/>
+              <w:jc w:val="right"/>
+            </w:pPr>
+            <w:r>
+              <w:rPr>
+                <w:sz w:val="16"/>
+              </w:rPr>
+              <w:t xml:space="preserve">2.64</w:t>
+            </w:r>
+          </w:p>
+        </w:tc>
+      </w:tr>
+      <w:tr>
+        <w:tc>
+          <w:tcPr/>
+          <w:p>
+            <w:pPr>
+              <w:pStyle w:val="Compact"/>
+              <w:spacing w:after="0" w:before="0"/>
+              <w:jc w:val="right"/>
+            </w:pPr>
+            <w:r>
+              <w:rPr>
+                <w:sz w:val="16"/>
+              </w:rPr>
+              <w:t xml:space="preserve">7</w:t>
+            </w:r>
+          </w:p>
+        </w:tc>
+        <w:tc>
+          <w:tcPr/>
+          <w:p>
+            <w:pPr>
+              <w:pStyle w:val="Compact"/>
+              <w:spacing w:after="0" w:before="0"/>
+              <w:jc w:val="right"/>
+            </w:pPr>
+            <w:r>
+              <w:rPr>
+                <w:sz w:val="16"/>
+              </w:rPr>
+              <w:t xml:space="preserve">28.28</w:t>
+            </w:r>
+          </w:p>
+        </w:tc>
+        <w:tc>
+          <w:tcPr/>
+          <w:p>
+            <w:pPr>
+              <w:pStyle w:val="Compact"/>
+              <w:spacing w:after="0" w:before="0"/>
+              <w:jc w:val="right"/>
+            </w:pPr>
+            <w:r>
+              <w:rPr>
+                <w:sz w:val="16"/>
+              </w:rPr>
+              <w:t xml:space="preserve">0.00</w:t>
+            </w:r>
+          </w:p>
+        </w:tc>
+        <w:tc>
+          <w:tcPr/>
+          <w:p>
+            <w:pPr>
+              <w:pStyle w:val="Compact"/>
+              <w:spacing w:after="0" w:before="0"/>
+              <w:jc w:val="right"/>
+            </w:pPr>
+            <w:r>
+              <w:rPr>
+                <w:sz w:val="16"/>
+              </w:rPr>
+              <w:t xml:space="preserve">1.24</w:t>
+            </w:r>
+          </w:p>
+        </w:tc>
+        <w:tc>
+          <w:tcPr/>
+          <w:p>
+            <w:pPr>
+              <w:pStyle w:val="Compact"/>
+              <w:spacing w:after="0" w:before="0"/>
+              <w:jc w:val="right"/>
+            </w:pPr>
+            <w:r>
+              <w:rPr>
+                <w:sz w:val="16"/>
+              </w:rPr>
+              <w:t xml:space="preserve">5.71</w:t>
+            </w:r>
+          </w:p>
+        </w:tc>
+        <w:tc>
+          <w:tcPr/>
+          <w:p>
+            <w:pPr>
+              <w:pStyle w:val="Compact"/>
+              <w:spacing w:after="0" w:before="0"/>
+              <w:jc w:val="right"/>
+            </w:pPr>
+            <w:r>
+              <w:rPr>
+                <w:sz w:val="16"/>
+              </w:rPr>
+              <w:t xml:space="preserve">51.13</w:t>
+            </w:r>
+          </w:p>
+        </w:tc>
+        <w:tc>
+          <w:tcPr/>
+          <w:p>
+            <w:pPr>
+              <w:pStyle w:val="Compact"/>
+              <w:spacing w:after="0" w:before="0"/>
+              <w:jc w:val="right"/>
+            </w:pPr>
+            <w:r>
+              <w:rPr>
+                <w:sz w:val="16"/>
+              </w:rPr>
+              <w:t xml:space="preserve">0.01</w:t>
+            </w:r>
+          </w:p>
+        </w:tc>
+        <w:tc>
+          <w:tcPr/>
+          <w:p>
+            <w:pPr>
+              <w:pStyle w:val="Compact"/>
+              <w:spacing w:after="0" w:before="0"/>
+              <w:jc w:val="right"/>
+            </w:pPr>
+            <w:r>
+              <w:rPr>
+                <w:sz w:val="16"/>
+              </w:rPr>
+              <w:t xml:space="preserve">10.79</w:t>
+            </w:r>
+          </w:p>
+        </w:tc>
+      </w:tr>
+      <w:tr>
+        <w:tc>
+          <w:tcPr/>
+          <w:p>
+            <w:pPr>
+              <w:pStyle w:val="Compact"/>
+              <w:spacing w:after="0" w:before="0"/>
+              <w:jc w:val="right"/>
+            </w:pPr>
+            <w:r>
+              <w:rPr>
+                <w:sz w:val="16"/>
+              </w:rPr>
+              <w:t xml:space="preserve">8</w:t>
+            </w:r>
+          </w:p>
+        </w:tc>
+        <w:tc>
+          <w:tcPr/>
+          <w:p>
+            <w:pPr>
+              <w:pStyle w:val="Compact"/>
+              <w:spacing w:after="0" w:before="0"/>
+              <w:jc w:val="right"/>
+            </w:pPr>
+            <w:r>
+              <w:rPr>
+                <w:sz w:val="16"/>
+              </w:rPr>
+              <w:t xml:space="preserve">0.81</w:t>
+            </w:r>
+          </w:p>
+        </w:tc>
+        <w:tc>
+          <w:tcPr/>
+          <w:p>
+            <w:pPr>
+              <w:pStyle w:val="Compact"/>
+              <w:spacing w:after="0" w:before="0"/>
+              <w:jc w:val="right"/>
+            </w:pPr>
+            <w:r>
+              <w:rPr>
+                <w:sz w:val="16"/>
+              </w:rPr>
+              <w:t xml:space="preserve">0.00</w:t>
+            </w:r>
+          </w:p>
+        </w:tc>
+        <w:tc>
+          <w:tcPr/>
+          <w:p>
+            <w:pPr>
+              <w:pStyle w:val="Compact"/>
+              <w:spacing w:after="0" w:before="0"/>
+              <w:jc w:val="right"/>
+            </w:pPr>
+            <w:r>
+              <w:rPr>
+                <w:sz w:val="16"/>
+              </w:rPr>
+              <w:t xml:space="preserve">0.28</w:t>
+            </w:r>
+          </w:p>
+        </w:tc>
+        <w:tc>
+          <w:tcPr/>
+          <w:p>
+            <w:pPr>
+              <w:pStyle w:val="Compact"/>
+              <w:spacing w:after="0" w:before="0"/>
+              <w:jc w:val="right"/>
+            </w:pPr>
+            <w:r>
+              <w:rPr>
+                <w:sz w:val="16"/>
+              </w:rPr>
+              <w:t xml:space="preserve">0.86</w:t>
+            </w:r>
+          </w:p>
+        </w:tc>
+        <w:tc>
+          <w:tcPr/>
+          <w:p>
+            <w:pPr>
+              <w:pStyle w:val="Compact"/>
+              <w:spacing w:after="0" w:before="0"/>
+              <w:jc w:val="right"/>
+            </w:pPr>
+            <w:r>
+              <w:rPr>
+                <w:sz w:val="16"/>
+              </w:rPr>
+              <w:t xml:space="preserve">2.55</w:t>
+            </w:r>
+          </w:p>
+        </w:tc>
+        <w:tc>
+          <w:tcPr/>
+          <w:p>
+            <w:pPr>
+              <w:pStyle w:val="Compact"/>
+              <w:spacing w:after="0" w:before="0"/>
+              <w:jc w:val="right"/>
+            </w:pPr>
+            <w:r>
+              <w:rPr>
+                <w:sz w:val="16"/>
+              </w:rPr>
+              <w:t xml:space="preserve">0.00</w:t>
+            </w:r>
+          </w:p>
+        </w:tc>
+        <w:tc>
+          <w:tcPr/>
+          <w:p>
+            <w:pPr>
+              <w:pStyle w:val="Compact"/>
+              <w:spacing w:after="0" w:before="0"/>
+              <w:jc w:val="right"/>
+            </w:pPr>
+            <w:r>
+              <w:rPr>
+                <w:sz w:val="16"/>
+              </w:rPr>
+              <w:t xml:space="preserve">31.43</w:t>
+            </w:r>
+          </w:p>
+        </w:tc>
+      </w:tr>
+      <w:tr>
+        <w:tc>
+          <w:tcPr/>
+          <w:p>
+            <w:pPr>
+              <w:pStyle w:val="Compact"/>
+              <w:spacing w:after="0" w:before="0"/>
+              <w:jc w:val="right"/>
+            </w:pPr>
+            <w:r>
+              <w:rPr>
+                <w:sz w:val="16"/>
+              </w:rPr>
+              <w:t xml:space="preserve">9</w:t>
+            </w:r>
+          </w:p>
+        </w:tc>
+        <w:tc>
+          <w:tcPr/>
+          <w:p>
+            <w:pPr>
+              <w:pStyle w:val="Compact"/>
+              <w:spacing w:after="0" w:before="0"/>
+              <w:jc w:val="right"/>
+            </w:pPr>
+            <w:r>
+              <w:rPr>
+                <w:sz w:val="16"/>
+              </w:rPr>
+              <w:t xml:space="preserve">0.47</w:t>
+            </w:r>
+          </w:p>
+        </w:tc>
+        <w:tc>
+          <w:tcPr/>
+          <w:p>
+            <w:pPr>
+              <w:pStyle w:val="Compact"/>
+              <w:spacing w:after="0" w:before="0"/>
+              <w:jc w:val="right"/>
+            </w:pPr>
+            <w:r>
+              <w:rPr>
+                <w:sz w:val="16"/>
+              </w:rPr>
+              <w:t xml:space="preserve">0.00</w:t>
+            </w:r>
+          </w:p>
+        </w:tc>
+        <w:tc>
+          <w:tcPr/>
+          <w:p>
+            <w:pPr>
+              <w:pStyle w:val="Compact"/>
+              <w:spacing w:after="0" w:before="0"/>
+              <w:jc w:val="right"/>
+            </w:pPr>
+            <w:r>
+              <w:rPr>
+                <w:sz w:val="16"/>
+              </w:rPr>
+              <w:t xml:space="preserve">0.14</w:t>
+            </w:r>
+          </w:p>
+        </w:tc>
+        <w:tc>
+          <w:tcPr/>
+          <w:p>
+            <w:pPr>
+              <w:pStyle w:val="Compact"/>
+              <w:spacing w:after="0" w:before="0"/>
+              <w:jc w:val="right"/>
+            </w:pPr>
+            <w:r>
+              <w:rPr>
+                <w:sz w:val="16"/>
+              </w:rPr>
+              <w:t xml:space="preserve">0.68</w:t>
+            </w:r>
+          </w:p>
+        </w:tc>
+        <w:tc>
+          <w:tcPr/>
+          <w:p>
+            <w:pPr>
+              <w:pStyle w:val="Compact"/>
+              <w:spacing w:after="0" w:before="0"/>
+              <w:jc w:val="right"/>
+            </w:pPr>
+            <w:r>
+              <w:rPr>
+                <w:sz w:val="16"/>
+              </w:rPr>
+              <w:t xml:space="preserve">1.65</w:t>
+            </w:r>
+          </w:p>
+        </w:tc>
+        <w:tc>
+          <w:tcPr/>
+          <w:p>
+            <w:pPr>
+              <w:pStyle w:val="Compact"/>
+              <w:spacing w:after="0" w:before="0"/>
+              <w:jc w:val="right"/>
+            </w:pPr>
+            <w:r>
+              <w:rPr>
+                <w:sz w:val="16"/>
+              </w:rPr>
+              <w:t xml:space="preserve">0.00</w:t>
+            </w:r>
+          </w:p>
+        </w:tc>
+        <w:tc>
+          <w:tcPr/>
+          <w:p>
+            <w:pPr>
+              <w:pStyle w:val="Compact"/>
+              <w:spacing w:after="0" w:before="0"/>
+              <w:jc w:val="right"/>
+            </w:pPr>
+            <w:r>
+              <w:rPr>
+                <w:sz w:val="16"/>
+              </w:rPr>
+              <w:t xml:space="preserve">27.69</w:t>
+            </w:r>
+          </w:p>
+        </w:tc>
+      </w:tr>
+      <w:tr>
+        <w:tc>
+          <w:tcPr/>
+          <w:p>
+            <w:pPr>
+              <w:pStyle w:val="Compact"/>
+              <w:spacing w:after="0" w:before="0"/>
+              <w:jc w:val="right"/>
+            </w:pPr>
+            <w:r>
+              <w:rPr>
+                <w:sz w:val="16"/>
+              </w:rPr>
+              <w:t xml:space="preserve">10</w:t>
+            </w:r>
+          </w:p>
+        </w:tc>
+        <w:tc>
+          <w:tcPr/>
+          <w:p>
+            <w:pPr>
+              <w:pStyle w:val="Compact"/>
+              <w:spacing w:after="0" w:before="0"/>
+              <w:jc w:val="right"/>
+            </w:pPr>
+            <w:r>
+              <w:rPr>
+                <w:sz w:val="16"/>
+              </w:rPr>
+              <w:t xml:space="preserve">17.09</w:t>
+            </w:r>
+          </w:p>
+        </w:tc>
+        <w:tc>
+          <w:tcPr/>
+          <w:p>
+            <w:pPr>
+              <w:pStyle w:val="Compact"/>
+              <w:spacing w:after="0" w:before="0"/>
+              <w:jc w:val="right"/>
+            </w:pPr>
+            <w:r>
+              <w:rPr>
+                <w:sz w:val="16"/>
+              </w:rPr>
+              <w:t xml:space="preserve">0.00</w:t>
+            </w:r>
+          </w:p>
+        </w:tc>
+        <w:tc>
+          <w:tcPr/>
+          <w:p>
+            <w:pPr>
+              <w:pStyle w:val="Compact"/>
+              <w:spacing w:after="0" w:before="0"/>
+              <w:jc w:val="right"/>
+            </w:pPr>
+            <w:r>
+              <w:rPr>
+                <w:sz w:val="16"/>
+              </w:rPr>
+              <w:t xml:space="preserve">0.47</w:t>
+            </w:r>
+          </w:p>
+        </w:tc>
+        <w:tc>
+          <w:tcPr/>
+          <w:p>
+            <w:pPr>
+              <w:pStyle w:val="Compact"/>
+              <w:spacing w:after="0" w:before="0"/>
+              <w:jc w:val="right"/>
+            </w:pPr>
+            <w:r>
+              <w:rPr>
+                <w:sz w:val="16"/>
+              </w:rPr>
+              <w:t xml:space="preserve">2.20</w:t>
+            </w:r>
+          </w:p>
+        </w:tc>
+        <w:tc>
+          <w:tcPr/>
+          <w:p>
+            <w:pPr>
+              <w:pStyle w:val="Compact"/>
+              <w:spacing w:after="0" w:before="0"/>
+              <w:jc w:val="right"/>
+            </w:pPr>
+            <w:r>
+              <w:rPr>
+                <w:sz w:val="16"/>
+              </w:rPr>
+              <w:t xml:space="preserve">11.90</w:t>
+            </w:r>
+          </w:p>
+        </w:tc>
+        <w:tc>
+          <w:tcPr/>
+          <w:p>
+            <w:pPr>
+              <w:pStyle w:val="Compact"/>
+              <w:spacing w:after="0" w:before="0"/>
+              <w:jc w:val="right"/>
+            </w:pPr>
+            <w:r>
+              <w:rPr>
+                <w:sz w:val="16"/>
+              </w:rPr>
+              <w:t xml:space="preserve">0.00</w:t>
+            </w:r>
+          </w:p>
+        </w:tc>
+        <w:tc>
+          <w:tcPr/>
+          <w:p>
+            <w:pPr>
+              <w:pStyle w:val="Compact"/>
+              <w:spacing w:after="0" w:before="0"/>
+              <w:jc w:val="right"/>
+            </w:pPr>
+            <w:r>
+              <w:rPr>
+                <w:sz w:val="16"/>
+              </w:rPr>
+              <w:t xml:space="preserve">42.21</w:t>
+            </w:r>
+          </w:p>
+        </w:tc>
+      </w:tr>
+      <w:tr>
+        <w:tc>
+          <w:tcPr/>
+          <w:p>
+            <w:pPr>
+              <w:pStyle w:val="Compact"/>
+              <w:spacing w:after="0" w:before="0"/>
+              <w:jc w:val="right"/>
+            </w:pPr>
+            <w:r>
+              <w:rPr>
+                <w:sz w:val="16"/>
+              </w:rPr>
+              <w:t xml:space="preserve">11</w:t>
+            </w:r>
+          </w:p>
+        </w:tc>
+        <w:tc>
+          <w:tcPr/>
+          <w:p>
+            <w:pPr>
+              <w:pStyle w:val="Compact"/>
+              <w:spacing w:after="0" w:before="0"/>
+              <w:jc w:val="right"/>
+            </w:pPr>
+            <w:r>
+              <w:rPr>
+                <w:sz w:val="16"/>
+              </w:rPr>
+              <w:t xml:space="preserve">0.54</w:t>
+            </w:r>
+          </w:p>
+        </w:tc>
+        <w:tc>
+          <w:tcPr/>
+          <w:p>
+            <w:pPr>
+              <w:pStyle w:val="Compact"/>
+              <w:spacing w:after="0" w:before="0"/>
+              <w:jc w:val="right"/>
+            </w:pPr>
+            <w:r>
+              <w:rPr>
+                <w:sz w:val="16"/>
+              </w:rPr>
+              <w:t xml:space="preserve">0.00</w:t>
+            </w:r>
+          </w:p>
+        </w:tc>
+        <w:tc>
+          <w:tcPr/>
+          <w:p>
+            <w:pPr>
+              <w:pStyle w:val="Compact"/>
+              <w:spacing w:after="0" w:before="0"/>
+              <w:jc w:val="right"/>
+            </w:pPr>
+            <w:r>
+              <w:rPr>
+                <w:sz w:val="16"/>
+              </w:rPr>
+              <w:t xml:space="preserve">0.34</w:t>
+            </w:r>
+          </w:p>
+        </w:tc>
+        <w:tc>
+          <w:tcPr/>
+          <w:p>
+            <w:pPr>
+              <w:pStyle w:val="Compact"/>
+              <w:spacing w:after="0" w:before="0"/>
+              <w:jc w:val="right"/>
+            </w:pPr>
+            <w:r>
+              <w:rPr>
+                <w:sz w:val="16"/>
+              </w:rPr>
+              <w:t xml:space="preserve">0.69</w:t>
+            </w:r>
+          </w:p>
+        </w:tc>
+        <w:tc>
+          <w:tcPr/>
+          <w:p>
+            <w:pPr>
+              <w:pStyle w:val="Compact"/>
+              <w:spacing w:after="0" w:before="0"/>
+              <w:jc w:val="right"/>
+            </w:pPr>
+            <w:r>
+              <w:rPr>
+                <w:sz w:val="16"/>
+              </w:rPr>
+              <w:t xml:space="preserve">2.13</w:t>
+            </w:r>
+          </w:p>
+        </w:tc>
+        <w:tc>
+          <w:tcPr/>
+          <w:p>
+            <w:pPr>
+              <w:pStyle w:val="Compact"/>
+              <w:spacing w:after="0" w:before="0"/>
+              <w:jc w:val="right"/>
+            </w:pPr>
+            <w:r>
+              <w:rPr>
+                <w:sz w:val="16"/>
+              </w:rPr>
+              <w:t xml:space="preserve">0.00</w:t>
+            </w:r>
+          </w:p>
+        </w:tc>
+        <w:tc>
+          <w:tcPr/>
+          <w:p>
+            <w:pPr>
+              <w:pStyle w:val="Compact"/>
+              <w:spacing w:after="0" w:before="0"/>
+              <w:jc w:val="right"/>
+            </w:pPr>
+            <w:r>
+              <w:rPr>
+                <w:sz w:val="16"/>
+              </w:rPr>
+              <w:t xml:space="preserve">61.40</w:t>
+            </w:r>
+          </w:p>
+        </w:tc>
+      </w:tr>
+      <w:tr>
+        <w:tc>
+          <w:tcPr/>
+          <w:p>
+            <w:pPr>
+              <w:pStyle w:val="Compact"/>
+              <w:spacing w:after="0" w:before="0"/>
+              <w:jc w:val="right"/>
+            </w:pPr>
+            <w:r>
+              <w:rPr>
+                <w:sz w:val="16"/>
+              </w:rPr>
+              <w:t xml:space="preserve">12</w:t>
+            </w:r>
+          </w:p>
+        </w:tc>
+        <w:tc>
+          <w:tcPr/>
+          <w:p>
+            <w:pPr>
+              <w:pStyle w:val="Compact"/>
+              <w:spacing w:after="0" w:before="0"/>
+              <w:jc w:val="right"/>
+            </w:pPr>
+            <w:r>
+              <w:rPr>
+                <w:sz w:val="16"/>
+              </w:rPr>
+              <w:t xml:space="preserve">0.63</w:t>
+            </w:r>
+          </w:p>
+        </w:tc>
+        <w:tc>
+          <w:tcPr/>
+          <w:p>
+            <w:pPr>
+              <w:pStyle w:val="Compact"/>
+              <w:spacing w:after="0" w:before="0"/>
+              <w:jc w:val="right"/>
+            </w:pPr>
+            <w:r>
+              <w:rPr>
+                <w:sz w:val="16"/>
+              </w:rPr>
+              <w:t xml:space="preserve">0.00</w:t>
+            </w:r>
+          </w:p>
+        </w:tc>
+        <w:tc>
+          <w:tcPr/>
+          <w:p>
+            <w:pPr>
+              <w:pStyle w:val="Compact"/>
+              <w:spacing w:after="0" w:before="0"/>
+              <w:jc w:val="right"/>
+            </w:pPr>
+            <w:r>
+              <w:rPr>
+                <w:sz w:val="16"/>
+              </w:rPr>
+              <w:t xml:space="preserve">0.46</w:t>
+            </w:r>
+          </w:p>
+        </w:tc>
+        <w:tc>
+          <w:tcPr/>
+          <w:p>
+            <w:pPr>
+              <w:pStyle w:val="Compact"/>
+              <w:spacing w:after="0" w:before="0"/>
+              <w:jc w:val="right"/>
+            </w:pPr>
+            <w:r>
+              <w:rPr>
+                <w:sz w:val="16"/>
+              </w:rPr>
+              <w:t xml:space="preserve">0.72</w:t>
+            </w:r>
+          </w:p>
+        </w:tc>
+        <w:tc>
+          <w:tcPr/>
+          <w:p>
+            <w:pPr>
+              <w:pStyle w:val="Compact"/>
+              <w:spacing w:after="0" w:before="0"/>
+              <w:jc w:val="right"/>
+            </w:pPr>
+            <w:r>
+              <w:rPr>
+                <w:sz w:val="16"/>
+              </w:rPr>
+              <w:t xml:space="preserve">17.58</w:t>
+            </w:r>
+          </w:p>
+        </w:tc>
+        <w:tc>
+          <w:tcPr/>
+          <w:p>
+            <w:pPr>
+              <w:pStyle w:val="Compact"/>
+              <w:spacing w:after="0" w:before="0"/>
+              <w:jc w:val="right"/>
+            </w:pPr>
+            <w:r>
+              <w:rPr>
+                <w:sz w:val="16"/>
+              </w:rPr>
+              <w:t xml:space="preserve">0.01</w:t>
+            </w:r>
+          </w:p>
+        </w:tc>
+        <w:tc>
+          <w:tcPr/>
+          <w:p>
+            <w:pPr>
+              <w:pStyle w:val="Compact"/>
+              <w:spacing w:after="0" w:before="0"/>
+              <w:jc w:val="right"/>
+            </w:pPr>
+            <w:r>
+              <w:rPr>
+                <w:sz w:val="16"/>
+              </w:rPr>
+              <w:t xml:space="preserve">90.57</w:t>
+            </w:r>
+          </w:p>
+        </w:tc>
+      </w:tr>
+      <w:tr>
+        <w:tc>
+          <w:tcPr/>
+          <w:p>
+            <w:pPr>
+              <w:pStyle w:val="Compact"/>
+              <w:spacing w:after="0" w:before="0"/>
+              <w:jc w:val="right"/>
+            </w:pPr>
+            <w:r>
+              <w:rPr>
+                <w:sz w:val="16"/>
+              </w:rPr>
+              <w:t xml:space="preserve">mean</w:t>
+            </w:r>
+          </w:p>
+        </w:tc>
+        <w:tc>
+          <w:tcPr/>
+          <w:p>
+            <w:pPr>
+              <w:pStyle w:val="Compact"/>
+              <w:spacing w:after="0" w:before="0"/>
+              <w:jc w:val="right"/>
+            </w:pPr>
+            <w:r>
+              <w:rPr>
+                <w:sz w:val="16"/>
+              </w:rPr>
+              <w:t xml:space="preserve">13.31</w:t>
+            </w:r>
+          </w:p>
+        </w:tc>
+        <w:tc>
+          <w:tcPr/>
+          <w:p>
+            <w:pPr>
+              <w:pStyle w:val="Compact"/>
+              <w:spacing w:after="0" w:before="0"/>
+              <w:jc w:val="right"/>
+            </w:pPr>
+            <w:r>
+              <w:rPr>
+                <w:sz w:val="16"/>
+              </w:rPr>
+              <w:t xml:space="preserve">0.14</w:t>
+            </w:r>
+          </w:p>
+        </w:tc>
+        <w:tc>
+          <w:tcPr/>
+          <w:p>
+            <w:pPr>
+              <w:pStyle w:val="Compact"/>
+              <w:spacing w:after="0" w:before="0"/>
+              <w:jc w:val="right"/>
+            </w:pPr>
+            <w:r>
+              <w:rPr>
+                <w:sz w:val="16"/>
+              </w:rPr>
+              <w:t xml:space="preserve">2.02</w:t>
+            </w:r>
+          </w:p>
+        </w:tc>
+        <w:tc>
+          <w:tcPr/>
+          <w:p>
+            <w:pPr>
+              <w:pStyle w:val="Compact"/>
+              <w:spacing w:after="0" w:before="0"/>
+              <w:jc w:val="right"/>
+            </w:pPr>
+            <w:r>
+              <w:rPr>
+                <w:sz w:val="16"/>
+              </w:rPr>
+              <w:t xml:space="preserve">2.02</w:t>
+            </w:r>
+          </w:p>
+        </w:tc>
+        <w:tc>
+          <w:tcPr/>
+          <w:p>
+            <w:pPr>
+              <w:pStyle w:val="Compact"/>
+              <w:spacing w:after="0" w:before="0"/>
+              <w:jc w:val="right"/>
+            </w:pPr>
+            <w:r>
+              <w:rPr>
+                <w:sz w:val="16"/>
+              </w:rPr>
+              <w:t xml:space="preserve">21.53</w:t>
+            </w:r>
+          </w:p>
+        </w:tc>
+        <w:tc>
+          <w:tcPr/>
+          <w:p>
+            <w:pPr>
+              <w:pStyle w:val="Compact"/>
+              <w:spacing w:after="0" w:before="0"/>
+              <w:jc w:val="right"/>
+            </w:pPr>
+            <w:r>
+              <w:rPr>
+                <w:sz w:val="16"/>
+              </w:rPr>
+              <w:t xml:space="preserve">3.20</w:t>
+            </w:r>
+          </w:p>
+        </w:tc>
+        <w:tc>
+          <w:tcPr/>
+          <w:p>
+            <w:pPr>
+              <w:pStyle w:val="Compact"/>
+              <w:spacing w:after="0" w:before="0"/>
+              <w:jc w:val="right"/>
+            </w:pPr>
+            <w:r>
+              <w:rPr>
+                <w:sz w:val="16"/>
+              </w:rPr>
+              <w:t xml:space="preserve">26.76</w:t>
+            </w:r>
+          </w:p>
+        </w:tc>
+      </w:tr>
+    </w:tbl>
+    <w:p/>
+    <w:p>
+      <w:pPr>
+        <w:pStyle w:val="TableCaption"/>
+      </w:pPr>
+      <w:r>
+        <w:t xml:space="preserve">Table 42: VGG-16: configuration and cost. Parameters are counted from the</w:t>
       </w:r>
       <w:r>
         <w:t xml:space="preserve"> </w:t>
@@ -66881,7 +71324,7 @@
         <w:tblStyle w:val="Table"/>
         <w:tblLook w:firstRow="1" w:lastRow="0" w:firstColumn="0" w:lastColumn="0" w:noHBand="0" w:noVBand="0" w:val="0020"/>
         <w:jc w:val="start"/>
-        <w:tblCaption w:val="Table 39: VGG-16: configuration and cost. Parameters are counted from the model definition and equal the counts the training log prints; router parameters are in thousands (the frozen router is held as buffers and not counted). Training loss is the final-epoch mean over six seeds; minutes are logged wall-clock time."/>
+        <w:tblCaption w:val="Table 42: VGG-16: configuration and cost. Parameters are counted from the model definition and equal the counts the training log prints; router parameters are in thousands (the frozen router is held as buffers and not counted). Training loss is the final-epoch mean over six seeds; minutes are logged wall-clock time."/>
         <w:tblBorders>
           <w:top w:val="single" w:sz="4" w:color="808080"/>
           <w:bottom w:val="single" w:sz="4" w:color="808080"/>
@@ -68961,7 +73404,7 @@
         <w:pStyle w:val="TableCaption"/>
       </w:pPr>
       <w:r>
-        <w:t xml:space="preserve">Table 40: Every VGG-16 run. GPU-hours are from logged wall-clock time.</w:t>
+        <w:t xml:space="preserve">Table 43: Every VGG-16 run. GPU-hours are from logged wall-clock time.</w:t>
       </w:r>
     </w:p>
     <w:tbl>
@@ -68969,7 +73412,7 @@
         <w:tblStyle w:val="Table"/>
         <w:tblLook w:firstRow="1" w:lastRow="0" w:firstColumn="0" w:lastColumn="0" w:noHBand="0" w:noVBand="0" w:val="0020"/>
         <w:jc w:val="start"/>
-        <w:tblCaption w:val="Table 40: Every VGG-16 run. GPU-hours are from logged wall-clock time."/>
+        <w:tblCaption w:val="Table 43: Every VGG-16 run. GPU-hours are from logged wall-clock time."/>
         <w:tblBorders>
           <w:top w:val="single" w:sz="4" w:color="808080"/>
           <w:bottom w:val="single" w:sz="4" w:color="808080"/>
